--- a/桐乡华数不符合7.4.3 服务报告/培训反馈表.docx
+++ b/桐乡华数不符合7.4.3 服务报告/培训反馈表.docx
@@ -30,6 +30,1797 @@
     <w:p>
       <w:pPr>
         <w:spacing w:before="35"/>
+      </w:pPr>
+    </w:p>
+    <w:tbl>
+      <w:tblPr>
+        <w:tblStyle w:val="4"/>
+        <w:tblW w:w="8517" w:type="dxa"/>
+        <w:tblInd w:w="1782" w:type="dxa"/>
+        <w:tblBorders>
+          <w:top w:val="single" w:color="000000" w:sz="2" w:space="0"/>
+          <w:left w:val="single" w:color="000000" w:sz="2" w:space="0"/>
+          <w:bottom w:val="single" w:color="000000" w:sz="2" w:space="0"/>
+          <w:right w:val="single" w:color="000000" w:sz="2" w:space="0"/>
+          <w:insideH w:val="single" w:color="000000" w:sz="2" w:space="0"/>
+          <w:insideV w:val="single" w:color="000000" w:sz="2" w:space="0"/>
+        </w:tblBorders>
+        <w:tblLayout w:type="fixed"/>
+        <w:tblCellMar>
+          <w:top w:w="0" w:type="dxa"/>
+          <w:left w:w="0" w:type="dxa"/>
+          <w:bottom w:w="0" w:type="dxa"/>
+          <w:right w:w="0" w:type="dxa"/>
+        </w:tblCellMar>
+      </w:tblPr>
+      <w:tblGrid>
+        <w:gridCol w:w="1359"/>
+        <w:gridCol w:w="4232"/>
+        <w:gridCol w:w="1140"/>
+        <w:gridCol w:w="1786"/>
+      </w:tblGrid>
+      <w:tr>
+        <w:tblPrEx>
+          <w:tblBorders>
+            <w:top w:val="single" w:color="000000" w:sz="2" w:space="0"/>
+            <w:left w:val="single" w:color="000000" w:sz="2" w:space="0"/>
+            <w:bottom w:val="single" w:color="000000" w:sz="2" w:space="0"/>
+            <w:right w:val="single" w:color="000000" w:sz="2" w:space="0"/>
+            <w:insideH w:val="single" w:color="000000" w:sz="2" w:space="0"/>
+            <w:insideV w:val="single" w:color="000000" w:sz="2" w:space="0"/>
+          </w:tblBorders>
+          <w:tblCellMar>
+            <w:top w:w="0" w:type="dxa"/>
+            <w:left w:w="0" w:type="dxa"/>
+            <w:bottom w:w="0" w:type="dxa"/>
+            <w:right w:w="0" w:type="dxa"/>
+          </w:tblCellMar>
+        </w:tblPrEx>
+        <w:trPr>
+          <w:trHeight w:val="648" w:hRule="atLeast"/>
+        </w:trPr>
+        <w:tc>
+          <w:tcPr>
+            <w:tcW w:w="8517" w:type="dxa"/>
+            <w:gridSpan w:val="4"/>
+          </w:tcPr>
+          <w:p>
+            <w:pPr>
+              <w:pStyle w:val="5"/>
+              <w:spacing w:before="173" w:line="225" w:lineRule="auto"/>
+              <w:ind w:left="3465"/>
+              <w:rPr>
+                <w:sz w:val="31"/>
+                <w:szCs w:val="31"/>
+              </w:rPr>
+            </w:pPr>
+            <w:r>
+              <w:rPr>
+                <w:b/>
+                <w:bCs/>
+                <w:spacing w:val="4"/>
+                <w:sz w:val="31"/>
+                <w:szCs w:val="31"/>
+              </w:rPr>
+              <w:t>培训反馈表</w:t>
+            </w:r>
+          </w:p>
+        </w:tc>
+      </w:tr>
+      <w:tr>
+        <w:tblPrEx>
+          <w:tblBorders>
+            <w:top w:val="single" w:color="000000" w:sz="2" w:space="0"/>
+            <w:left w:val="single" w:color="000000" w:sz="2" w:space="0"/>
+            <w:bottom w:val="single" w:color="000000" w:sz="2" w:space="0"/>
+            <w:right w:val="single" w:color="000000" w:sz="2" w:space="0"/>
+            <w:insideH w:val="single" w:color="000000" w:sz="2" w:space="0"/>
+            <w:insideV w:val="single" w:color="000000" w:sz="2" w:space="0"/>
+          </w:tblBorders>
+          <w:tblCellMar>
+            <w:top w:w="0" w:type="dxa"/>
+            <w:left w:w="0" w:type="dxa"/>
+            <w:bottom w:w="0" w:type="dxa"/>
+            <w:right w:w="0" w:type="dxa"/>
+          </w:tblCellMar>
+        </w:tblPrEx>
+        <w:trPr>
+          <w:trHeight w:val="488" w:hRule="atLeast"/>
+        </w:trPr>
+        <w:tc>
+          <w:tcPr>
+            <w:tcW w:w="8517" w:type="dxa"/>
+            <w:gridSpan w:val="4"/>
+          </w:tcPr>
+          <w:p>
+            <w:pPr>
+              <w:pStyle w:val="5"/>
+              <w:spacing w:before="130" w:line="219" w:lineRule="auto"/>
+              <w:ind w:left="65"/>
+              <w:rPr>
+                <w:rFonts w:hint="eastAsia" w:eastAsia="宋体"/>
+                <w:lang w:eastAsia="zh-CN"/>
+              </w:rPr>
+            </w:pPr>
+            <w:r>
+              <w:rPr>
+                <w:b/>
+                <w:bCs/>
+                <w:spacing w:val="-12"/>
+              </w:rPr>
+              <w:t>日</w:t>
+            </w:r>
+            <w:r>
+              <w:rPr>
+                <w:spacing w:val="6"/>
+              </w:rPr>
+              <w:t xml:space="preserve">    </w:t>
+            </w:r>
+            <w:r>
+              <w:rPr>
+                <w:b/>
+                <w:bCs/>
+                <w:spacing w:val="-12"/>
+              </w:rPr>
+              <w:t>期：</w:t>
+            </w:r>
+            <w:r>
+              <w:rPr>
+                <w:rFonts w:hint="eastAsia"/>
+                <w:spacing w:val="-12"/>
+                <w:lang w:eastAsia="zh-CN"/>
+              </w:rPr>
+              <w:t xml:space="preserve">2026 年 </w:t>
+            </w:r>
+            <w:r>
+              <w:rPr>
+                <w:rFonts w:hint="eastAsia"/>
+                <w:spacing w:val="-12"/>
+                <w:lang w:val="en-US" w:eastAsia="zh-CN"/>
+              </w:rPr>
+              <w:t>4</w:t>
+            </w:r>
+            <w:r>
+              <w:rPr>
+                <w:rFonts w:hint="eastAsia"/>
+                <w:spacing w:val="-12"/>
+                <w:lang w:eastAsia="zh-CN"/>
+              </w:rPr>
+              <w:t xml:space="preserve"> 月 </w:t>
+            </w:r>
+            <w:r>
+              <w:rPr>
+                <w:rFonts w:hint="eastAsia"/>
+                <w:spacing w:val="-12"/>
+                <w:lang w:val="en-US" w:eastAsia="zh-CN"/>
+              </w:rPr>
+              <w:t>1</w:t>
+            </w:r>
+            <w:r>
+              <w:rPr>
+                <w:rFonts w:hint="eastAsia"/>
+                <w:spacing w:val="-12"/>
+                <w:lang w:eastAsia="zh-CN"/>
+              </w:rPr>
+              <w:t>3 日</w:t>
+            </w:r>
+          </w:p>
+        </w:tc>
+      </w:tr>
+      <w:tr>
+        <w:tblPrEx>
+          <w:tblBorders>
+            <w:top w:val="single" w:color="000000" w:sz="2" w:space="0"/>
+            <w:left w:val="single" w:color="000000" w:sz="2" w:space="0"/>
+            <w:bottom w:val="single" w:color="000000" w:sz="2" w:space="0"/>
+            <w:right w:val="single" w:color="000000" w:sz="2" w:space="0"/>
+            <w:insideH w:val="single" w:color="000000" w:sz="2" w:space="0"/>
+            <w:insideV w:val="single" w:color="000000" w:sz="2" w:space="0"/>
+          </w:tblBorders>
+          <w:tblCellMar>
+            <w:top w:w="0" w:type="dxa"/>
+            <w:left w:w="0" w:type="dxa"/>
+            <w:bottom w:w="0" w:type="dxa"/>
+            <w:right w:w="0" w:type="dxa"/>
+          </w:tblCellMar>
+        </w:tblPrEx>
+        <w:trPr>
+          <w:trHeight w:val="487" w:hRule="atLeast"/>
+        </w:trPr>
+        <w:tc>
+          <w:tcPr>
+            <w:tcW w:w="1359" w:type="dxa"/>
+          </w:tcPr>
+          <w:p>
+            <w:pPr>
+              <w:pStyle w:val="5"/>
+              <w:spacing w:before="131" w:line="220" w:lineRule="auto"/>
+              <w:ind w:left="23"/>
+            </w:pPr>
+            <w:r>
+              <w:rPr>
+                <w:b/>
+                <w:bCs/>
+                <w:spacing w:val="-5"/>
+              </w:rPr>
+              <w:t>课程名称</w:t>
+            </w:r>
+          </w:p>
+        </w:tc>
+        <w:tc>
+          <w:tcPr>
+            <w:tcW w:w="4232" w:type="dxa"/>
+          </w:tcPr>
+          <w:p>
+            <w:pPr>
+              <w:pStyle w:val="5"/>
+              <w:spacing w:before="131" w:line="218" w:lineRule="auto"/>
+            </w:pPr>
+            <w:r>
+              <w:rPr>
+                <w:rFonts w:hint="eastAsia"/>
+                <w:lang w:val="en-US" w:eastAsia="zh-CN"/>
+              </w:rPr>
+              <w:t>《TXHS-06-03-服务报告管理制度》</w:t>
+            </w:r>
+          </w:p>
+        </w:tc>
+        <w:tc>
+          <w:tcPr>
+            <w:tcW w:w="1140" w:type="dxa"/>
+          </w:tcPr>
+          <w:p>
+            <w:pPr>
+              <w:pStyle w:val="5"/>
+              <w:spacing w:before="132" w:line="219" w:lineRule="auto"/>
+              <w:ind w:left="364"/>
+            </w:pPr>
+            <w:r>
+              <w:rPr>
+                <w:b/>
+                <w:bCs/>
+                <w:spacing w:val="-8"/>
+              </w:rPr>
+              <w:t>姓名</w:t>
+            </w:r>
+          </w:p>
+        </w:tc>
+        <w:tc>
+          <w:tcPr>
+            <w:tcW w:w="1786" w:type="dxa"/>
+          </w:tcPr>
+          <w:p>
+            <w:pPr>
+              <w:pStyle w:val="5"/>
+              <w:spacing w:before="131" w:line="223" w:lineRule="auto"/>
+              <w:rPr>
+                <w:rFonts w:hint="eastAsia" w:eastAsia="宋体"/>
+                <w:lang w:eastAsia="zh-CN"/>
+              </w:rPr>
+            </w:pPr>
+            <w:r>
+              <w:rPr>
+                <w:rFonts w:hint="eastAsia"/>
+                <w:b/>
+                <w:bCs/>
+                <w:spacing w:val="-9"/>
+                <w:lang w:val="en-US" w:eastAsia="zh-CN"/>
+              </w:rPr>
+              <w:t>沈坚</w:t>
+            </w:r>
+          </w:p>
+        </w:tc>
+      </w:tr>
+      <w:tr>
+        <w:tblPrEx>
+          <w:tblBorders>
+            <w:top w:val="single" w:color="000000" w:sz="2" w:space="0"/>
+            <w:left w:val="single" w:color="000000" w:sz="2" w:space="0"/>
+            <w:bottom w:val="single" w:color="000000" w:sz="2" w:space="0"/>
+            <w:right w:val="single" w:color="000000" w:sz="2" w:space="0"/>
+            <w:insideH w:val="single" w:color="000000" w:sz="2" w:space="0"/>
+            <w:insideV w:val="single" w:color="000000" w:sz="2" w:space="0"/>
+          </w:tblBorders>
+          <w:tblCellMar>
+            <w:top w:w="0" w:type="dxa"/>
+            <w:left w:w="0" w:type="dxa"/>
+            <w:bottom w:w="0" w:type="dxa"/>
+            <w:right w:w="0" w:type="dxa"/>
+          </w:tblCellMar>
+        </w:tblPrEx>
+        <w:trPr>
+          <w:trHeight w:val="487" w:hRule="atLeast"/>
+        </w:trPr>
+        <w:tc>
+          <w:tcPr>
+            <w:tcW w:w="8517" w:type="dxa"/>
+            <w:gridSpan w:val="4"/>
+          </w:tcPr>
+          <w:p>
+            <w:pPr>
+              <w:pStyle w:val="5"/>
+              <w:spacing w:before="132" w:line="219" w:lineRule="auto"/>
+              <w:ind w:left="23"/>
+            </w:pPr>
+            <w:r>
+              <w:rPr>
+                <w:b/>
+                <w:bCs/>
+                <w:spacing w:val="-2"/>
+              </w:rPr>
+              <w:t>评分标准：非常好-10</w:t>
+            </w:r>
+            <w:r>
+              <w:rPr>
+                <w:spacing w:val="-48"/>
+              </w:rPr>
+              <w:t xml:space="preserve"> </w:t>
+            </w:r>
+            <w:r>
+              <w:rPr>
+                <w:b/>
+                <w:bCs/>
+                <w:spacing w:val="-2"/>
+              </w:rPr>
+              <w:t>分</w:t>
+            </w:r>
+            <w:r>
+              <w:rPr>
+                <w:spacing w:val="-2"/>
+              </w:rPr>
+              <w:t xml:space="preserve">   </w:t>
+            </w:r>
+            <w:r>
+              <w:rPr>
+                <w:b/>
+                <w:bCs/>
+                <w:spacing w:val="-2"/>
+              </w:rPr>
+              <w:t>很好-8</w:t>
+            </w:r>
+            <w:r>
+              <w:rPr>
+                <w:spacing w:val="-48"/>
+              </w:rPr>
+              <w:t xml:space="preserve"> </w:t>
+            </w:r>
+            <w:r>
+              <w:rPr>
+                <w:b/>
+                <w:bCs/>
+                <w:spacing w:val="-2"/>
+              </w:rPr>
+              <w:t>分</w:t>
+            </w:r>
+            <w:r>
+              <w:rPr>
+                <w:spacing w:val="-2"/>
+              </w:rPr>
+              <w:t xml:space="preserve">   </w:t>
+            </w:r>
+            <w:r>
+              <w:rPr>
+                <w:b/>
+                <w:bCs/>
+                <w:spacing w:val="-2"/>
+              </w:rPr>
+              <w:t>好-6</w:t>
+            </w:r>
+            <w:r>
+              <w:rPr>
+                <w:spacing w:val="-48"/>
+              </w:rPr>
+              <w:t xml:space="preserve"> </w:t>
+            </w:r>
+            <w:r>
+              <w:rPr>
+                <w:b/>
+                <w:bCs/>
+                <w:spacing w:val="-3"/>
+              </w:rPr>
+              <w:t>分</w:t>
+            </w:r>
+            <w:r>
+              <w:rPr>
+                <w:spacing w:val="-3"/>
+              </w:rPr>
+              <w:t xml:space="preserve">   </w:t>
+            </w:r>
+            <w:r>
+              <w:rPr>
+                <w:b/>
+                <w:bCs/>
+                <w:spacing w:val="-3"/>
+              </w:rPr>
+              <w:t>较差-4</w:t>
+            </w:r>
+            <w:r>
+              <w:rPr>
+                <w:spacing w:val="-47"/>
+              </w:rPr>
+              <w:t xml:space="preserve"> </w:t>
+            </w:r>
+            <w:r>
+              <w:rPr>
+                <w:b/>
+                <w:bCs/>
+                <w:spacing w:val="-3"/>
+              </w:rPr>
+              <w:t>分</w:t>
+            </w:r>
+            <w:r>
+              <w:rPr>
+                <w:spacing w:val="-3"/>
+              </w:rPr>
+              <w:t xml:space="preserve">   </w:t>
+            </w:r>
+            <w:r>
+              <w:rPr>
+                <w:b/>
+                <w:bCs/>
+                <w:spacing w:val="-3"/>
+              </w:rPr>
+              <w:t>很差-2</w:t>
+            </w:r>
+            <w:r>
+              <w:rPr>
+                <w:spacing w:val="-48"/>
+              </w:rPr>
+              <w:t xml:space="preserve"> </w:t>
+            </w:r>
+            <w:r>
+              <w:rPr>
+                <w:b/>
+                <w:bCs/>
+                <w:spacing w:val="-3"/>
+              </w:rPr>
+              <w:t>分</w:t>
+            </w:r>
+          </w:p>
+        </w:tc>
+      </w:tr>
+      <w:tr>
+        <w:tblPrEx>
+          <w:tblBorders>
+            <w:top w:val="single" w:color="000000" w:sz="2" w:space="0"/>
+            <w:left w:val="single" w:color="000000" w:sz="2" w:space="0"/>
+            <w:bottom w:val="single" w:color="000000" w:sz="2" w:space="0"/>
+            <w:right w:val="single" w:color="000000" w:sz="2" w:space="0"/>
+            <w:insideH w:val="single" w:color="000000" w:sz="2" w:space="0"/>
+            <w:insideV w:val="single" w:color="000000" w:sz="2" w:space="0"/>
+          </w:tblBorders>
+          <w:tblCellMar>
+            <w:top w:w="0" w:type="dxa"/>
+            <w:left w:w="0" w:type="dxa"/>
+            <w:bottom w:w="0" w:type="dxa"/>
+            <w:right w:w="0" w:type="dxa"/>
+          </w:tblCellMar>
+        </w:tblPrEx>
+        <w:trPr>
+          <w:trHeight w:val="488" w:hRule="atLeast"/>
+        </w:trPr>
+        <w:tc>
+          <w:tcPr>
+            <w:tcW w:w="6731" w:type="dxa"/>
+            <w:gridSpan w:val="3"/>
+          </w:tcPr>
+          <w:p>
+            <w:pPr>
+              <w:pStyle w:val="5"/>
+              <w:spacing w:before="132" w:line="221" w:lineRule="auto"/>
+              <w:ind w:left="2794"/>
+            </w:pPr>
+            <w:r>
+              <w:rPr>
+                <w:b/>
+                <w:bCs/>
+                <w:spacing w:val="-21"/>
+              </w:rPr>
+              <w:t>问题</w:t>
+            </w:r>
+          </w:p>
+        </w:tc>
+        <w:tc>
+          <w:tcPr>
+            <w:tcW w:w="1786" w:type="dxa"/>
+          </w:tcPr>
+          <w:p>
+            <w:pPr>
+              <w:pStyle w:val="5"/>
+              <w:spacing w:before="131" w:line="220" w:lineRule="auto"/>
+              <w:ind w:left="271"/>
+            </w:pPr>
+            <w:r>
+              <w:rPr>
+                <w:b/>
+                <w:bCs/>
+                <w:spacing w:val="-7"/>
+              </w:rPr>
+              <w:t>评分</w:t>
+            </w:r>
+          </w:p>
+        </w:tc>
+      </w:tr>
+      <w:tr>
+        <w:tblPrEx>
+          <w:tblBorders>
+            <w:top w:val="single" w:color="000000" w:sz="2" w:space="0"/>
+            <w:left w:val="single" w:color="000000" w:sz="2" w:space="0"/>
+            <w:bottom w:val="single" w:color="000000" w:sz="2" w:space="0"/>
+            <w:right w:val="single" w:color="000000" w:sz="2" w:space="0"/>
+            <w:insideH w:val="single" w:color="000000" w:sz="2" w:space="0"/>
+            <w:insideV w:val="single" w:color="000000" w:sz="2" w:space="0"/>
+          </w:tblBorders>
+          <w:tblCellMar>
+            <w:top w:w="0" w:type="dxa"/>
+            <w:left w:w="0" w:type="dxa"/>
+            <w:bottom w:w="0" w:type="dxa"/>
+            <w:right w:w="0" w:type="dxa"/>
+          </w:tblCellMar>
+        </w:tblPrEx>
+        <w:trPr>
+          <w:trHeight w:val="488" w:hRule="atLeast"/>
+        </w:trPr>
+        <w:tc>
+          <w:tcPr>
+            <w:tcW w:w="1359" w:type="dxa"/>
+            <w:vMerge w:val="restart"/>
+            <w:tcBorders>
+              <w:bottom w:val="nil"/>
+            </w:tcBorders>
+          </w:tcPr>
+          <w:p>
+            <w:pPr>
+              <w:spacing w:line="258" w:lineRule="auto"/>
+              <w:rPr>
+                <w:rFonts w:ascii="Arial"/>
+                <w:sz w:val="21"/>
+              </w:rPr>
+            </w:pPr>
+          </w:p>
+          <w:p>
+            <w:pPr>
+              <w:spacing w:line="259" w:lineRule="auto"/>
+              <w:rPr>
+                <w:rFonts w:ascii="Arial"/>
+                <w:sz w:val="21"/>
+              </w:rPr>
+            </w:pPr>
+          </w:p>
+          <w:p>
+            <w:pPr>
+              <w:spacing w:line="259" w:lineRule="auto"/>
+              <w:rPr>
+                <w:rFonts w:ascii="Arial"/>
+                <w:sz w:val="21"/>
+              </w:rPr>
+            </w:pPr>
+          </w:p>
+          <w:p>
+            <w:pPr>
+              <w:spacing w:line="259" w:lineRule="auto"/>
+              <w:rPr>
+                <w:rFonts w:ascii="Arial"/>
+                <w:sz w:val="21"/>
+              </w:rPr>
+            </w:pPr>
+          </w:p>
+          <w:p>
+            <w:pPr>
+              <w:pStyle w:val="5"/>
+              <w:spacing w:before="78" w:line="219" w:lineRule="auto"/>
+              <w:ind w:left="205"/>
+            </w:pPr>
+            <w:r>
+              <w:rPr>
+                <w:b/>
+                <w:bCs/>
+                <w:spacing w:val="-5"/>
+              </w:rPr>
+              <w:t>培训内容</w:t>
+            </w:r>
+          </w:p>
+        </w:tc>
+        <w:tc>
+          <w:tcPr>
+            <w:tcW w:w="5372" w:type="dxa"/>
+            <w:gridSpan w:val="2"/>
+          </w:tcPr>
+          <w:p>
+            <w:pPr>
+              <w:pStyle w:val="5"/>
+              <w:spacing w:before="133" w:line="219" w:lineRule="auto"/>
+              <w:ind w:left="20"/>
+            </w:pPr>
+            <w:r>
+              <w:rPr>
+                <w:spacing w:val="-2"/>
+              </w:rPr>
+              <w:t>授课目标是否明确</w:t>
+            </w:r>
+          </w:p>
+        </w:tc>
+        <w:tc>
+          <w:tcPr>
+            <w:tcW w:w="1786" w:type="dxa"/>
+          </w:tcPr>
+          <w:p>
+            <w:pPr>
+              <w:pStyle w:val="5"/>
+              <w:spacing w:before="132"/>
+              <w:ind w:left="704"/>
+              <w:rPr>
+                <w:rFonts w:hint="default" w:eastAsia="宋体"/>
+                <w:lang w:val="en-US" w:eastAsia="zh-CN"/>
+              </w:rPr>
+            </w:pPr>
+            <w:r>
+              <w:rPr>
+                <w:rFonts w:hint="eastAsia"/>
+                <w:lang w:val="en-US" w:eastAsia="zh-CN"/>
+              </w:rPr>
+              <w:t>10</w:t>
+            </w:r>
+          </w:p>
+        </w:tc>
+      </w:tr>
+      <w:tr>
+        <w:tblPrEx>
+          <w:tblBorders>
+            <w:top w:val="single" w:color="000000" w:sz="2" w:space="0"/>
+            <w:left w:val="single" w:color="000000" w:sz="2" w:space="0"/>
+            <w:bottom w:val="single" w:color="000000" w:sz="2" w:space="0"/>
+            <w:right w:val="single" w:color="000000" w:sz="2" w:space="0"/>
+            <w:insideH w:val="single" w:color="000000" w:sz="2" w:space="0"/>
+            <w:insideV w:val="single" w:color="000000" w:sz="2" w:space="0"/>
+          </w:tblBorders>
+          <w:tblCellMar>
+            <w:top w:w="0" w:type="dxa"/>
+            <w:left w:w="0" w:type="dxa"/>
+            <w:bottom w:w="0" w:type="dxa"/>
+            <w:right w:w="0" w:type="dxa"/>
+          </w:tblCellMar>
+        </w:tblPrEx>
+        <w:trPr>
+          <w:trHeight w:val="488" w:hRule="atLeast"/>
+        </w:trPr>
+        <w:tc>
+          <w:tcPr>
+            <w:tcW w:w="1359" w:type="dxa"/>
+            <w:vMerge w:val="continue"/>
+            <w:tcBorders>
+              <w:top w:val="nil"/>
+              <w:bottom w:val="nil"/>
+            </w:tcBorders>
+          </w:tcPr>
+          <w:p>
+            <w:pPr>
+              <w:rPr>
+                <w:rFonts w:ascii="Arial"/>
+                <w:sz w:val="21"/>
+              </w:rPr>
+            </w:pPr>
+          </w:p>
+        </w:tc>
+        <w:tc>
+          <w:tcPr>
+            <w:tcW w:w="5372" w:type="dxa"/>
+            <w:gridSpan w:val="2"/>
+          </w:tcPr>
+          <w:p>
+            <w:pPr>
+              <w:pStyle w:val="5"/>
+              <w:spacing w:before="132" w:line="220" w:lineRule="auto"/>
+              <w:ind w:left="20"/>
+            </w:pPr>
+            <w:r>
+              <w:rPr>
+                <w:spacing w:val="-1"/>
+              </w:rPr>
+              <w:t>课程时间安排是否合理？</w:t>
+            </w:r>
+          </w:p>
+        </w:tc>
+        <w:tc>
+          <w:tcPr>
+            <w:tcW w:w="1786" w:type="dxa"/>
+          </w:tcPr>
+          <w:p>
+            <w:pPr>
+              <w:pStyle w:val="5"/>
+              <w:spacing w:before="131"/>
+              <w:ind w:left="699"/>
+              <w:rPr>
+                <w:rFonts w:hint="default" w:eastAsia="宋体"/>
+                <w:lang w:val="en-US" w:eastAsia="zh-CN"/>
+              </w:rPr>
+            </w:pPr>
+            <w:r>
+              <w:rPr>
+                <w:rFonts w:hint="eastAsia"/>
+                <w:lang w:val="en-US" w:eastAsia="zh-CN"/>
+              </w:rPr>
+              <w:t>10</w:t>
+            </w:r>
+          </w:p>
+        </w:tc>
+      </w:tr>
+      <w:tr>
+        <w:tblPrEx>
+          <w:tblBorders>
+            <w:top w:val="single" w:color="000000" w:sz="2" w:space="0"/>
+            <w:left w:val="single" w:color="000000" w:sz="2" w:space="0"/>
+            <w:bottom w:val="single" w:color="000000" w:sz="2" w:space="0"/>
+            <w:right w:val="single" w:color="000000" w:sz="2" w:space="0"/>
+            <w:insideH w:val="single" w:color="000000" w:sz="2" w:space="0"/>
+            <w:insideV w:val="single" w:color="000000" w:sz="2" w:space="0"/>
+          </w:tblBorders>
+          <w:tblCellMar>
+            <w:top w:w="0" w:type="dxa"/>
+            <w:left w:w="0" w:type="dxa"/>
+            <w:bottom w:w="0" w:type="dxa"/>
+            <w:right w:w="0" w:type="dxa"/>
+          </w:tblCellMar>
+        </w:tblPrEx>
+        <w:trPr>
+          <w:trHeight w:val="487" w:hRule="atLeast"/>
+        </w:trPr>
+        <w:tc>
+          <w:tcPr>
+            <w:tcW w:w="1359" w:type="dxa"/>
+            <w:vMerge w:val="continue"/>
+            <w:tcBorders>
+              <w:top w:val="nil"/>
+              <w:bottom w:val="nil"/>
+            </w:tcBorders>
+          </w:tcPr>
+          <w:p>
+            <w:pPr>
+              <w:rPr>
+                <w:rFonts w:ascii="Arial"/>
+                <w:sz w:val="21"/>
+              </w:rPr>
+            </w:pPr>
+          </w:p>
+        </w:tc>
+        <w:tc>
+          <w:tcPr>
+            <w:tcW w:w="5372" w:type="dxa"/>
+            <w:gridSpan w:val="2"/>
+          </w:tcPr>
+          <w:p>
+            <w:pPr>
+              <w:pStyle w:val="5"/>
+              <w:spacing w:before="134" w:line="219" w:lineRule="auto"/>
+              <w:ind w:left="20"/>
+            </w:pPr>
+            <w:r>
+              <w:rPr>
+                <w:spacing w:val="-1"/>
+              </w:rPr>
+              <w:t>课程内容是否具有深度？</w:t>
+            </w:r>
+          </w:p>
+        </w:tc>
+        <w:tc>
+          <w:tcPr>
+            <w:tcW w:w="1786" w:type="dxa"/>
+          </w:tcPr>
+          <w:p>
+            <w:pPr>
+              <w:pStyle w:val="5"/>
+              <w:spacing w:before="133"/>
+              <w:ind w:left="704"/>
+            </w:pPr>
+            <w:r>
+              <w:rPr>
+                <w:rFonts w:hint="eastAsia"/>
+                <w:lang w:val="en-US" w:eastAsia="zh-CN"/>
+              </w:rPr>
+              <w:t>10</w:t>
+            </w:r>
+          </w:p>
+        </w:tc>
+      </w:tr>
+      <w:tr>
+        <w:tblPrEx>
+          <w:tblBorders>
+            <w:top w:val="single" w:color="000000" w:sz="2" w:space="0"/>
+            <w:left w:val="single" w:color="000000" w:sz="2" w:space="0"/>
+            <w:bottom w:val="single" w:color="000000" w:sz="2" w:space="0"/>
+            <w:right w:val="single" w:color="000000" w:sz="2" w:space="0"/>
+            <w:insideH w:val="single" w:color="000000" w:sz="2" w:space="0"/>
+            <w:insideV w:val="single" w:color="000000" w:sz="2" w:space="0"/>
+          </w:tblBorders>
+          <w:tblCellMar>
+            <w:top w:w="0" w:type="dxa"/>
+            <w:left w:w="0" w:type="dxa"/>
+            <w:bottom w:w="0" w:type="dxa"/>
+            <w:right w:w="0" w:type="dxa"/>
+          </w:tblCellMar>
+        </w:tblPrEx>
+        <w:trPr>
+          <w:trHeight w:val="488" w:hRule="atLeast"/>
+        </w:trPr>
+        <w:tc>
+          <w:tcPr>
+            <w:tcW w:w="1359" w:type="dxa"/>
+            <w:vMerge w:val="continue"/>
+            <w:tcBorders>
+              <w:top w:val="nil"/>
+              <w:bottom w:val="nil"/>
+            </w:tcBorders>
+          </w:tcPr>
+          <w:p>
+            <w:pPr>
+              <w:rPr>
+                <w:rFonts w:ascii="Arial"/>
+                <w:sz w:val="21"/>
+              </w:rPr>
+            </w:pPr>
+          </w:p>
+        </w:tc>
+        <w:tc>
+          <w:tcPr>
+            <w:tcW w:w="5372" w:type="dxa"/>
+            <w:gridSpan w:val="2"/>
+          </w:tcPr>
+          <w:p>
+            <w:pPr>
+              <w:pStyle w:val="5"/>
+              <w:spacing w:before="134" w:line="219" w:lineRule="auto"/>
+              <w:ind w:left="22"/>
+            </w:pPr>
+            <w:r>
+              <w:rPr>
+                <w:spacing w:val="-1"/>
+              </w:rPr>
+              <w:t>培训内容逻辑是否明确？</w:t>
+            </w:r>
+          </w:p>
+        </w:tc>
+        <w:tc>
+          <w:tcPr>
+            <w:tcW w:w="1786" w:type="dxa"/>
+          </w:tcPr>
+          <w:p>
+            <w:pPr>
+              <w:pStyle w:val="5"/>
+              <w:spacing w:before="133"/>
+              <w:ind w:left="744"/>
+            </w:pPr>
+            <w:r>
+              <w:t>8</w:t>
+            </w:r>
+          </w:p>
+        </w:tc>
+      </w:tr>
+      <w:tr>
+        <w:tblPrEx>
+          <w:tblBorders>
+            <w:top w:val="single" w:color="000000" w:sz="2" w:space="0"/>
+            <w:left w:val="single" w:color="000000" w:sz="2" w:space="0"/>
+            <w:bottom w:val="single" w:color="000000" w:sz="2" w:space="0"/>
+            <w:right w:val="single" w:color="000000" w:sz="2" w:space="0"/>
+            <w:insideH w:val="single" w:color="000000" w:sz="2" w:space="0"/>
+            <w:insideV w:val="single" w:color="000000" w:sz="2" w:space="0"/>
+          </w:tblBorders>
+          <w:tblCellMar>
+            <w:top w:w="0" w:type="dxa"/>
+            <w:left w:w="0" w:type="dxa"/>
+            <w:bottom w:w="0" w:type="dxa"/>
+            <w:right w:w="0" w:type="dxa"/>
+          </w:tblCellMar>
+        </w:tblPrEx>
+        <w:trPr>
+          <w:trHeight w:val="488" w:hRule="atLeast"/>
+        </w:trPr>
+        <w:tc>
+          <w:tcPr>
+            <w:tcW w:w="1359" w:type="dxa"/>
+            <w:vMerge w:val="continue"/>
+            <w:tcBorders>
+              <w:top w:val="nil"/>
+            </w:tcBorders>
+          </w:tcPr>
+          <w:p>
+            <w:pPr>
+              <w:rPr>
+                <w:rFonts w:ascii="Arial"/>
+                <w:sz w:val="21"/>
+              </w:rPr>
+            </w:pPr>
+          </w:p>
+        </w:tc>
+        <w:tc>
+          <w:tcPr>
+            <w:tcW w:w="5372" w:type="dxa"/>
+            <w:gridSpan w:val="2"/>
+          </w:tcPr>
+          <w:p>
+            <w:pPr>
+              <w:pStyle w:val="5"/>
+              <w:spacing w:before="133" w:line="219" w:lineRule="auto"/>
+              <w:ind w:left="20"/>
+            </w:pPr>
+            <w:r>
+              <w:rPr>
+                <w:spacing w:val="-1"/>
+              </w:rPr>
+              <w:t>课程内容对个人的帮助度？</w:t>
+            </w:r>
+          </w:p>
+        </w:tc>
+        <w:tc>
+          <w:tcPr>
+            <w:tcW w:w="1786" w:type="dxa"/>
+          </w:tcPr>
+          <w:p>
+            <w:pPr>
+              <w:pStyle w:val="5"/>
+              <w:spacing w:before="132"/>
+              <w:ind w:left="704"/>
+            </w:pPr>
+            <w:r>
+              <w:rPr>
+                <w:rFonts w:hint="eastAsia"/>
+                <w:lang w:val="en-US" w:eastAsia="zh-CN"/>
+              </w:rPr>
+              <w:t>10</w:t>
+            </w:r>
+          </w:p>
+        </w:tc>
+      </w:tr>
+      <w:tr>
+        <w:tblPrEx>
+          <w:tblBorders>
+            <w:top w:val="single" w:color="000000" w:sz="2" w:space="0"/>
+            <w:left w:val="single" w:color="000000" w:sz="2" w:space="0"/>
+            <w:bottom w:val="single" w:color="000000" w:sz="2" w:space="0"/>
+            <w:right w:val="single" w:color="000000" w:sz="2" w:space="0"/>
+            <w:insideH w:val="single" w:color="000000" w:sz="2" w:space="0"/>
+            <w:insideV w:val="single" w:color="000000" w:sz="2" w:space="0"/>
+          </w:tblBorders>
+          <w:tblCellMar>
+            <w:top w:w="0" w:type="dxa"/>
+            <w:left w:w="0" w:type="dxa"/>
+            <w:bottom w:w="0" w:type="dxa"/>
+            <w:right w:w="0" w:type="dxa"/>
+          </w:tblCellMar>
+        </w:tblPrEx>
+        <w:trPr>
+          <w:trHeight w:val="487" w:hRule="atLeast"/>
+        </w:trPr>
+        <w:tc>
+          <w:tcPr>
+            <w:tcW w:w="1359" w:type="dxa"/>
+            <w:vMerge w:val="restart"/>
+            <w:tcBorders>
+              <w:bottom w:val="nil"/>
+            </w:tcBorders>
+          </w:tcPr>
+          <w:p>
+            <w:pPr>
+              <w:spacing w:line="259" w:lineRule="auto"/>
+              <w:rPr>
+                <w:rFonts w:ascii="Arial"/>
+                <w:sz w:val="21"/>
+              </w:rPr>
+            </w:pPr>
+          </w:p>
+          <w:p>
+            <w:pPr>
+              <w:spacing w:line="259" w:lineRule="auto"/>
+              <w:rPr>
+                <w:rFonts w:ascii="Arial"/>
+                <w:sz w:val="21"/>
+              </w:rPr>
+            </w:pPr>
+          </w:p>
+          <w:p>
+            <w:pPr>
+              <w:spacing w:line="259" w:lineRule="auto"/>
+              <w:rPr>
+                <w:rFonts w:ascii="Arial"/>
+                <w:sz w:val="21"/>
+              </w:rPr>
+            </w:pPr>
+          </w:p>
+          <w:p>
+            <w:pPr>
+              <w:spacing w:line="259" w:lineRule="auto"/>
+              <w:rPr>
+                <w:rFonts w:ascii="Arial"/>
+                <w:sz w:val="21"/>
+              </w:rPr>
+            </w:pPr>
+          </w:p>
+          <w:p>
+            <w:pPr>
+              <w:pStyle w:val="5"/>
+              <w:spacing w:before="78" w:line="219" w:lineRule="auto"/>
+              <w:ind w:left="444"/>
+            </w:pPr>
+            <w:r>
+              <w:rPr>
+                <w:b/>
+                <w:bCs/>
+                <w:spacing w:val="-8"/>
+              </w:rPr>
+              <w:t>讲师</w:t>
+            </w:r>
+          </w:p>
+        </w:tc>
+        <w:tc>
+          <w:tcPr>
+            <w:tcW w:w="5372" w:type="dxa"/>
+            <w:gridSpan w:val="2"/>
+          </w:tcPr>
+          <w:p>
+            <w:pPr>
+              <w:pStyle w:val="5"/>
+              <w:spacing w:before="134" w:line="219" w:lineRule="auto"/>
+              <w:ind w:left="20"/>
+            </w:pPr>
+            <w:r>
+              <w:rPr>
+                <w:spacing w:val="-1"/>
+              </w:rPr>
+              <w:t>授课思路是否清晰？</w:t>
+            </w:r>
+          </w:p>
+        </w:tc>
+        <w:tc>
+          <w:tcPr>
+            <w:tcW w:w="1786" w:type="dxa"/>
+          </w:tcPr>
+          <w:p>
+            <w:pPr>
+              <w:pStyle w:val="5"/>
+              <w:spacing w:before="133"/>
+              <w:ind w:left="704"/>
+            </w:pPr>
+            <w:r>
+              <w:rPr>
+                <w:rFonts w:hint="eastAsia"/>
+                <w:lang w:val="en-US" w:eastAsia="zh-CN"/>
+              </w:rPr>
+              <w:t>10</w:t>
+            </w:r>
+          </w:p>
+        </w:tc>
+      </w:tr>
+      <w:tr>
+        <w:tblPrEx>
+          <w:tblBorders>
+            <w:top w:val="single" w:color="000000" w:sz="2" w:space="0"/>
+            <w:left w:val="single" w:color="000000" w:sz="2" w:space="0"/>
+            <w:bottom w:val="single" w:color="000000" w:sz="2" w:space="0"/>
+            <w:right w:val="single" w:color="000000" w:sz="2" w:space="0"/>
+            <w:insideH w:val="single" w:color="000000" w:sz="2" w:space="0"/>
+            <w:insideV w:val="single" w:color="000000" w:sz="2" w:space="0"/>
+          </w:tblBorders>
+          <w:tblCellMar>
+            <w:top w:w="0" w:type="dxa"/>
+            <w:left w:w="0" w:type="dxa"/>
+            <w:bottom w:w="0" w:type="dxa"/>
+            <w:right w:w="0" w:type="dxa"/>
+          </w:tblCellMar>
+        </w:tblPrEx>
+        <w:trPr>
+          <w:trHeight w:val="488" w:hRule="atLeast"/>
+        </w:trPr>
+        <w:tc>
+          <w:tcPr>
+            <w:tcW w:w="1359" w:type="dxa"/>
+            <w:vMerge w:val="continue"/>
+            <w:tcBorders>
+              <w:top w:val="nil"/>
+              <w:bottom w:val="nil"/>
+            </w:tcBorders>
+          </w:tcPr>
+          <w:p>
+            <w:pPr>
+              <w:rPr>
+                <w:rFonts w:ascii="Arial"/>
+                <w:sz w:val="21"/>
+              </w:rPr>
+            </w:pPr>
+          </w:p>
+        </w:tc>
+        <w:tc>
+          <w:tcPr>
+            <w:tcW w:w="5372" w:type="dxa"/>
+            <w:gridSpan w:val="2"/>
+          </w:tcPr>
+          <w:p>
+            <w:pPr>
+              <w:pStyle w:val="5"/>
+              <w:spacing w:before="134" w:line="219" w:lineRule="auto"/>
+              <w:ind w:left="25"/>
+            </w:pPr>
+            <w:r>
+              <w:rPr>
+                <w:spacing w:val="-2"/>
+              </w:rPr>
+              <w:t>是否认可和赞同讲师的观点？</w:t>
+            </w:r>
+          </w:p>
+        </w:tc>
+        <w:tc>
+          <w:tcPr>
+            <w:tcW w:w="1786" w:type="dxa"/>
+          </w:tcPr>
+          <w:p>
+            <w:pPr>
+              <w:pStyle w:val="5"/>
+              <w:spacing w:before="133"/>
+              <w:ind w:left="704"/>
+            </w:pPr>
+            <w:r>
+              <w:rPr>
+                <w:rFonts w:hint="eastAsia"/>
+                <w:lang w:val="en-US" w:eastAsia="zh-CN"/>
+              </w:rPr>
+              <w:t>10</w:t>
+            </w:r>
+          </w:p>
+        </w:tc>
+      </w:tr>
+      <w:tr>
+        <w:tblPrEx>
+          <w:tblBorders>
+            <w:top w:val="single" w:color="000000" w:sz="2" w:space="0"/>
+            <w:left w:val="single" w:color="000000" w:sz="2" w:space="0"/>
+            <w:bottom w:val="single" w:color="000000" w:sz="2" w:space="0"/>
+            <w:right w:val="single" w:color="000000" w:sz="2" w:space="0"/>
+            <w:insideH w:val="single" w:color="000000" w:sz="2" w:space="0"/>
+            <w:insideV w:val="single" w:color="000000" w:sz="2" w:space="0"/>
+          </w:tblBorders>
+          <w:tblCellMar>
+            <w:top w:w="0" w:type="dxa"/>
+            <w:left w:w="0" w:type="dxa"/>
+            <w:bottom w:w="0" w:type="dxa"/>
+            <w:right w:w="0" w:type="dxa"/>
+          </w:tblCellMar>
+        </w:tblPrEx>
+        <w:trPr>
+          <w:trHeight w:val="488" w:hRule="atLeast"/>
+        </w:trPr>
+        <w:tc>
+          <w:tcPr>
+            <w:tcW w:w="1359" w:type="dxa"/>
+            <w:vMerge w:val="continue"/>
+            <w:tcBorders>
+              <w:top w:val="nil"/>
+              <w:bottom w:val="nil"/>
+            </w:tcBorders>
+          </w:tcPr>
+          <w:p>
+            <w:pPr>
+              <w:rPr>
+                <w:rFonts w:ascii="Arial"/>
+                <w:sz w:val="21"/>
+              </w:rPr>
+            </w:pPr>
+          </w:p>
+        </w:tc>
+        <w:tc>
+          <w:tcPr>
+            <w:tcW w:w="5372" w:type="dxa"/>
+            <w:gridSpan w:val="2"/>
+          </w:tcPr>
+          <w:p>
+            <w:pPr>
+              <w:pStyle w:val="5"/>
+              <w:spacing w:before="135" w:line="220" w:lineRule="auto"/>
+              <w:ind w:left="20"/>
+            </w:pPr>
+            <w:r>
+              <w:rPr>
+                <w:spacing w:val="-1"/>
+              </w:rPr>
+              <w:t>课堂气氛是否活跃？</w:t>
+            </w:r>
+          </w:p>
+        </w:tc>
+        <w:tc>
+          <w:tcPr>
+            <w:tcW w:w="1786" w:type="dxa"/>
+          </w:tcPr>
+          <w:p>
+            <w:pPr>
+              <w:pStyle w:val="5"/>
+              <w:spacing w:before="134"/>
+              <w:ind w:left="624"/>
+            </w:pPr>
+            <w:r>
+              <w:rPr>
+                <w:rFonts w:hint="eastAsia"/>
+                <w:lang w:val="en-US" w:eastAsia="zh-CN"/>
+              </w:rPr>
+              <w:t>10</w:t>
+            </w:r>
+          </w:p>
+        </w:tc>
+      </w:tr>
+      <w:tr>
+        <w:tblPrEx>
+          <w:tblBorders>
+            <w:top w:val="single" w:color="000000" w:sz="2" w:space="0"/>
+            <w:left w:val="single" w:color="000000" w:sz="2" w:space="0"/>
+            <w:bottom w:val="single" w:color="000000" w:sz="2" w:space="0"/>
+            <w:right w:val="single" w:color="000000" w:sz="2" w:space="0"/>
+            <w:insideH w:val="single" w:color="000000" w:sz="2" w:space="0"/>
+            <w:insideV w:val="single" w:color="000000" w:sz="2" w:space="0"/>
+          </w:tblBorders>
+          <w:tblCellMar>
+            <w:top w:w="0" w:type="dxa"/>
+            <w:left w:w="0" w:type="dxa"/>
+            <w:bottom w:w="0" w:type="dxa"/>
+            <w:right w:w="0" w:type="dxa"/>
+          </w:tblCellMar>
+        </w:tblPrEx>
+        <w:trPr>
+          <w:trHeight w:val="488" w:hRule="atLeast"/>
+        </w:trPr>
+        <w:tc>
+          <w:tcPr>
+            <w:tcW w:w="1359" w:type="dxa"/>
+            <w:vMerge w:val="continue"/>
+            <w:tcBorders>
+              <w:top w:val="nil"/>
+              <w:bottom w:val="nil"/>
+            </w:tcBorders>
+          </w:tcPr>
+          <w:p>
+            <w:pPr>
+              <w:rPr>
+                <w:rFonts w:ascii="Arial"/>
+                <w:sz w:val="21"/>
+              </w:rPr>
+            </w:pPr>
+          </w:p>
+        </w:tc>
+        <w:tc>
+          <w:tcPr>
+            <w:tcW w:w="5372" w:type="dxa"/>
+            <w:gridSpan w:val="2"/>
+          </w:tcPr>
+          <w:p>
+            <w:pPr>
+              <w:pStyle w:val="5"/>
+              <w:spacing w:before="134" w:line="220" w:lineRule="auto"/>
+              <w:ind w:left="20"/>
+            </w:pPr>
+            <w:r>
+              <w:rPr>
+                <w:spacing w:val="-1"/>
+              </w:rPr>
+              <w:t>对授课时间是否把控？</w:t>
+            </w:r>
+          </w:p>
+        </w:tc>
+        <w:tc>
+          <w:tcPr>
+            <w:tcW w:w="1786" w:type="dxa"/>
+          </w:tcPr>
+          <w:p>
+            <w:pPr>
+              <w:pStyle w:val="5"/>
+              <w:spacing w:before="133"/>
+              <w:ind w:left="629"/>
+            </w:pPr>
+            <w:r>
+              <w:rPr>
+                <w:rFonts w:hint="eastAsia"/>
+                <w:lang w:val="en-US" w:eastAsia="zh-CN"/>
+              </w:rPr>
+              <w:t>10</w:t>
+            </w:r>
+          </w:p>
+        </w:tc>
+      </w:tr>
+      <w:tr>
+        <w:tblPrEx>
+          <w:tblBorders>
+            <w:top w:val="single" w:color="000000" w:sz="2" w:space="0"/>
+            <w:left w:val="single" w:color="000000" w:sz="2" w:space="0"/>
+            <w:bottom w:val="single" w:color="000000" w:sz="2" w:space="0"/>
+            <w:right w:val="single" w:color="000000" w:sz="2" w:space="0"/>
+            <w:insideH w:val="single" w:color="000000" w:sz="2" w:space="0"/>
+            <w:insideV w:val="single" w:color="000000" w:sz="2" w:space="0"/>
+          </w:tblBorders>
+          <w:tblCellMar>
+            <w:top w:w="0" w:type="dxa"/>
+            <w:left w:w="0" w:type="dxa"/>
+            <w:bottom w:w="0" w:type="dxa"/>
+            <w:right w:w="0" w:type="dxa"/>
+          </w:tblCellMar>
+        </w:tblPrEx>
+        <w:trPr>
+          <w:trHeight w:val="488" w:hRule="atLeast"/>
+        </w:trPr>
+        <w:tc>
+          <w:tcPr>
+            <w:tcW w:w="1359" w:type="dxa"/>
+            <w:vMerge w:val="continue"/>
+            <w:tcBorders>
+              <w:top w:val="nil"/>
+            </w:tcBorders>
+          </w:tcPr>
+          <w:p>
+            <w:pPr>
+              <w:rPr>
+                <w:rFonts w:ascii="Arial"/>
+                <w:sz w:val="21"/>
+              </w:rPr>
+            </w:pPr>
+          </w:p>
+        </w:tc>
+        <w:tc>
+          <w:tcPr>
+            <w:tcW w:w="5372" w:type="dxa"/>
+            <w:gridSpan w:val="2"/>
+          </w:tcPr>
+          <w:p>
+            <w:pPr>
+              <w:pStyle w:val="5"/>
+              <w:spacing w:before="136" w:line="219" w:lineRule="auto"/>
+              <w:ind w:left="20"/>
+            </w:pPr>
+            <w:r>
+              <w:rPr>
+                <w:spacing w:val="-1"/>
+              </w:rPr>
+              <w:t>对学员关心的问题是否给予了满意的答复？</w:t>
+            </w:r>
+          </w:p>
+        </w:tc>
+        <w:tc>
+          <w:tcPr>
+            <w:tcW w:w="1786" w:type="dxa"/>
+          </w:tcPr>
+          <w:p>
+            <w:pPr>
+              <w:pStyle w:val="5"/>
+              <w:spacing w:before="135"/>
+              <w:ind w:left="704"/>
+            </w:pPr>
+            <w:r>
+              <w:t>8</w:t>
+            </w:r>
+          </w:p>
+        </w:tc>
+      </w:tr>
+      <w:tr>
+        <w:tblPrEx>
+          <w:tblBorders>
+            <w:top w:val="single" w:color="000000" w:sz="2" w:space="0"/>
+            <w:left w:val="single" w:color="000000" w:sz="2" w:space="0"/>
+            <w:bottom w:val="single" w:color="000000" w:sz="2" w:space="0"/>
+            <w:right w:val="single" w:color="000000" w:sz="2" w:space="0"/>
+            <w:insideH w:val="single" w:color="000000" w:sz="2" w:space="0"/>
+            <w:insideV w:val="single" w:color="000000" w:sz="2" w:space="0"/>
+          </w:tblBorders>
+          <w:tblCellMar>
+            <w:top w:w="0" w:type="dxa"/>
+            <w:left w:w="0" w:type="dxa"/>
+            <w:bottom w:w="0" w:type="dxa"/>
+            <w:right w:w="0" w:type="dxa"/>
+          </w:tblCellMar>
+        </w:tblPrEx>
+        <w:trPr>
+          <w:trHeight w:val="488" w:hRule="atLeast"/>
+        </w:trPr>
+        <w:tc>
+          <w:tcPr>
+            <w:tcW w:w="1359" w:type="dxa"/>
+            <w:vMerge w:val="restart"/>
+            <w:tcBorders>
+              <w:bottom w:val="nil"/>
+            </w:tcBorders>
+          </w:tcPr>
+          <w:p>
+            <w:pPr>
+              <w:spacing w:line="299" w:lineRule="auto"/>
+              <w:rPr>
+                <w:rFonts w:ascii="Arial"/>
+                <w:sz w:val="21"/>
+              </w:rPr>
+            </w:pPr>
+          </w:p>
+          <w:p>
+            <w:pPr>
+              <w:pStyle w:val="5"/>
+              <w:spacing w:before="78" w:line="220" w:lineRule="auto"/>
+              <w:ind w:left="207"/>
+            </w:pPr>
+            <w:r>
+              <w:rPr>
+                <w:b/>
+                <w:bCs/>
+                <w:spacing w:val="-5"/>
+              </w:rPr>
+              <w:t>训后感受</w:t>
+            </w:r>
+          </w:p>
+        </w:tc>
+        <w:tc>
+          <w:tcPr>
+            <w:tcW w:w="5372" w:type="dxa"/>
+            <w:gridSpan w:val="2"/>
+          </w:tcPr>
+          <w:p>
+            <w:pPr>
+              <w:pStyle w:val="5"/>
+              <w:spacing w:before="134" w:line="219" w:lineRule="auto"/>
+              <w:ind w:left="21"/>
+            </w:pPr>
+            <w:r>
+              <w:rPr>
+                <w:spacing w:val="-1"/>
+              </w:rPr>
+              <w:t>针对本次培训，有哪些建议？</w:t>
+            </w:r>
+          </w:p>
+        </w:tc>
+        <w:tc>
+          <w:tcPr>
+            <w:tcW w:w="1786" w:type="dxa"/>
+            <w:vMerge w:val="restart"/>
+          </w:tcPr>
+          <w:p>
+            <w:pPr>
+              <w:pStyle w:val="5"/>
+              <w:spacing w:before="134"/>
+              <w:ind w:right="13" w:firstLine="684" w:firstLineChars="300"/>
+              <w:jc w:val="both"/>
+              <w:rPr>
+                <w:rFonts w:hint="eastAsia" w:eastAsia="宋体"/>
+                <w:lang w:eastAsia="zh-CN"/>
+              </w:rPr>
+            </w:pPr>
+            <w:r>
+              <w:rPr>
+                <w:spacing w:val="-6"/>
+              </w:rPr>
+              <w:t>9</w:t>
+            </w:r>
+            <w:r>
+              <w:rPr>
+                <w:rFonts w:hint="eastAsia"/>
+                <w:spacing w:val="-6"/>
+                <w:lang w:val="en-US" w:eastAsia="zh-CN"/>
+              </w:rPr>
+              <w:t>6</w:t>
+            </w:r>
+          </w:p>
+        </w:tc>
+      </w:tr>
+      <w:tr>
+        <w:tblPrEx>
+          <w:tblBorders>
+            <w:top w:val="single" w:color="000000" w:sz="2" w:space="0"/>
+            <w:left w:val="single" w:color="000000" w:sz="2" w:space="0"/>
+            <w:bottom w:val="single" w:color="000000" w:sz="2" w:space="0"/>
+            <w:right w:val="single" w:color="000000" w:sz="2" w:space="0"/>
+            <w:insideH w:val="single" w:color="000000" w:sz="2" w:space="0"/>
+            <w:insideV w:val="single" w:color="000000" w:sz="2" w:space="0"/>
+          </w:tblBorders>
+          <w:tblCellMar>
+            <w:top w:w="0" w:type="dxa"/>
+            <w:left w:w="0" w:type="dxa"/>
+            <w:bottom w:w="0" w:type="dxa"/>
+            <w:right w:w="0" w:type="dxa"/>
+          </w:tblCellMar>
+        </w:tblPrEx>
+        <w:trPr>
+          <w:trHeight w:val="492" w:hRule="atLeast"/>
+        </w:trPr>
+        <w:tc>
+          <w:tcPr>
+            <w:tcW w:w="1359" w:type="dxa"/>
+            <w:vMerge w:val="continue"/>
+            <w:tcBorders>
+              <w:top w:val="nil"/>
+            </w:tcBorders>
+          </w:tcPr>
+          <w:p>
+            <w:pPr>
+              <w:rPr>
+                <w:rFonts w:ascii="Arial"/>
+                <w:sz w:val="21"/>
+              </w:rPr>
+            </w:pPr>
+          </w:p>
+        </w:tc>
+        <w:tc>
+          <w:tcPr>
+            <w:tcW w:w="5372" w:type="dxa"/>
+            <w:gridSpan w:val="2"/>
+          </w:tcPr>
+          <w:p>
+            <w:pPr>
+              <w:pStyle w:val="5"/>
+              <w:spacing w:before="133" w:line="220" w:lineRule="auto"/>
+              <w:ind w:left="23"/>
+            </w:pPr>
+            <w:r>
+              <w:t>无</w:t>
+            </w:r>
+          </w:p>
+        </w:tc>
+        <w:tc>
+          <w:tcPr>
+            <w:tcW w:w="1786" w:type="dxa"/>
+            <w:vMerge w:val="continue"/>
+          </w:tcPr>
+          <w:p>
+            <w:pPr>
+              <w:rPr>
+                <w:rFonts w:ascii="Arial"/>
+                <w:sz w:val="21"/>
+              </w:rPr>
+            </w:pPr>
+          </w:p>
+        </w:tc>
+      </w:tr>
+    </w:tbl>
+    <w:p>
+      <w:pPr>
+        <w:rPr>
+          <w:rFonts w:ascii="Arial"/>
+          <w:sz w:val="21"/>
+        </w:rPr>
+      </w:pPr>
+    </w:p>
+    <w:p>
+      <w:pPr>
+        <w:rPr>
+          <w:rFonts w:ascii="Arial"/>
+          <w:sz w:val="21"/>
+        </w:rPr>
+      </w:pPr>
+    </w:p>
+    <w:p>
+      <w:pPr>
+        <w:rPr>
+          <w:rFonts w:ascii="Arial"/>
+          <w:sz w:val="21"/>
+        </w:rPr>
+      </w:pPr>
+    </w:p>
+    <w:p>
+      <w:pPr>
+        <w:rPr>
+          <w:rFonts w:ascii="Arial"/>
+          <w:sz w:val="21"/>
+        </w:rPr>
+      </w:pPr>
+    </w:p>
+    <w:p>
+      <w:pPr>
+        <w:rPr>
+          <w:rFonts w:ascii="Arial"/>
+          <w:sz w:val="21"/>
+        </w:rPr>
+      </w:pPr>
+    </w:p>
+    <w:p>
+      <w:pPr>
+        <w:rPr>
+          <w:rFonts w:ascii="Arial"/>
+          <w:sz w:val="21"/>
+        </w:rPr>
+      </w:pPr>
+    </w:p>
+    <w:p>
+      <w:pPr>
+        <w:rPr>
+          <w:rFonts w:ascii="Arial"/>
+          <w:sz w:val="21"/>
+        </w:rPr>
+      </w:pPr>
+    </w:p>
+    <w:p>
+      <w:pPr>
+        <w:rPr>
+          <w:rFonts w:ascii="Arial"/>
+          <w:sz w:val="21"/>
+        </w:rPr>
+      </w:pPr>
+    </w:p>
+    <w:p>
+      <w:pPr>
+        <w:rPr>
+          <w:rFonts w:ascii="Arial"/>
+          <w:sz w:val="21"/>
+        </w:rPr>
+      </w:pPr>
+    </w:p>
+    <w:p>
+      <w:pPr>
+        <w:rPr>
+          <w:rFonts w:ascii="Arial"/>
+          <w:sz w:val="21"/>
+        </w:rPr>
+      </w:pPr>
+    </w:p>
+    <w:p>
+      <w:pPr>
+        <w:rPr>
+          <w:rFonts w:ascii="Arial"/>
+          <w:sz w:val="21"/>
+        </w:rPr>
+      </w:pPr>
+    </w:p>
+    <w:p>
+      <w:pPr>
+        <w:rPr>
+          <w:rFonts w:ascii="Arial"/>
+          <w:sz w:val="21"/>
+        </w:rPr>
+      </w:pPr>
+    </w:p>
+    <w:p>
+      <w:pPr>
+        <w:rPr>
+          <w:rFonts w:ascii="Arial"/>
+          <w:sz w:val="21"/>
+        </w:rPr>
+      </w:pPr>
+    </w:p>
+    <w:p>
+      <w:pPr>
+        <w:rPr>
+          <w:rFonts w:ascii="Arial"/>
+          <w:sz w:val="21"/>
+        </w:rPr>
+      </w:pPr>
+    </w:p>
+    <w:p>
+      <w:pPr>
+        <w:rPr>
+          <w:rFonts w:ascii="Arial"/>
+          <w:sz w:val="21"/>
+        </w:rPr>
+      </w:pPr>
+    </w:p>
+    <w:p>
+      <w:pPr>
+        <w:rPr>
+          <w:rFonts w:ascii="Arial"/>
+          <w:sz w:val="21"/>
+        </w:rPr>
+      </w:pPr>
+    </w:p>
+    <w:p>
+      <w:pPr>
+        <w:rPr>
+          <w:rFonts w:ascii="Arial"/>
+          <w:sz w:val="21"/>
+        </w:rPr>
+      </w:pPr>
+    </w:p>
+    <w:p>
+      <w:pPr>
+        <w:rPr>
+          <w:rFonts w:ascii="Arial"/>
+          <w:sz w:val="21"/>
+        </w:rPr>
+      </w:pPr>
+    </w:p>
+    <w:p>
+      <w:pPr>
+        <w:rPr>
+          <w:rFonts w:ascii="Arial"/>
+          <w:sz w:val="21"/>
+        </w:rPr>
+      </w:pPr>
+    </w:p>
+    <w:p>
+      <w:pPr>
+        <w:rPr>
+          <w:rFonts w:ascii="Arial"/>
+          <w:sz w:val="21"/>
+        </w:rPr>
+      </w:pPr>
+    </w:p>
+    <w:p>
+      <w:pPr>
+        <w:rPr>
+          <w:rFonts w:ascii="Arial"/>
+          <w:sz w:val="21"/>
+        </w:rPr>
+      </w:pPr>
+    </w:p>
+    <w:p>
+      <w:pPr>
+        <w:rPr>
+          <w:rFonts w:ascii="Arial"/>
+          <w:sz w:val="21"/>
+        </w:rPr>
+      </w:pPr>
+    </w:p>
+    <w:p>
+      <w:pPr>
+        <w:rPr>
+          <w:rFonts w:ascii="Arial"/>
+          <w:sz w:val="21"/>
+        </w:rPr>
+      </w:pPr>
+    </w:p>
+    <w:p>
+      <w:pPr>
+        <w:rPr>
+          <w:rFonts w:ascii="Arial"/>
+          <w:sz w:val="21"/>
+        </w:rPr>
+      </w:pPr>
+    </w:p>
+    <w:p>
+      <w:pPr>
+        <w:rPr>
+          <w:rFonts w:ascii="Arial"/>
+          <w:sz w:val="21"/>
+        </w:rPr>
+      </w:pPr>
+    </w:p>
+    <w:p>
+      <w:pPr>
+        <w:rPr>
+          <w:rFonts w:ascii="Arial"/>
+          <w:sz w:val="21"/>
+        </w:rPr>
+      </w:pPr>
+    </w:p>
+    <w:p>
+      <w:pPr>
+        <w:rPr>
+          <w:rFonts w:ascii="Arial"/>
+          <w:sz w:val="21"/>
+        </w:rPr>
+      </w:pPr>
+    </w:p>
+    <w:p>
+      <w:pPr>
+        <w:rPr>
+          <w:rFonts w:ascii="Arial"/>
+          <w:sz w:val="21"/>
+        </w:rPr>
+      </w:pPr>
+    </w:p>
+    <w:p>
+      <w:pPr>
+        <w:rPr>
+          <w:rFonts w:ascii="Arial"/>
+          <w:sz w:val="21"/>
+        </w:rPr>
+      </w:pPr>
+    </w:p>
+    <w:p>
+      <w:pPr>
+        <w:rPr>
+          <w:rFonts w:ascii="Arial"/>
+          <w:sz w:val="21"/>
+        </w:rPr>
+      </w:pPr>
+    </w:p>
+    <w:p>
+      <w:pPr>
+        <w:rPr>
+          <w:rFonts w:ascii="Arial"/>
+          <w:sz w:val="21"/>
+        </w:rPr>
+      </w:pPr>
+    </w:p>
+    <w:p>
+      <w:pPr>
+        <w:rPr>
+          <w:rFonts w:ascii="Arial"/>
+          <w:sz w:val="21"/>
+        </w:rPr>
       </w:pPr>
     </w:p>
     <w:tbl>
@@ -164,15 +1955,45 @@
               </w:rPr>
               <w:t>期：</w:t>
             </w:r>
-            <w:bookmarkStart w:id="0" w:name="_GoBack"/>
-            <w:bookmarkEnd w:id="0"/>
             <w:r>
               <w:rPr>
                 <w:rFonts w:hint="eastAsia"/>
                 <w:spacing w:val="-12"/>
                 <w:lang w:eastAsia="zh-CN"/>
               </w:rPr>
-              <w:t>2026 年 3 月 3 日</w:t>
+              <w:t xml:space="preserve">2026 年 </w:t>
+            </w:r>
+            <w:r>
+              <w:rPr>
+                <w:rFonts w:hint="eastAsia"/>
+                <w:spacing w:val="-12"/>
+                <w:lang w:val="en-US" w:eastAsia="zh-CN"/>
+              </w:rPr>
+              <w:t>4</w:t>
+            </w:r>
+            <w:r>
+              <w:rPr>
+                <w:rFonts w:hint="eastAsia"/>
+                <w:spacing w:val="-12"/>
+                <w:lang w:eastAsia="zh-CN"/>
+              </w:rPr>
+              <w:t xml:space="preserve"> 月 </w:t>
+            </w:r>
+            <w:r>
+              <w:rPr>
+                <w:rFonts w:hint="eastAsia"/>
+                <w:spacing w:val="-12"/>
+                <w:lang w:val="en-US" w:eastAsia="zh-CN"/>
+              </w:rPr>
+              <w:t>1</w:t>
+            </w:r>
+            <w:r>
+              <w:rPr>
+                <w:rFonts w:hint="eastAsia"/>
+                <w:spacing w:val="-12"/>
+                <w:lang w:eastAsia="zh-CN"/>
+              </w:rPr>
+              <w:t>3 日</w:t>
             </w:r>
           </w:p>
         </w:tc>
@@ -231,7 +2052,7 @@
                 <w:rFonts w:hint="eastAsia"/>
                 <w:lang w:val="en-US" w:eastAsia="zh-CN"/>
               </w:rPr>
-              <w:t>《06-03 服务报告管理流程》</w:t>
+              <w:t>《TXHS-06-03-服务报告管理制度》</w:t>
             </w:r>
           </w:p>
         </w:tc>
@@ -265,8 +2086,8 @@
               <w:spacing w:before="131" w:line="223" w:lineRule="auto"/>
               <w:ind w:left="1025"/>
               <w:rPr>
-                <w:rFonts w:hint="eastAsia" w:eastAsia="宋体"/>
-                <w:lang w:eastAsia="zh-CN"/>
+                <w:rFonts w:hint="default" w:eastAsia="宋体"/>
+                <w:lang w:val="en-US" w:eastAsia="zh-CN"/>
               </w:rPr>
             </w:pPr>
             <w:r>
@@ -277,7 +2098,7 @@
                 <w:spacing w:val="-9"/>
                 <w:lang w:val="en-US" w:eastAsia="zh-CN"/>
               </w:rPr>
-              <w:t>房秀文</w:t>
+              <w:t>程方</w:t>
             </w:r>
           </w:p>
         </w:tc>
@@ -711,7 +2532,7 @@
                 <w:rFonts w:hint="eastAsia"/>
                 <w:lang w:val="en-US" w:eastAsia="zh-CN"/>
               </w:rPr>
-              <w:t>10</w:t>
+              <w:t>6</w:t>
             </w:r>
           </w:p>
         </w:tc>
@@ -788,7 +2609,7 @@
                 <w:rFonts w:hint="eastAsia"/>
                 <w:lang w:val="en-US" w:eastAsia="zh-CN"/>
               </w:rPr>
-              <w:t>10</w:t>
+              <w:t>8</w:t>
             </w:r>
           </w:p>
         </w:tc>
@@ -859,9 +2680,17 @@
               <w:pStyle w:val="5"/>
               <w:spacing w:before="133"/>
               <w:ind w:left="744"/>
-            </w:pPr>
-            <w:r>
-              <w:t>8</w:t>
+              <w:rPr>
+                <w:rFonts w:hint="default" w:eastAsia="宋体"/>
+                <w:lang w:val="en-US" w:eastAsia="zh-CN"/>
+              </w:rPr>
+            </w:pPr>
+            <w:r>
+              <w:rPr>
+                <w:rFonts w:hint="eastAsia"/>
+                <w:lang w:val="en-US" w:eastAsia="zh-CN"/>
+              </w:rPr>
+              <w:t>10</w:t>
             </w:r>
           </w:p>
         </w:tc>
@@ -1448,23 +3277,17 @@
               <w:ind w:right="13" w:firstLine="684" w:firstLineChars="300"/>
               <w:jc w:val="both"/>
               <w:rPr>
-                <w:rFonts w:hint="eastAsia" w:eastAsia="宋体"/>
-                <w:lang w:eastAsia="zh-CN"/>
-              </w:rPr>
-            </w:pPr>
-            <w:r>
-              <w:rPr>
-                <w:spacing w:val="-6"/>
-              </w:rPr>
-              <w:t>9</w:t>
-            </w:r>
+                <w:rFonts w:hint="default" w:eastAsia="宋体"/>
+                <w:lang w:val="en-US" w:eastAsia="zh-CN"/>
+              </w:rPr>
+            </w:pPr>
             <w:r>
               <w:rPr>
                 <w:rFonts w:hint="eastAsia"/>
                 <w:spacing w:val="-6"/>
                 <w:lang w:val="en-US" w:eastAsia="zh-CN"/>
               </w:rPr>
-              <w:t>6</w:t>
+              <w:t>92</w:t>
             </w:r>
           </w:p>
         </w:tc>
@@ -1538,14 +3361,6 @@
         </w:tc>
       </w:tr>
     </w:tbl>
-    <w:p>
-      <w:pPr>
-        <w:rPr>
-          <w:rFonts w:ascii="Arial"/>
-          <w:sz w:val="21"/>
-        </w:rPr>
-      </w:pPr>
-    </w:p>
     <w:p>
       <w:pPr>
         <w:rPr>
@@ -1932,7 +3747,39 @@
                 <w:spacing w:val="-12"/>
                 <w:lang w:eastAsia="zh-CN"/>
               </w:rPr>
-              <w:t>2026 年 3 月 3 日</w:t>
+              <w:t xml:space="preserve">2026 年 </w:t>
+            </w:r>
+            <w:r>
+              <w:rPr>
+                <w:rFonts w:hint="eastAsia"/>
+                <w:spacing w:val="-12"/>
+                <w:lang w:val="en-US" w:eastAsia="zh-CN"/>
+              </w:rPr>
+              <w:t>4</w:t>
+            </w:r>
+            <w:r>
+              <w:rPr>
+                <w:rFonts w:hint="eastAsia"/>
+                <w:spacing w:val="-12"/>
+                <w:lang w:eastAsia="zh-CN"/>
+              </w:rPr>
+              <w:t xml:space="preserve"> 月 </w:t>
+            </w:r>
+            <w:r>
+              <w:rPr>
+                <w:rFonts w:hint="eastAsia"/>
+                <w:spacing w:val="-12"/>
+                <w:lang w:val="en-US" w:eastAsia="zh-CN"/>
+              </w:rPr>
+              <w:t>1</w:t>
+            </w:r>
+            <w:r>
+              <w:rPr>
+                <w:rFonts w:hint="eastAsia"/>
+                <w:spacing w:val="-12"/>
+                <w:lang w:eastAsia="zh-CN"/>
+              </w:rPr>
+              <w:t>3 日</w:t>
             </w:r>
           </w:p>
         </w:tc>
@@ -1991,7 +3838,7 @@
                 <w:rFonts w:hint="eastAsia"/>
                 <w:lang w:val="en-US" w:eastAsia="zh-CN"/>
               </w:rPr>
-              <w:t>《06-03 服务报告管理流程》</w:t>
+              <w:t>《TXHS-06-03-服务报告管理制度》</w:t>
             </w:r>
           </w:p>
         </w:tc>
@@ -2031,13 +3878,13 @@
             </w:pPr>
             <w:r>
               <w:rPr>
-                <w:rFonts w:hint="eastAsia"/>
+                <w:rFonts w:hint="eastAsia" w:ascii="宋体" w:hAnsi="宋体" w:eastAsia="宋体" w:cs="宋体"/>
                 <w:b/>
                 <w:bCs/>
                 <w:spacing w:val="-9"/>
                 <w:lang w:val="en-US" w:eastAsia="zh-CN"/>
               </w:rPr>
-              <w:t>黄荣</w:t>
+              <w:t>吴夤</w:t>
             </w:r>
           </w:p>
         </w:tc>
@@ -2390,7 +4237,7 @@
                 <w:rFonts w:hint="eastAsia"/>
                 <w:lang w:val="en-US" w:eastAsia="zh-CN"/>
               </w:rPr>
-              <w:t>10</w:t>
+              <w:t>8</w:t>
             </w:r>
           </w:p>
         </w:tc>
@@ -2471,7 +4318,7 @@
                 <w:rFonts w:hint="eastAsia"/>
                 <w:lang w:val="en-US" w:eastAsia="zh-CN"/>
               </w:rPr>
-              <w:t>6</w:t>
+              <w:t>10</w:t>
             </w:r>
           </w:p>
         </w:tc>
@@ -2548,7 +4395,7 @@
                 <w:rFonts w:hint="eastAsia"/>
                 <w:lang w:val="en-US" w:eastAsia="zh-CN"/>
               </w:rPr>
-              <w:t>8</w:t>
+              <w:t>10</w:t>
             </w:r>
           </w:p>
         </w:tc>
@@ -2619,17 +4466,9 @@
               <w:pStyle w:val="5"/>
               <w:spacing w:before="133"/>
               <w:ind w:left="744"/>
-              <w:rPr>
-                <w:rFonts w:hint="default" w:eastAsia="宋体"/>
-                <w:lang w:val="en-US" w:eastAsia="zh-CN"/>
-              </w:rPr>
-            </w:pPr>
-            <w:r>
-              <w:rPr>
-                <w:rFonts w:hint="eastAsia"/>
-                <w:lang w:val="en-US" w:eastAsia="zh-CN"/>
-              </w:rPr>
-              <w:t>10</w:t>
+            </w:pPr>
+            <w:r>
+              <w:t>8</w:t>
             </w:r>
           </w:p>
         </w:tc>
@@ -3216,17 +5055,23 @@
               <w:ind w:right="13" w:firstLine="684" w:firstLineChars="300"/>
               <w:jc w:val="both"/>
               <w:rPr>
-                <w:rFonts w:hint="default" w:eastAsia="宋体"/>
-                <w:lang w:val="en-US" w:eastAsia="zh-CN"/>
-              </w:rPr>
-            </w:pPr>
+                <w:rFonts w:hint="eastAsia" w:eastAsia="宋体"/>
+                <w:lang w:eastAsia="zh-CN"/>
+              </w:rPr>
+            </w:pPr>
+            <w:r>
+              <w:rPr>
+                <w:spacing w:val="-6"/>
+              </w:rPr>
+              <w:t>9</w:t>
+            </w:r>
             <w:r>
               <w:rPr>
                 <w:rFonts w:hint="eastAsia"/>
                 <w:spacing w:val="-6"/>
                 <w:lang w:val="en-US" w:eastAsia="zh-CN"/>
               </w:rPr>
-              <w:t>92</w:t>
+              <w:t>4</w:t>
             </w:r>
           </w:p>
         </w:tc>
@@ -3300,30 +5145,6 @@
         </w:tc>
       </w:tr>
     </w:tbl>
-    <w:p>
-      <w:pPr>
-        <w:rPr>
-          <w:rFonts w:ascii="Arial"/>
-          <w:sz w:val="21"/>
-        </w:rPr>
-      </w:pPr>
-    </w:p>
-    <w:p>
-      <w:pPr>
-        <w:rPr>
-          <w:rFonts w:ascii="Arial"/>
-          <w:sz w:val="21"/>
-        </w:rPr>
-      </w:pPr>
-    </w:p>
-    <w:p>
-      <w:pPr>
-        <w:rPr>
-          <w:rFonts w:ascii="Arial"/>
-          <w:sz w:val="21"/>
-        </w:rPr>
-      </w:pPr>
-    </w:p>
     <w:p>
       <w:pPr>
         <w:rPr>
@@ -3686,7 +5507,39 @@
                 <w:spacing w:val="-12"/>
                 <w:lang w:eastAsia="zh-CN"/>
               </w:rPr>
-              <w:t>2026 年 3 月 3 日</w:t>
+              <w:t xml:space="preserve">2026 年 </w:t>
+            </w:r>
+            <w:r>
+              <w:rPr>
+                <w:rFonts w:hint="eastAsia"/>
+                <w:spacing w:val="-12"/>
+                <w:lang w:val="en-US" w:eastAsia="zh-CN"/>
+              </w:rPr>
+              <w:t>4</w:t>
+            </w:r>
+            <w:r>
+              <w:rPr>
+                <w:rFonts w:hint="eastAsia"/>
+                <w:spacing w:val="-12"/>
+                <w:lang w:eastAsia="zh-CN"/>
+              </w:rPr>
+              <w:t xml:space="preserve"> 月 </w:t>
+            </w:r>
+            <w:r>
+              <w:rPr>
+                <w:rFonts w:hint="eastAsia"/>
+                <w:spacing w:val="-12"/>
+                <w:lang w:val="en-US" w:eastAsia="zh-CN"/>
+              </w:rPr>
+              <w:t>1</w:t>
+            </w:r>
+            <w:r>
+              <w:rPr>
+                <w:rFonts w:hint="eastAsia"/>
+                <w:spacing w:val="-12"/>
+                <w:lang w:eastAsia="zh-CN"/>
+              </w:rPr>
+              <w:t>3 日</w:t>
             </w:r>
           </w:p>
         </w:tc>
@@ -3745,7 +5598,7 @@
                 <w:rFonts w:hint="eastAsia"/>
                 <w:lang w:val="en-US" w:eastAsia="zh-CN"/>
               </w:rPr>
-              <w:t>《06-03 服务报告管理流程》</w:t>
+              <w:t>《TXHS-06-03-服务报告管理制度》</w:t>
             </w:r>
           </w:p>
         </w:tc>
@@ -3785,13 +5638,13 @@
             </w:pPr>
             <w:r>
               <w:rPr>
-                <w:rFonts w:hint="eastAsia"/>
+                <w:rFonts w:hint="eastAsia" w:ascii="宋体" w:hAnsi="宋体" w:eastAsia="宋体" w:cs="宋体"/>
                 <w:b/>
                 <w:bCs/>
                 <w:spacing w:val="-9"/>
                 <w:lang w:val="en-US" w:eastAsia="zh-CN"/>
               </w:rPr>
-              <w:t>宫焕杰</w:t>
+              <w:t>吴桀</w:t>
             </w:r>
           </w:p>
         </w:tc>
@@ -4144,7 +5997,7 @@
                 <w:rFonts w:hint="eastAsia"/>
                 <w:lang w:val="en-US" w:eastAsia="zh-CN"/>
               </w:rPr>
-              <w:t>8</w:t>
+              <w:t>10</w:t>
             </w:r>
           </w:p>
         </w:tc>
@@ -4225,7 +6078,7 @@
                 <w:rFonts w:hint="eastAsia"/>
                 <w:lang w:val="en-US" w:eastAsia="zh-CN"/>
               </w:rPr>
-              <w:t>10</w:t>
+              <w:t>8</w:t>
             </w:r>
           </w:p>
         </w:tc>
@@ -4647,7 +6500,7 @@
                 <w:rFonts w:hint="eastAsia"/>
                 <w:lang w:val="en-US" w:eastAsia="zh-CN"/>
               </w:rPr>
-              <w:t>10</w:t>
+              <w:t>8</w:t>
             </w:r>
           </w:p>
         </w:tc>
@@ -4801,7 +6654,7 @@
                 <w:rFonts w:hint="eastAsia"/>
                 <w:lang w:val="en-US" w:eastAsia="zh-CN"/>
               </w:rPr>
-              <w:t>10</w:t>
+              <w:t>8</w:t>
             </w:r>
           </w:p>
         </w:tc>
@@ -4978,7 +6831,7 @@
                 <w:spacing w:val="-6"/>
                 <w:lang w:val="en-US" w:eastAsia="zh-CN"/>
               </w:rPr>
-              <w:t>4</w:t>
+              <w:t>0</w:t>
             </w:r>
           </w:p>
         </w:tc>
@@ -5052,6 +6905,38 @@
         </w:tc>
       </w:tr>
     </w:tbl>
+    <w:p>
+      <w:pPr>
+        <w:rPr>
+          <w:rFonts w:ascii="Arial"/>
+          <w:sz w:val="21"/>
+        </w:rPr>
+      </w:pPr>
+    </w:p>
+    <w:p>
+      <w:pPr>
+        <w:rPr>
+          <w:rFonts w:ascii="Arial"/>
+          <w:sz w:val="21"/>
+        </w:rPr>
+      </w:pPr>
+    </w:p>
+    <w:p>
+      <w:pPr>
+        <w:rPr>
+          <w:rFonts w:ascii="Arial"/>
+          <w:sz w:val="21"/>
+        </w:rPr>
+      </w:pPr>
+    </w:p>
+    <w:p>
+      <w:pPr>
+        <w:rPr>
+          <w:rFonts w:ascii="Arial"/>
+          <w:sz w:val="21"/>
+        </w:rPr>
+      </w:pPr>
+    </w:p>
     <w:p>
       <w:pPr>
         <w:rPr>
@@ -5414,7 +7299,39 @@
                 <w:spacing w:val="-12"/>
                 <w:lang w:eastAsia="zh-CN"/>
               </w:rPr>
-              <w:t>2026 年 3 月 3 日</w:t>
+              <w:t xml:space="preserve">2026 年 </w:t>
+            </w:r>
+            <w:r>
+              <w:rPr>
+                <w:rFonts w:hint="eastAsia"/>
+                <w:spacing w:val="-12"/>
+                <w:lang w:val="en-US" w:eastAsia="zh-CN"/>
+              </w:rPr>
+              <w:t>4</w:t>
+            </w:r>
+            <w:r>
+              <w:rPr>
+                <w:rFonts w:hint="eastAsia"/>
+                <w:spacing w:val="-12"/>
+                <w:lang w:eastAsia="zh-CN"/>
+              </w:rPr>
+              <w:t xml:space="preserve"> 月 </w:t>
+            </w:r>
+            <w:r>
+              <w:rPr>
+                <w:rFonts w:hint="eastAsia"/>
+                <w:spacing w:val="-12"/>
+                <w:lang w:val="en-US" w:eastAsia="zh-CN"/>
+              </w:rPr>
+              <w:t>1</w:t>
+            </w:r>
+            <w:r>
+              <w:rPr>
+                <w:rFonts w:hint="eastAsia"/>
+                <w:spacing w:val="-12"/>
+                <w:lang w:eastAsia="zh-CN"/>
+              </w:rPr>
+              <w:t>3 日</w:t>
             </w:r>
           </w:p>
         </w:tc>
@@ -5473,7 +7390,7 @@
                 <w:rFonts w:hint="eastAsia"/>
                 <w:lang w:val="en-US" w:eastAsia="zh-CN"/>
               </w:rPr>
-              <w:t>《06-03 服务报告管理流程》</w:t>
+              <w:t>《TXHS-06-03-服务报告管理制度》</w:t>
             </w:r>
           </w:p>
         </w:tc>
@@ -5507,8 +7424,8 @@
               <w:spacing w:before="131" w:line="223" w:lineRule="auto"/>
               <w:ind w:left="1025"/>
               <w:rPr>
-                <w:rFonts w:hint="eastAsia" w:eastAsia="宋体"/>
-                <w:lang w:eastAsia="zh-CN"/>
+                <w:rFonts w:hint="default" w:eastAsia="宋体"/>
+                <w:lang w:val="en-US" w:eastAsia="zh-CN"/>
               </w:rPr>
             </w:pPr>
             <w:r>
@@ -5519,7 +7436,7 @@
                 <w:spacing w:val="-9"/>
                 <w:lang w:val="en-US" w:eastAsia="zh-CN"/>
               </w:rPr>
-              <w:t>康亚平</w:t>
+              <w:t>茅建根</w:t>
             </w:r>
           </w:p>
         </w:tc>
@@ -5872,7 +7789,7 @@
                 <w:rFonts w:hint="eastAsia"/>
                 <w:lang w:val="en-US" w:eastAsia="zh-CN"/>
               </w:rPr>
-              <w:t>10</w:t>
+              <w:t>8</w:t>
             </w:r>
           </w:p>
         </w:tc>
@@ -6298,7 +8215,7 @@
                 <w:rFonts w:hint="eastAsia"/>
                 <w:lang w:val="en-US" w:eastAsia="zh-CN"/>
               </w:rPr>
-              <w:t>10</w:t>
+              <w:t>8</w:t>
             </w:r>
           </w:p>
         </w:tc>
@@ -6375,7 +8292,7 @@
                 <w:rFonts w:hint="eastAsia"/>
                 <w:lang w:val="en-US" w:eastAsia="zh-CN"/>
               </w:rPr>
-              <w:t>8</w:t>
+              <w:t>10</w:t>
             </w:r>
           </w:p>
         </w:tc>
@@ -6529,7 +8446,7 @@
                 <w:rFonts w:hint="eastAsia"/>
                 <w:lang w:val="en-US" w:eastAsia="zh-CN"/>
               </w:rPr>
-              <w:t>8</w:t>
+              <w:t>10</w:t>
             </w:r>
           </w:p>
         </w:tc>
@@ -6915,3366 +8832,8 @@
           <w:sz w:val="21"/>
         </w:rPr>
       </w:pPr>
-    </w:p>
-    <w:p>
-      <w:pPr>
-        <w:rPr>
-          <w:rFonts w:ascii="Arial"/>
-          <w:sz w:val="21"/>
-        </w:rPr>
-      </w:pPr>
-    </w:p>
-    <w:p>
-      <w:pPr>
-        <w:rPr>
-          <w:rFonts w:ascii="Arial"/>
-          <w:sz w:val="21"/>
-        </w:rPr>
-      </w:pPr>
-    </w:p>
-    <w:p>
-      <w:pPr>
-        <w:rPr>
-          <w:rFonts w:ascii="Arial"/>
-          <w:sz w:val="21"/>
-        </w:rPr>
-      </w:pPr>
-    </w:p>
-    <w:p>
-      <w:pPr>
-        <w:rPr>
-          <w:rFonts w:ascii="Arial"/>
-          <w:sz w:val="21"/>
-        </w:rPr>
-      </w:pPr>
-    </w:p>
-    <w:p>
-      <w:pPr>
-        <w:rPr>
-          <w:rFonts w:ascii="Arial"/>
-          <w:sz w:val="21"/>
-        </w:rPr>
-      </w:pPr>
-    </w:p>
-    <w:p>
-      <w:pPr>
-        <w:rPr>
-          <w:rFonts w:ascii="Arial"/>
-          <w:sz w:val="21"/>
-        </w:rPr>
-      </w:pPr>
-    </w:p>
-    <w:p>
-      <w:pPr>
-        <w:rPr>
-          <w:rFonts w:ascii="Arial"/>
-          <w:sz w:val="21"/>
-        </w:rPr>
-      </w:pPr>
-    </w:p>
-    <w:p>
-      <w:pPr>
-        <w:rPr>
-          <w:rFonts w:ascii="Arial"/>
-          <w:sz w:val="21"/>
-        </w:rPr>
-      </w:pPr>
-    </w:p>
-    <w:p>
-      <w:pPr>
-        <w:rPr>
-          <w:rFonts w:ascii="Arial"/>
-          <w:sz w:val="21"/>
-        </w:rPr>
-      </w:pPr>
-    </w:p>
-    <w:p>
-      <w:pPr>
-        <w:rPr>
-          <w:rFonts w:ascii="Arial"/>
-          <w:sz w:val="21"/>
-        </w:rPr>
-      </w:pPr>
-    </w:p>
-    <w:p>
-      <w:pPr>
-        <w:rPr>
-          <w:rFonts w:ascii="Arial"/>
-          <w:sz w:val="21"/>
-        </w:rPr>
-      </w:pPr>
-    </w:p>
-    <w:p>
-      <w:pPr>
-        <w:rPr>
-          <w:rFonts w:ascii="Arial"/>
-          <w:sz w:val="21"/>
-        </w:rPr>
-      </w:pPr>
-    </w:p>
-    <w:p>
-      <w:pPr>
-        <w:rPr>
-          <w:rFonts w:ascii="Arial"/>
-          <w:sz w:val="21"/>
-        </w:rPr>
-      </w:pPr>
-    </w:p>
-    <w:p>
-      <w:pPr>
-        <w:rPr>
-          <w:rFonts w:ascii="Arial"/>
-          <w:sz w:val="21"/>
-        </w:rPr>
-      </w:pPr>
-    </w:p>
-    <w:p>
-      <w:pPr>
-        <w:rPr>
-          <w:rFonts w:ascii="Arial"/>
-          <w:sz w:val="21"/>
-        </w:rPr>
-      </w:pPr>
-    </w:p>
-    <w:tbl>
-      <w:tblPr>
-        <w:tblStyle w:val="4"/>
-        <w:tblW w:w="8517" w:type="dxa"/>
-        <w:tblInd w:w="1782" w:type="dxa"/>
-        <w:tblBorders>
-          <w:top w:val="single" w:color="000000" w:sz="2" w:space="0"/>
-          <w:left w:val="single" w:color="000000" w:sz="2" w:space="0"/>
-          <w:bottom w:val="single" w:color="000000" w:sz="2" w:space="0"/>
-          <w:right w:val="single" w:color="000000" w:sz="2" w:space="0"/>
-          <w:insideH w:val="single" w:color="000000" w:sz="2" w:space="0"/>
-          <w:insideV w:val="single" w:color="000000" w:sz="2" w:space="0"/>
-        </w:tblBorders>
-        <w:tblLayout w:type="fixed"/>
-        <w:tblCellMar>
-          <w:top w:w="0" w:type="dxa"/>
-          <w:left w:w="0" w:type="dxa"/>
-          <w:bottom w:w="0" w:type="dxa"/>
-          <w:right w:w="0" w:type="dxa"/>
-        </w:tblCellMar>
-      </w:tblPr>
-      <w:tblGrid>
-        <w:gridCol w:w="1359"/>
-        <w:gridCol w:w="3449"/>
-        <w:gridCol w:w="1193"/>
-        <w:gridCol w:w="2516"/>
-      </w:tblGrid>
-      <w:tr>
-        <w:tblPrEx>
-          <w:tblBorders>
-            <w:top w:val="single" w:color="000000" w:sz="2" w:space="0"/>
-            <w:left w:val="single" w:color="000000" w:sz="2" w:space="0"/>
-            <w:bottom w:val="single" w:color="000000" w:sz="2" w:space="0"/>
-            <w:right w:val="single" w:color="000000" w:sz="2" w:space="0"/>
-            <w:insideH w:val="single" w:color="000000" w:sz="2" w:space="0"/>
-            <w:insideV w:val="single" w:color="000000" w:sz="2" w:space="0"/>
-          </w:tblBorders>
-          <w:tblCellMar>
-            <w:top w:w="0" w:type="dxa"/>
-            <w:left w:w="0" w:type="dxa"/>
-            <w:bottom w:w="0" w:type="dxa"/>
-            <w:right w:w="0" w:type="dxa"/>
-          </w:tblCellMar>
-        </w:tblPrEx>
-        <w:trPr>
-          <w:trHeight w:val="648" w:hRule="atLeast"/>
-        </w:trPr>
-        <w:tc>
-          <w:tcPr>
-            <w:tcW w:w="8517" w:type="dxa"/>
-            <w:gridSpan w:val="4"/>
-          </w:tcPr>
-          <w:p>
-            <w:pPr>
-              <w:pStyle w:val="5"/>
-              <w:spacing w:before="173" w:line="225" w:lineRule="auto"/>
-              <w:ind w:left="3465"/>
-              <w:rPr>
-                <w:sz w:val="31"/>
-                <w:szCs w:val="31"/>
-              </w:rPr>
-            </w:pPr>
-            <w:r>
-              <w:rPr>
-                <w:b/>
-                <w:bCs/>
-                <w:spacing w:val="4"/>
-                <w:sz w:val="31"/>
-                <w:szCs w:val="31"/>
-              </w:rPr>
-              <w:t>培训反馈表</w:t>
-            </w:r>
-          </w:p>
-        </w:tc>
-      </w:tr>
-      <w:tr>
-        <w:tblPrEx>
-          <w:tblBorders>
-            <w:top w:val="single" w:color="000000" w:sz="2" w:space="0"/>
-            <w:left w:val="single" w:color="000000" w:sz="2" w:space="0"/>
-            <w:bottom w:val="single" w:color="000000" w:sz="2" w:space="0"/>
-            <w:right w:val="single" w:color="000000" w:sz="2" w:space="0"/>
-            <w:insideH w:val="single" w:color="000000" w:sz="2" w:space="0"/>
-            <w:insideV w:val="single" w:color="000000" w:sz="2" w:space="0"/>
-          </w:tblBorders>
-          <w:tblCellMar>
-            <w:top w:w="0" w:type="dxa"/>
-            <w:left w:w="0" w:type="dxa"/>
-            <w:bottom w:w="0" w:type="dxa"/>
-            <w:right w:w="0" w:type="dxa"/>
-          </w:tblCellMar>
-        </w:tblPrEx>
-        <w:trPr>
-          <w:trHeight w:val="488" w:hRule="atLeast"/>
-        </w:trPr>
-        <w:tc>
-          <w:tcPr>
-            <w:tcW w:w="8517" w:type="dxa"/>
-            <w:gridSpan w:val="4"/>
-          </w:tcPr>
-          <w:p>
-            <w:pPr>
-              <w:pStyle w:val="5"/>
-              <w:spacing w:before="130" w:line="219" w:lineRule="auto"/>
-              <w:ind w:left="65"/>
-              <w:rPr>
-                <w:rFonts w:hint="eastAsia" w:eastAsia="宋体"/>
-                <w:lang w:eastAsia="zh-CN"/>
-              </w:rPr>
-            </w:pPr>
-            <w:r>
-              <w:rPr>
-                <w:b/>
-                <w:bCs/>
-                <w:spacing w:val="-12"/>
-              </w:rPr>
-              <w:t>日</w:t>
-            </w:r>
-            <w:r>
-              <w:rPr>
-                <w:spacing w:val="6"/>
-              </w:rPr>
-              <w:t xml:space="preserve">    </w:t>
-            </w:r>
-            <w:r>
-              <w:rPr>
-                <w:b/>
-                <w:bCs/>
-                <w:spacing w:val="-12"/>
-              </w:rPr>
-              <w:t>期：</w:t>
-            </w:r>
-            <w:r>
-              <w:rPr>
-                <w:rFonts w:hint="eastAsia"/>
-                <w:spacing w:val="-12"/>
-                <w:lang w:eastAsia="zh-CN"/>
-              </w:rPr>
-              <w:t>2026 年 3 月 3 日</w:t>
-            </w:r>
-          </w:p>
-        </w:tc>
-      </w:tr>
-      <w:tr>
-        <w:tblPrEx>
-          <w:tblBorders>
-            <w:top w:val="single" w:color="000000" w:sz="2" w:space="0"/>
-            <w:left w:val="single" w:color="000000" w:sz="2" w:space="0"/>
-            <w:bottom w:val="single" w:color="000000" w:sz="2" w:space="0"/>
-            <w:right w:val="single" w:color="000000" w:sz="2" w:space="0"/>
-            <w:insideH w:val="single" w:color="000000" w:sz="2" w:space="0"/>
-            <w:insideV w:val="single" w:color="000000" w:sz="2" w:space="0"/>
-          </w:tblBorders>
-          <w:tblCellMar>
-            <w:top w:w="0" w:type="dxa"/>
-            <w:left w:w="0" w:type="dxa"/>
-            <w:bottom w:w="0" w:type="dxa"/>
-            <w:right w:w="0" w:type="dxa"/>
-          </w:tblCellMar>
-        </w:tblPrEx>
-        <w:trPr>
-          <w:trHeight w:val="487" w:hRule="atLeast"/>
-        </w:trPr>
-        <w:tc>
-          <w:tcPr>
-            <w:tcW w:w="1359" w:type="dxa"/>
-          </w:tcPr>
-          <w:p>
-            <w:pPr>
-              <w:pStyle w:val="5"/>
-              <w:spacing w:before="131" w:line="220" w:lineRule="auto"/>
-              <w:ind w:left="23"/>
-            </w:pPr>
-            <w:r>
-              <w:rPr>
-                <w:b/>
-                <w:bCs/>
-                <w:spacing w:val="-5"/>
-              </w:rPr>
-              <w:t>课程名称</w:t>
-            </w:r>
-          </w:p>
-        </w:tc>
-        <w:tc>
-          <w:tcPr>
-            <w:tcW w:w="3449" w:type="dxa"/>
-          </w:tcPr>
-          <w:p>
-            <w:pPr>
-              <w:pStyle w:val="5"/>
-              <w:spacing w:before="131" w:line="218" w:lineRule="auto"/>
-            </w:pPr>
-            <w:r>
-              <w:rPr>
-                <w:rFonts w:hint="eastAsia"/>
-                <w:lang w:val="en-US" w:eastAsia="zh-CN"/>
-              </w:rPr>
-              <w:t>《06-03 服务报告管理流程》</w:t>
-            </w:r>
-          </w:p>
-        </w:tc>
-        <w:tc>
-          <w:tcPr>
-            <w:tcW w:w="1193" w:type="dxa"/>
-          </w:tcPr>
-          <w:p>
-            <w:pPr>
-              <w:pStyle w:val="5"/>
-              <w:spacing w:before="132" w:line="219" w:lineRule="auto"/>
-              <w:ind w:left="364"/>
-            </w:pPr>
-            <w:r>
-              <w:rPr>
-                <w:b/>
-                <w:bCs/>
-                <w:spacing w:val="-8"/>
-              </w:rPr>
-              <w:t>姓名</w:t>
-            </w:r>
-          </w:p>
-        </w:tc>
-        <w:tc>
-          <w:tcPr>
-            <w:tcW w:w="2516" w:type="dxa"/>
-          </w:tcPr>
-          <w:p>
-            <w:pPr>
-              <w:pStyle w:val="5"/>
-              <w:spacing w:before="131" w:line="223" w:lineRule="auto"/>
-              <w:ind w:left="1025"/>
-              <w:rPr>
-                <w:rFonts w:hint="eastAsia" w:eastAsia="宋体"/>
-                <w:lang w:eastAsia="zh-CN"/>
-              </w:rPr>
-            </w:pPr>
-            <w:r>
-              <w:rPr>
-                <w:rFonts w:hint="eastAsia"/>
-                <w:b/>
-                <w:bCs/>
-                <w:spacing w:val="-9"/>
-                <w:lang w:val="en-US" w:eastAsia="zh-CN"/>
-              </w:rPr>
-              <w:t>黄满</w:t>
-            </w:r>
-          </w:p>
-        </w:tc>
-      </w:tr>
-      <w:tr>
-        <w:tblPrEx>
-          <w:tblBorders>
-            <w:top w:val="single" w:color="000000" w:sz="2" w:space="0"/>
-            <w:left w:val="single" w:color="000000" w:sz="2" w:space="0"/>
-            <w:bottom w:val="single" w:color="000000" w:sz="2" w:space="0"/>
-            <w:right w:val="single" w:color="000000" w:sz="2" w:space="0"/>
-            <w:insideH w:val="single" w:color="000000" w:sz="2" w:space="0"/>
-            <w:insideV w:val="single" w:color="000000" w:sz="2" w:space="0"/>
-          </w:tblBorders>
-          <w:tblCellMar>
-            <w:top w:w="0" w:type="dxa"/>
-            <w:left w:w="0" w:type="dxa"/>
-            <w:bottom w:w="0" w:type="dxa"/>
-            <w:right w:w="0" w:type="dxa"/>
-          </w:tblCellMar>
-        </w:tblPrEx>
-        <w:trPr>
-          <w:trHeight w:val="487" w:hRule="atLeast"/>
-        </w:trPr>
-        <w:tc>
-          <w:tcPr>
-            <w:tcW w:w="8517" w:type="dxa"/>
-            <w:gridSpan w:val="4"/>
-          </w:tcPr>
-          <w:p>
-            <w:pPr>
-              <w:pStyle w:val="5"/>
-              <w:spacing w:before="132" w:line="219" w:lineRule="auto"/>
-              <w:ind w:left="23"/>
-            </w:pPr>
-            <w:r>
-              <w:rPr>
-                <w:b/>
-                <w:bCs/>
-                <w:spacing w:val="-2"/>
-              </w:rPr>
-              <w:t>评分标准：非常好-10</w:t>
-            </w:r>
-            <w:r>
-              <w:rPr>
-                <w:spacing w:val="-48"/>
-              </w:rPr>
-              <w:t xml:space="preserve"> </w:t>
-            </w:r>
-            <w:r>
-              <w:rPr>
-                <w:b/>
-                <w:bCs/>
-                <w:spacing w:val="-2"/>
-              </w:rPr>
-              <w:t>分</w:t>
-            </w:r>
-            <w:r>
-              <w:rPr>
-                <w:spacing w:val="-2"/>
-              </w:rPr>
-              <w:t xml:space="preserve">   </w:t>
-            </w:r>
-            <w:r>
-              <w:rPr>
-                <w:b/>
-                <w:bCs/>
-                <w:spacing w:val="-2"/>
-              </w:rPr>
-              <w:t>很好-8</w:t>
-            </w:r>
-            <w:r>
-              <w:rPr>
-                <w:spacing w:val="-48"/>
-              </w:rPr>
-              <w:t xml:space="preserve"> </w:t>
-            </w:r>
-            <w:r>
-              <w:rPr>
-                <w:b/>
-                <w:bCs/>
-                <w:spacing w:val="-2"/>
-              </w:rPr>
-              <w:t>分</w:t>
-            </w:r>
-            <w:r>
-              <w:rPr>
-                <w:spacing w:val="-2"/>
-              </w:rPr>
-              <w:t xml:space="preserve">   </w:t>
-            </w:r>
-            <w:r>
-              <w:rPr>
-                <w:b/>
-                <w:bCs/>
-                <w:spacing w:val="-2"/>
-              </w:rPr>
-              <w:t>好-6</w:t>
-            </w:r>
-            <w:r>
-              <w:rPr>
-                <w:spacing w:val="-48"/>
-              </w:rPr>
-              <w:t xml:space="preserve"> </w:t>
-            </w:r>
-            <w:r>
-              <w:rPr>
-                <w:b/>
-                <w:bCs/>
-                <w:spacing w:val="-3"/>
-              </w:rPr>
-              <w:t>分</w:t>
-            </w:r>
-            <w:r>
-              <w:rPr>
-                <w:spacing w:val="-3"/>
-              </w:rPr>
-              <w:t xml:space="preserve">   </w:t>
-            </w:r>
-            <w:r>
-              <w:rPr>
-                <w:b/>
-                <w:bCs/>
-                <w:spacing w:val="-3"/>
-              </w:rPr>
-              <w:t>较差-4</w:t>
-            </w:r>
-            <w:r>
-              <w:rPr>
-                <w:spacing w:val="-47"/>
-              </w:rPr>
-              <w:t xml:space="preserve"> </w:t>
-            </w:r>
-            <w:r>
-              <w:rPr>
-                <w:b/>
-                <w:bCs/>
-                <w:spacing w:val="-3"/>
-              </w:rPr>
-              <w:t>分</w:t>
-            </w:r>
-            <w:r>
-              <w:rPr>
-                <w:spacing w:val="-3"/>
-              </w:rPr>
-              <w:t xml:space="preserve">   </w:t>
-            </w:r>
-            <w:r>
-              <w:rPr>
-                <w:b/>
-                <w:bCs/>
-                <w:spacing w:val="-3"/>
-              </w:rPr>
-              <w:t>很差-2</w:t>
-            </w:r>
-            <w:r>
-              <w:rPr>
-                <w:spacing w:val="-48"/>
-              </w:rPr>
-              <w:t xml:space="preserve"> </w:t>
-            </w:r>
-            <w:r>
-              <w:rPr>
-                <w:b/>
-                <w:bCs/>
-                <w:spacing w:val="-3"/>
-              </w:rPr>
-              <w:t>分</w:t>
-            </w:r>
-          </w:p>
-        </w:tc>
-      </w:tr>
-      <w:tr>
-        <w:tblPrEx>
-          <w:tblBorders>
-            <w:top w:val="single" w:color="000000" w:sz="2" w:space="0"/>
-            <w:left w:val="single" w:color="000000" w:sz="2" w:space="0"/>
-            <w:bottom w:val="single" w:color="000000" w:sz="2" w:space="0"/>
-            <w:right w:val="single" w:color="000000" w:sz="2" w:space="0"/>
-            <w:insideH w:val="single" w:color="000000" w:sz="2" w:space="0"/>
-            <w:insideV w:val="single" w:color="000000" w:sz="2" w:space="0"/>
-          </w:tblBorders>
-          <w:tblCellMar>
-            <w:top w:w="0" w:type="dxa"/>
-            <w:left w:w="0" w:type="dxa"/>
-            <w:bottom w:w="0" w:type="dxa"/>
-            <w:right w:w="0" w:type="dxa"/>
-          </w:tblCellMar>
-        </w:tblPrEx>
-        <w:trPr>
-          <w:trHeight w:val="488" w:hRule="atLeast"/>
-        </w:trPr>
-        <w:tc>
-          <w:tcPr>
-            <w:tcW w:w="6001" w:type="dxa"/>
-            <w:gridSpan w:val="3"/>
-          </w:tcPr>
-          <w:p>
-            <w:pPr>
-              <w:pStyle w:val="5"/>
-              <w:spacing w:before="132" w:line="221" w:lineRule="auto"/>
-              <w:ind w:left="2794"/>
-            </w:pPr>
-            <w:r>
-              <w:rPr>
-                <w:b/>
-                <w:bCs/>
-                <w:spacing w:val="-21"/>
-              </w:rPr>
-              <w:t>问题</w:t>
-            </w:r>
-          </w:p>
-        </w:tc>
-        <w:tc>
-          <w:tcPr>
-            <w:tcW w:w="2516" w:type="dxa"/>
-          </w:tcPr>
-          <w:p>
-            <w:pPr>
-              <w:pStyle w:val="5"/>
-              <w:spacing w:before="131" w:line="220" w:lineRule="auto"/>
-              <w:ind w:left="271"/>
-            </w:pPr>
-            <w:r>
-              <w:rPr>
-                <w:b/>
-                <w:bCs/>
-                <w:spacing w:val="-7"/>
-              </w:rPr>
-              <w:t>评分</w:t>
-            </w:r>
-          </w:p>
-        </w:tc>
-      </w:tr>
-      <w:tr>
-        <w:tblPrEx>
-          <w:tblBorders>
-            <w:top w:val="single" w:color="000000" w:sz="2" w:space="0"/>
-            <w:left w:val="single" w:color="000000" w:sz="2" w:space="0"/>
-            <w:bottom w:val="single" w:color="000000" w:sz="2" w:space="0"/>
-            <w:right w:val="single" w:color="000000" w:sz="2" w:space="0"/>
-            <w:insideH w:val="single" w:color="000000" w:sz="2" w:space="0"/>
-            <w:insideV w:val="single" w:color="000000" w:sz="2" w:space="0"/>
-          </w:tblBorders>
-          <w:tblCellMar>
-            <w:top w:w="0" w:type="dxa"/>
-            <w:left w:w="0" w:type="dxa"/>
-            <w:bottom w:w="0" w:type="dxa"/>
-            <w:right w:w="0" w:type="dxa"/>
-          </w:tblCellMar>
-        </w:tblPrEx>
-        <w:trPr>
-          <w:trHeight w:val="488" w:hRule="atLeast"/>
-        </w:trPr>
-        <w:tc>
-          <w:tcPr>
-            <w:tcW w:w="1359" w:type="dxa"/>
-            <w:vMerge w:val="restart"/>
-            <w:tcBorders>
-              <w:bottom w:val="nil"/>
-            </w:tcBorders>
-          </w:tcPr>
-          <w:p>
-            <w:pPr>
-              <w:spacing w:line="258" w:lineRule="auto"/>
-              <w:rPr>
-                <w:rFonts w:ascii="Arial"/>
-                <w:sz w:val="21"/>
-              </w:rPr>
-            </w:pPr>
-          </w:p>
-          <w:p>
-            <w:pPr>
-              <w:spacing w:line="259" w:lineRule="auto"/>
-              <w:rPr>
-                <w:rFonts w:ascii="Arial"/>
-                <w:sz w:val="21"/>
-              </w:rPr>
-            </w:pPr>
-          </w:p>
-          <w:p>
-            <w:pPr>
-              <w:spacing w:line="259" w:lineRule="auto"/>
-              <w:rPr>
-                <w:rFonts w:ascii="Arial"/>
-                <w:sz w:val="21"/>
-              </w:rPr>
-            </w:pPr>
-          </w:p>
-          <w:p>
-            <w:pPr>
-              <w:spacing w:line="259" w:lineRule="auto"/>
-              <w:rPr>
-                <w:rFonts w:ascii="Arial"/>
-                <w:sz w:val="21"/>
-              </w:rPr>
-            </w:pPr>
-          </w:p>
-          <w:p>
-            <w:pPr>
-              <w:pStyle w:val="5"/>
-              <w:spacing w:before="78" w:line="219" w:lineRule="auto"/>
-              <w:ind w:left="205"/>
-            </w:pPr>
-            <w:r>
-              <w:rPr>
-                <w:b/>
-                <w:bCs/>
-                <w:spacing w:val="-5"/>
-              </w:rPr>
-              <w:t>培训内容</w:t>
-            </w:r>
-          </w:p>
-        </w:tc>
-        <w:tc>
-          <w:tcPr>
-            <w:tcW w:w="4642" w:type="dxa"/>
-            <w:gridSpan w:val="2"/>
-          </w:tcPr>
-          <w:p>
-            <w:pPr>
-              <w:pStyle w:val="5"/>
-              <w:spacing w:before="133" w:line="219" w:lineRule="auto"/>
-              <w:ind w:left="20"/>
-            </w:pPr>
-            <w:r>
-              <w:rPr>
-                <w:spacing w:val="-2"/>
-              </w:rPr>
-              <w:t>授课目标是否明确</w:t>
-            </w:r>
-          </w:p>
-        </w:tc>
-        <w:tc>
-          <w:tcPr>
-            <w:tcW w:w="2516" w:type="dxa"/>
-          </w:tcPr>
-          <w:p>
-            <w:pPr>
-              <w:pStyle w:val="5"/>
-              <w:spacing w:before="132"/>
-              <w:ind w:left="704"/>
-              <w:rPr>
-                <w:rFonts w:hint="default" w:eastAsia="宋体"/>
-                <w:lang w:val="en-US" w:eastAsia="zh-CN"/>
-              </w:rPr>
-            </w:pPr>
-            <w:r>
-              <w:rPr>
-                <w:rFonts w:hint="eastAsia"/>
-                <w:lang w:val="en-US" w:eastAsia="zh-CN"/>
-              </w:rPr>
-              <w:t>8</w:t>
-            </w:r>
-          </w:p>
-        </w:tc>
-      </w:tr>
-      <w:tr>
-        <w:tblPrEx>
-          <w:tblBorders>
-            <w:top w:val="single" w:color="000000" w:sz="2" w:space="0"/>
-            <w:left w:val="single" w:color="000000" w:sz="2" w:space="0"/>
-            <w:bottom w:val="single" w:color="000000" w:sz="2" w:space="0"/>
-            <w:right w:val="single" w:color="000000" w:sz="2" w:space="0"/>
-            <w:insideH w:val="single" w:color="000000" w:sz="2" w:space="0"/>
-            <w:insideV w:val="single" w:color="000000" w:sz="2" w:space="0"/>
-          </w:tblBorders>
-          <w:tblCellMar>
-            <w:top w:w="0" w:type="dxa"/>
-            <w:left w:w="0" w:type="dxa"/>
-            <w:bottom w:w="0" w:type="dxa"/>
-            <w:right w:w="0" w:type="dxa"/>
-          </w:tblCellMar>
-        </w:tblPrEx>
-        <w:trPr>
-          <w:trHeight w:val="488" w:hRule="atLeast"/>
-        </w:trPr>
-        <w:tc>
-          <w:tcPr>
-            <w:tcW w:w="1359" w:type="dxa"/>
-            <w:vMerge w:val="continue"/>
-            <w:tcBorders>
-              <w:top w:val="nil"/>
-              <w:bottom w:val="nil"/>
-            </w:tcBorders>
-          </w:tcPr>
-          <w:p>
-            <w:pPr>
-              <w:rPr>
-                <w:rFonts w:ascii="Arial"/>
-                <w:sz w:val="21"/>
-              </w:rPr>
-            </w:pPr>
-          </w:p>
-        </w:tc>
-        <w:tc>
-          <w:tcPr>
-            <w:tcW w:w="4642" w:type="dxa"/>
-            <w:gridSpan w:val="2"/>
-          </w:tcPr>
-          <w:p>
-            <w:pPr>
-              <w:pStyle w:val="5"/>
-              <w:spacing w:before="132" w:line="220" w:lineRule="auto"/>
-              <w:ind w:left="20"/>
-            </w:pPr>
-            <w:r>
-              <w:rPr>
-                <w:spacing w:val="-1"/>
-              </w:rPr>
-              <w:t>课程时间安排是否合理？</w:t>
-            </w:r>
-          </w:p>
-        </w:tc>
-        <w:tc>
-          <w:tcPr>
-            <w:tcW w:w="2516" w:type="dxa"/>
-          </w:tcPr>
-          <w:p>
-            <w:pPr>
-              <w:pStyle w:val="5"/>
-              <w:spacing w:before="131"/>
-              <w:ind w:left="699"/>
-              <w:rPr>
-                <w:rFonts w:hint="default" w:eastAsia="宋体"/>
-                <w:lang w:val="en-US" w:eastAsia="zh-CN"/>
-              </w:rPr>
-            </w:pPr>
-            <w:r>
-              <w:rPr>
-                <w:rFonts w:hint="eastAsia"/>
-                <w:lang w:val="en-US" w:eastAsia="zh-CN"/>
-              </w:rPr>
-              <w:t>8</w:t>
-            </w:r>
-          </w:p>
-        </w:tc>
-      </w:tr>
-      <w:tr>
-        <w:tblPrEx>
-          <w:tblBorders>
-            <w:top w:val="single" w:color="000000" w:sz="2" w:space="0"/>
-            <w:left w:val="single" w:color="000000" w:sz="2" w:space="0"/>
-            <w:bottom w:val="single" w:color="000000" w:sz="2" w:space="0"/>
-            <w:right w:val="single" w:color="000000" w:sz="2" w:space="0"/>
-            <w:insideH w:val="single" w:color="000000" w:sz="2" w:space="0"/>
-            <w:insideV w:val="single" w:color="000000" w:sz="2" w:space="0"/>
-          </w:tblBorders>
-          <w:tblCellMar>
-            <w:top w:w="0" w:type="dxa"/>
-            <w:left w:w="0" w:type="dxa"/>
-            <w:bottom w:w="0" w:type="dxa"/>
-            <w:right w:w="0" w:type="dxa"/>
-          </w:tblCellMar>
-        </w:tblPrEx>
-        <w:trPr>
-          <w:trHeight w:val="487" w:hRule="atLeast"/>
-        </w:trPr>
-        <w:tc>
-          <w:tcPr>
-            <w:tcW w:w="1359" w:type="dxa"/>
-            <w:vMerge w:val="continue"/>
-            <w:tcBorders>
-              <w:top w:val="nil"/>
-              <w:bottom w:val="nil"/>
-            </w:tcBorders>
-          </w:tcPr>
-          <w:p>
-            <w:pPr>
-              <w:rPr>
-                <w:rFonts w:ascii="Arial"/>
-                <w:sz w:val="21"/>
-              </w:rPr>
-            </w:pPr>
-          </w:p>
-        </w:tc>
-        <w:tc>
-          <w:tcPr>
-            <w:tcW w:w="4642" w:type="dxa"/>
-            <w:gridSpan w:val="2"/>
-          </w:tcPr>
-          <w:p>
-            <w:pPr>
-              <w:pStyle w:val="5"/>
-              <w:spacing w:before="134" w:line="219" w:lineRule="auto"/>
-              <w:ind w:left="20"/>
-            </w:pPr>
-            <w:r>
-              <w:rPr>
-                <w:spacing w:val="-1"/>
-              </w:rPr>
-              <w:t>课程内容是否具有深度？</w:t>
-            </w:r>
-          </w:p>
-        </w:tc>
-        <w:tc>
-          <w:tcPr>
-            <w:tcW w:w="2516" w:type="dxa"/>
-          </w:tcPr>
-          <w:p>
-            <w:pPr>
-              <w:pStyle w:val="5"/>
-              <w:spacing w:before="133"/>
-              <w:ind w:left="704"/>
-            </w:pPr>
-            <w:r>
-              <w:rPr>
-                <w:rFonts w:hint="eastAsia"/>
-                <w:lang w:val="en-US" w:eastAsia="zh-CN"/>
-              </w:rPr>
-              <w:t>10</w:t>
-            </w:r>
-          </w:p>
-        </w:tc>
-      </w:tr>
-      <w:tr>
-        <w:tblPrEx>
-          <w:tblBorders>
-            <w:top w:val="single" w:color="000000" w:sz="2" w:space="0"/>
-            <w:left w:val="single" w:color="000000" w:sz="2" w:space="0"/>
-            <w:bottom w:val="single" w:color="000000" w:sz="2" w:space="0"/>
-            <w:right w:val="single" w:color="000000" w:sz="2" w:space="0"/>
-            <w:insideH w:val="single" w:color="000000" w:sz="2" w:space="0"/>
-            <w:insideV w:val="single" w:color="000000" w:sz="2" w:space="0"/>
-          </w:tblBorders>
-          <w:tblCellMar>
-            <w:top w:w="0" w:type="dxa"/>
-            <w:left w:w="0" w:type="dxa"/>
-            <w:bottom w:w="0" w:type="dxa"/>
-            <w:right w:w="0" w:type="dxa"/>
-          </w:tblCellMar>
-        </w:tblPrEx>
-        <w:trPr>
-          <w:trHeight w:val="488" w:hRule="atLeast"/>
-        </w:trPr>
-        <w:tc>
-          <w:tcPr>
-            <w:tcW w:w="1359" w:type="dxa"/>
-            <w:vMerge w:val="continue"/>
-            <w:tcBorders>
-              <w:top w:val="nil"/>
-              <w:bottom w:val="nil"/>
-            </w:tcBorders>
-          </w:tcPr>
-          <w:p>
-            <w:pPr>
-              <w:rPr>
-                <w:rFonts w:ascii="Arial"/>
-                <w:sz w:val="21"/>
-              </w:rPr>
-            </w:pPr>
-          </w:p>
-        </w:tc>
-        <w:tc>
-          <w:tcPr>
-            <w:tcW w:w="4642" w:type="dxa"/>
-            <w:gridSpan w:val="2"/>
-          </w:tcPr>
-          <w:p>
-            <w:pPr>
-              <w:pStyle w:val="5"/>
-              <w:spacing w:before="134" w:line="219" w:lineRule="auto"/>
-              <w:ind w:left="22"/>
-            </w:pPr>
-            <w:r>
-              <w:rPr>
-                <w:spacing w:val="-1"/>
-              </w:rPr>
-              <w:t>培训内容逻辑是否明确？</w:t>
-            </w:r>
-          </w:p>
-        </w:tc>
-        <w:tc>
-          <w:tcPr>
-            <w:tcW w:w="2516" w:type="dxa"/>
-          </w:tcPr>
-          <w:p>
-            <w:pPr>
-              <w:pStyle w:val="5"/>
-              <w:spacing w:before="133"/>
-              <w:ind w:left="744"/>
-            </w:pPr>
-            <w:r>
-              <w:t>8</w:t>
-            </w:r>
-          </w:p>
-        </w:tc>
-      </w:tr>
-      <w:tr>
-        <w:tblPrEx>
-          <w:tblBorders>
-            <w:top w:val="single" w:color="000000" w:sz="2" w:space="0"/>
-            <w:left w:val="single" w:color="000000" w:sz="2" w:space="0"/>
-            <w:bottom w:val="single" w:color="000000" w:sz="2" w:space="0"/>
-            <w:right w:val="single" w:color="000000" w:sz="2" w:space="0"/>
-            <w:insideH w:val="single" w:color="000000" w:sz="2" w:space="0"/>
-            <w:insideV w:val="single" w:color="000000" w:sz="2" w:space="0"/>
-          </w:tblBorders>
-          <w:tblCellMar>
-            <w:top w:w="0" w:type="dxa"/>
-            <w:left w:w="0" w:type="dxa"/>
-            <w:bottom w:w="0" w:type="dxa"/>
-            <w:right w:w="0" w:type="dxa"/>
-          </w:tblCellMar>
-        </w:tblPrEx>
-        <w:trPr>
-          <w:trHeight w:val="488" w:hRule="atLeast"/>
-        </w:trPr>
-        <w:tc>
-          <w:tcPr>
-            <w:tcW w:w="1359" w:type="dxa"/>
-            <w:vMerge w:val="continue"/>
-            <w:tcBorders>
-              <w:top w:val="nil"/>
-            </w:tcBorders>
-          </w:tcPr>
-          <w:p>
-            <w:pPr>
-              <w:rPr>
-                <w:rFonts w:ascii="Arial"/>
-                <w:sz w:val="21"/>
-              </w:rPr>
-            </w:pPr>
-          </w:p>
-        </w:tc>
-        <w:tc>
-          <w:tcPr>
-            <w:tcW w:w="4642" w:type="dxa"/>
-            <w:gridSpan w:val="2"/>
-          </w:tcPr>
-          <w:p>
-            <w:pPr>
-              <w:pStyle w:val="5"/>
-              <w:spacing w:before="133" w:line="219" w:lineRule="auto"/>
-              <w:ind w:left="20"/>
-            </w:pPr>
-            <w:r>
-              <w:rPr>
-                <w:spacing w:val="-1"/>
-              </w:rPr>
-              <w:t>课程内容对个人的帮助度？</w:t>
-            </w:r>
-          </w:p>
-        </w:tc>
-        <w:tc>
-          <w:tcPr>
-            <w:tcW w:w="2516" w:type="dxa"/>
-          </w:tcPr>
-          <w:p>
-            <w:pPr>
-              <w:pStyle w:val="5"/>
-              <w:spacing w:before="132"/>
-              <w:ind w:left="704"/>
-            </w:pPr>
-            <w:r>
-              <w:rPr>
-                <w:rFonts w:hint="eastAsia"/>
-                <w:lang w:val="en-US" w:eastAsia="zh-CN"/>
-              </w:rPr>
-              <w:t>10</w:t>
-            </w:r>
-          </w:p>
-        </w:tc>
-      </w:tr>
-      <w:tr>
-        <w:tblPrEx>
-          <w:tblBorders>
-            <w:top w:val="single" w:color="000000" w:sz="2" w:space="0"/>
-            <w:left w:val="single" w:color="000000" w:sz="2" w:space="0"/>
-            <w:bottom w:val="single" w:color="000000" w:sz="2" w:space="0"/>
-            <w:right w:val="single" w:color="000000" w:sz="2" w:space="0"/>
-            <w:insideH w:val="single" w:color="000000" w:sz="2" w:space="0"/>
-            <w:insideV w:val="single" w:color="000000" w:sz="2" w:space="0"/>
-          </w:tblBorders>
-          <w:tblCellMar>
-            <w:top w:w="0" w:type="dxa"/>
-            <w:left w:w="0" w:type="dxa"/>
-            <w:bottom w:w="0" w:type="dxa"/>
-            <w:right w:w="0" w:type="dxa"/>
-          </w:tblCellMar>
-        </w:tblPrEx>
-        <w:trPr>
-          <w:trHeight w:val="487" w:hRule="atLeast"/>
-        </w:trPr>
-        <w:tc>
-          <w:tcPr>
-            <w:tcW w:w="1359" w:type="dxa"/>
-            <w:vMerge w:val="restart"/>
-            <w:tcBorders>
-              <w:bottom w:val="nil"/>
-            </w:tcBorders>
-          </w:tcPr>
-          <w:p>
-            <w:pPr>
-              <w:spacing w:line="259" w:lineRule="auto"/>
-              <w:rPr>
-                <w:rFonts w:ascii="Arial"/>
-                <w:sz w:val="21"/>
-              </w:rPr>
-            </w:pPr>
-          </w:p>
-          <w:p>
-            <w:pPr>
-              <w:spacing w:line="259" w:lineRule="auto"/>
-              <w:rPr>
-                <w:rFonts w:ascii="Arial"/>
-                <w:sz w:val="21"/>
-              </w:rPr>
-            </w:pPr>
-          </w:p>
-          <w:p>
-            <w:pPr>
-              <w:spacing w:line="259" w:lineRule="auto"/>
-              <w:rPr>
-                <w:rFonts w:ascii="Arial"/>
-                <w:sz w:val="21"/>
-              </w:rPr>
-            </w:pPr>
-          </w:p>
-          <w:p>
-            <w:pPr>
-              <w:spacing w:line="259" w:lineRule="auto"/>
-              <w:rPr>
-                <w:rFonts w:ascii="Arial"/>
-                <w:sz w:val="21"/>
-              </w:rPr>
-            </w:pPr>
-          </w:p>
-          <w:p>
-            <w:pPr>
-              <w:pStyle w:val="5"/>
-              <w:spacing w:before="78" w:line="219" w:lineRule="auto"/>
-              <w:ind w:left="444"/>
-            </w:pPr>
-            <w:r>
-              <w:rPr>
-                <w:b/>
-                <w:bCs/>
-                <w:spacing w:val="-8"/>
-              </w:rPr>
-              <w:t>讲师</w:t>
-            </w:r>
-          </w:p>
-        </w:tc>
-        <w:tc>
-          <w:tcPr>
-            <w:tcW w:w="4642" w:type="dxa"/>
-            <w:gridSpan w:val="2"/>
-          </w:tcPr>
-          <w:p>
-            <w:pPr>
-              <w:pStyle w:val="5"/>
-              <w:spacing w:before="134" w:line="219" w:lineRule="auto"/>
-              <w:ind w:left="20"/>
-            </w:pPr>
-            <w:r>
-              <w:rPr>
-                <w:spacing w:val="-1"/>
-              </w:rPr>
-              <w:t>授课思路是否清晰？</w:t>
-            </w:r>
-          </w:p>
-        </w:tc>
-        <w:tc>
-          <w:tcPr>
-            <w:tcW w:w="2516" w:type="dxa"/>
-          </w:tcPr>
-          <w:p>
-            <w:pPr>
-              <w:pStyle w:val="5"/>
-              <w:spacing w:before="133"/>
-              <w:ind w:left="704"/>
-            </w:pPr>
-            <w:r>
-              <w:rPr>
-                <w:rFonts w:hint="eastAsia"/>
-                <w:lang w:val="en-US" w:eastAsia="zh-CN"/>
-              </w:rPr>
-              <w:t>8</w:t>
-            </w:r>
-          </w:p>
-        </w:tc>
-      </w:tr>
-      <w:tr>
-        <w:tblPrEx>
-          <w:tblBorders>
-            <w:top w:val="single" w:color="000000" w:sz="2" w:space="0"/>
-            <w:left w:val="single" w:color="000000" w:sz="2" w:space="0"/>
-            <w:bottom w:val="single" w:color="000000" w:sz="2" w:space="0"/>
-            <w:right w:val="single" w:color="000000" w:sz="2" w:space="0"/>
-            <w:insideH w:val="single" w:color="000000" w:sz="2" w:space="0"/>
-            <w:insideV w:val="single" w:color="000000" w:sz="2" w:space="0"/>
-          </w:tblBorders>
-          <w:tblCellMar>
-            <w:top w:w="0" w:type="dxa"/>
-            <w:left w:w="0" w:type="dxa"/>
-            <w:bottom w:w="0" w:type="dxa"/>
-            <w:right w:w="0" w:type="dxa"/>
-          </w:tblCellMar>
-        </w:tblPrEx>
-        <w:trPr>
-          <w:trHeight w:val="488" w:hRule="atLeast"/>
-        </w:trPr>
-        <w:tc>
-          <w:tcPr>
-            <w:tcW w:w="1359" w:type="dxa"/>
-            <w:vMerge w:val="continue"/>
-            <w:tcBorders>
-              <w:top w:val="nil"/>
-              <w:bottom w:val="nil"/>
-            </w:tcBorders>
-          </w:tcPr>
-          <w:p>
-            <w:pPr>
-              <w:rPr>
-                <w:rFonts w:ascii="Arial"/>
-                <w:sz w:val="21"/>
-              </w:rPr>
-            </w:pPr>
-          </w:p>
-        </w:tc>
-        <w:tc>
-          <w:tcPr>
-            <w:tcW w:w="4642" w:type="dxa"/>
-            <w:gridSpan w:val="2"/>
-          </w:tcPr>
-          <w:p>
-            <w:pPr>
-              <w:pStyle w:val="5"/>
-              <w:spacing w:before="134" w:line="219" w:lineRule="auto"/>
-              <w:ind w:left="25"/>
-            </w:pPr>
-            <w:r>
-              <w:rPr>
-                <w:spacing w:val="-2"/>
-              </w:rPr>
-              <w:t>是否认可和赞同讲师的观点？</w:t>
-            </w:r>
-          </w:p>
-        </w:tc>
-        <w:tc>
-          <w:tcPr>
-            <w:tcW w:w="2516" w:type="dxa"/>
-          </w:tcPr>
-          <w:p>
-            <w:pPr>
-              <w:pStyle w:val="5"/>
-              <w:spacing w:before="133"/>
-              <w:ind w:left="704"/>
-            </w:pPr>
-            <w:r>
-              <w:rPr>
-                <w:rFonts w:hint="eastAsia"/>
-                <w:lang w:val="en-US" w:eastAsia="zh-CN"/>
-              </w:rPr>
-              <w:t>10</w:t>
-            </w:r>
-          </w:p>
-        </w:tc>
-      </w:tr>
-      <w:tr>
-        <w:tblPrEx>
-          <w:tblBorders>
-            <w:top w:val="single" w:color="000000" w:sz="2" w:space="0"/>
-            <w:left w:val="single" w:color="000000" w:sz="2" w:space="0"/>
-            <w:bottom w:val="single" w:color="000000" w:sz="2" w:space="0"/>
-            <w:right w:val="single" w:color="000000" w:sz="2" w:space="0"/>
-            <w:insideH w:val="single" w:color="000000" w:sz="2" w:space="0"/>
-            <w:insideV w:val="single" w:color="000000" w:sz="2" w:space="0"/>
-          </w:tblBorders>
-          <w:tblCellMar>
-            <w:top w:w="0" w:type="dxa"/>
-            <w:left w:w="0" w:type="dxa"/>
-            <w:bottom w:w="0" w:type="dxa"/>
-            <w:right w:w="0" w:type="dxa"/>
-          </w:tblCellMar>
-        </w:tblPrEx>
-        <w:trPr>
-          <w:trHeight w:val="488" w:hRule="atLeast"/>
-        </w:trPr>
-        <w:tc>
-          <w:tcPr>
-            <w:tcW w:w="1359" w:type="dxa"/>
-            <w:vMerge w:val="continue"/>
-            <w:tcBorders>
-              <w:top w:val="nil"/>
-              <w:bottom w:val="nil"/>
-            </w:tcBorders>
-          </w:tcPr>
-          <w:p>
-            <w:pPr>
-              <w:rPr>
-                <w:rFonts w:ascii="Arial"/>
-                <w:sz w:val="21"/>
-              </w:rPr>
-            </w:pPr>
-          </w:p>
-        </w:tc>
-        <w:tc>
-          <w:tcPr>
-            <w:tcW w:w="4642" w:type="dxa"/>
-            <w:gridSpan w:val="2"/>
-          </w:tcPr>
-          <w:p>
-            <w:pPr>
-              <w:pStyle w:val="5"/>
-              <w:spacing w:before="135" w:line="220" w:lineRule="auto"/>
-              <w:ind w:left="20"/>
-            </w:pPr>
-            <w:r>
-              <w:rPr>
-                <w:spacing w:val="-1"/>
-              </w:rPr>
-              <w:t>课堂气氛是否活跃？</w:t>
-            </w:r>
-          </w:p>
-        </w:tc>
-        <w:tc>
-          <w:tcPr>
-            <w:tcW w:w="2516" w:type="dxa"/>
-          </w:tcPr>
-          <w:p>
-            <w:pPr>
-              <w:pStyle w:val="5"/>
-              <w:spacing w:before="134"/>
-              <w:ind w:left="624"/>
-            </w:pPr>
-            <w:r>
-              <w:rPr>
-                <w:rFonts w:hint="eastAsia"/>
-                <w:lang w:val="en-US" w:eastAsia="zh-CN"/>
-              </w:rPr>
-              <w:t>10</w:t>
-            </w:r>
-          </w:p>
-        </w:tc>
-      </w:tr>
-      <w:tr>
-        <w:tblPrEx>
-          <w:tblBorders>
-            <w:top w:val="single" w:color="000000" w:sz="2" w:space="0"/>
-            <w:left w:val="single" w:color="000000" w:sz="2" w:space="0"/>
-            <w:bottom w:val="single" w:color="000000" w:sz="2" w:space="0"/>
-            <w:right w:val="single" w:color="000000" w:sz="2" w:space="0"/>
-            <w:insideH w:val="single" w:color="000000" w:sz="2" w:space="0"/>
-            <w:insideV w:val="single" w:color="000000" w:sz="2" w:space="0"/>
-          </w:tblBorders>
-          <w:tblCellMar>
-            <w:top w:w="0" w:type="dxa"/>
-            <w:left w:w="0" w:type="dxa"/>
-            <w:bottom w:w="0" w:type="dxa"/>
-            <w:right w:w="0" w:type="dxa"/>
-          </w:tblCellMar>
-        </w:tblPrEx>
-        <w:trPr>
-          <w:trHeight w:val="488" w:hRule="atLeast"/>
-        </w:trPr>
-        <w:tc>
-          <w:tcPr>
-            <w:tcW w:w="1359" w:type="dxa"/>
-            <w:vMerge w:val="continue"/>
-            <w:tcBorders>
-              <w:top w:val="nil"/>
-              <w:bottom w:val="nil"/>
-            </w:tcBorders>
-          </w:tcPr>
-          <w:p>
-            <w:pPr>
-              <w:rPr>
-                <w:rFonts w:ascii="Arial"/>
-                <w:sz w:val="21"/>
-              </w:rPr>
-            </w:pPr>
-          </w:p>
-        </w:tc>
-        <w:tc>
-          <w:tcPr>
-            <w:tcW w:w="4642" w:type="dxa"/>
-            <w:gridSpan w:val="2"/>
-          </w:tcPr>
-          <w:p>
-            <w:pPr>
-              <w:pStyle w:val="5"/>
-              <w:spacing w:before="134" w:line="220" w:lineRule="auto"/>
-              <w:ind w:left="20"/>
-            </w:pPr>
-            <w:r>
-              <w:rPr>
-                <w:spacing w:val="-1"/>
-              </w:rPr>
-              <w:t>对授课时间是否把控？</w:t>
-            </w:r>
-          </w:p>
-        </w:tc>
-        <w:tc>
-          <w:tcPr>
-            <w:tcW w:w="2516" w:type="dxa"/>
-          </w:tcPr>
-          <w:p>
-            <w:pPr>
-              <w:pStyle w:val="5"/>
-              <w:spacing w:before="133"/>
-              <w:ind w:left="629"/>
-            </w:pPr>
-            <w:r>
-              <w:rPr>
-                <w:rFonts w:hint="eastAsia"/>
-                <w:lang w:val="en-US" w:eastAsia="zh-CN"/>
-              </w:rPr>
-              <w:t>10</w:t>
-            </w:r>
-          </w:p>
-        </w:tc>
-      </w:tr>
-      <w:tr>
-        <w:tblPrEx>
-          <w:tblBorders>
-            <w:top w:val="single" w:color="000000" w:sz="2" w:space="0"/>
-            <w:left w:val="single" w:color="000000" w:sz="2" w:space="0"/>
-            <w:bottom w:val="single" w:color="000000" w:sz="2" w:space="0"/>
-            <w:right w:val="single" w:color="000000" w:sz="2" w:space="0"/>
-            <w:insideH w:val="single" w:color="000000" w:sz="2" w:space="0"/>
-            <w:insideV w:val="single" w:color="000000" w:sz="2" w:space="0"/>
-          </w:tblBorders>
-          <w:tblCellMar>
-            <w:top w:w="0" w:type="dxa"/>
-            <w:left w:w="0" w:type="dxa"/>
-            <w:bottom w:w="0" w:type="dxa"/>
-            <w:right w:w="0" w:type="dxa"/>
-          </w:tblCellMar>
-        </w:tblPrEx>
-        <w:trPr>
-          <w:trHeight w:val="488" w:hRule="atLeast"/>
-        </w:trPr>
-        <w:tc>
-          <w:tcPr>
-            <w:tcW w:w="1359" w:type="dxa"/>
-            <w:vMerge w:val="continue"/>
-            <w:tcBorders>
-              <w:top w:val="nil"/>
-            </w:tcBorders>
-          </w:tcPr>
-          <w:p>
-            <w:pPr>
-              <w:rPr>
-                <w:rFonts w:ascii="Arial"/>
-                <w:sz w:val="21"/>
-              </w:rPr>
-            </w:pPr>
-          </w:p>
-        </w:tc>
-        <w:tc>
-          <w:tcPr>
-            <w:tcW w:w="4642" w:type="dxa"/>
-            <w:gridSpan w:val="2"/>
-          </w:tcPr>
-          <w:p>
-            <w:pPr>
-              <w:pStyle w:val="5"/>
-              <w:spacing w:before="136" w:line="219" w:lineRule="auto"/>
-              <w:ind w:left="20"/>
-            </w:pPr>
-            <w:r>
-              <w:rPr>
-                <w:spacing w:val="-1"/>
-              </w:rPr>
-              <w:t>对学员关心的问题是否给予了满意的答复？</w:t>
-            </w:r>
-          </w:p>
-        </w:tc>
-        <w:tc>
-          <w:tcPr>
-            <w:tcW w:w="2516" w:type="dxa"/>
-          </w:tcPr>
-          <w:p>
-            <w:pPr>
-              <w:pStyle w:val="5"/>
-              <w:spacing w:before="135"/>
-              <w:ind w:left="704"/>
-            </w:pPr>
-            <w:r>
-              <w:t>8</w:t>
-            </w:r>
-          </w:p>
-        </w:tc>
-      </w:tr>
-      <w:tr>
-        <w:tblPrEx>
-          <w:tblBorders>
-            <w:top w:val="single" w:color="000000" w:sz="2" w:space="0"/>
-            <w:left w:val="single" w:color="000000" w:sz="2" w:space="0"/>
-            <w:bottom w:val="single" w:color="000000" w:sz="2" w:space="0"/>
-            <w:right w:val="single" w:color="000000" w:sz="2" w:space="0"/>
-            <w:insideH w:val="single" w:color="000000" w:sz="2" w:space="0"/>
-            <w:insideV w:val="single" w:color="000000" w:sz="2" w:space="0"/>
-          </w:tblBorders>
-          <w:tblCellMar>
-            <w:top w:w="0" w:type="dxa"/>
-            <w:left w:w="0" w:type="dxa"/>
-            <w:bottom w:w="0" w:type="dxa"/>
-            <w:right w:w="0" w:type="dxa"/>
-          </w:tblCellMar>
-        </w:tblPrEx>
-        <w:trPr>
-          <w:trHeight w:val="488" w:hRule="atLeast"/>
-        </w:trPr>
-        <w:tc>
-          <w:tcPr>
-            <w:tcW w:w="1359" w:type="dxa"/>
-            <w:vMerge w:val="restart"/>
-            <w:tcBorders>
-              <w:bottom w:val="nil"/>
-            </w:tcBorders>
-          </w:tcPr>
-          <w:p>
-            <w:pPr>
-              <w:spacing w:line="299" w:lineRule="auto"/>
-              <w:rPr>
-                <w:rFonts w:ascii="Arial"/>
-                <w:sz w:val="21"/>
-              </w:rPr>
-            </w:pPr>
-          </w:p>
-          <w:p>
-            <w:pPr>
-              <w:pStyle w:val="5"/>
-              <w:spacing w:before="78" w:line="220" w:lineRule="auto"/>
-              <w:ind w:left="207"/>
-            </w:pPr>
-            <w:r>
-              <w:rPr>
-                <w:b/>
-                <w:bCs/>
-                <w:spacing w:val="-5"/>
-              </w:rPr>
-              <w:t>训后感受</w:t>
-            </w:r>
-          </w:p>
-        </w:tc>
-        <w:tc>
-          <w:tcPr>
-            <w:tcW w:w="4642" w:type="dxa"/>
-            <w:gridSpan w:val="2"/>
-          </w:tcPr>
-          <w:p>
-            <w:pPr>
-              <w:pStyle w:val="5"/>
-              <w:spacing w:before="134" w:line="219" w:lineRule="auto"/>
-              <w:ind w:left="21"/>
-            </w:pPr>
-            <w:r>
-              <w:rPr>
-                <w:spacing w:val="-1"/>
-              </w:rPr>
-              <w:t>针对本次培训，有哪些建议？</w:t>
-            </w:r>
-          </w:p>
-        </w:tc>
-        <w:tc>
-          <w:tcPr>
-            <w:tcW w:w="2516" w:type="dxa"/>
-            <w:vMerge w:val="restart"/>
-          </w:tcPr>
-          <w:p>
-            <w:pPr>
-              <w:pStyle w:val="5"/>
-              <w:spacing w:before="134"/>
-              <w:ind w:right="13" w:firstLine="684" w:firstLineChars="300"/>
-              <w:jc w:val="both"/>
-              <w:rPr>
-                <w:rFonts w:hint="eastAsia" w:eastAsia="宋体"/>
-                <w:lang w:eastAsia="zh-CN"/>
-              </w:rPr>
-            </w:pPr>
-            <w:r>
-              <w:rPr>
-                <w:spacing w:val="-6"/>
-              </w:rPr>
-              <w:t>9</w:t>
-            </w:r>
-            <w:r>
-              <w:rPr>
-                <w:rFonts w:hint="eastAsia"/>
-                <w:spacing w:val="-6"/>
-                <w:lang w:val="en-US" w:eastAsia="zh-CN"/>
-              </w:rPr>
-              <w:t>0</w:t>
-            </w:r>
-          </w:p>
-        </w:tc>
-      </w:tr>
-      <w:tr>
-        <w:tblPrEx>
-          <w:tblBorders>
-            <w:top w:val="single" w:color="000000" w:sz="2" w:space="0"/>
-            <w:left w:val="single" w:color="000000" w:sz="2" w:space="0"/>
-            <w:bottom w:val="single" w:color="000000" w:sz="2" w:space="0"/>
-            <w:right w:val="single" w:color="000000" w:sz="2" w:space="0"/>
-            <w:insideH w:val="single" w:color="000000" w:sz="2" w:space="0"/>
-            <w:insideV w:val="single" w:color="000000" w:sz="2" w:space="0"/>
-          </w:tblBorders>
-          <w:tblCellMar>
-            <w:top w:w="0" w:type="dxa"/>
-            <w:left w:w="0" w:type="dxa"/>
-            <w:bottom w:w="0" w:type="dxa"/>
-            <w:right w:w="0" w:type="dxa"/>
-          </w:tblCellMar>
-        </w:tblPrEx>
-        <w:trPr>
-          <w:trHeight w:val="492" w:hRule="atLeast"/>
-        </w:trPr>
-        <w:tc>
-          <w:tcPr>
-            <w:tcW w:w="1359" w:type="dxa"/>
-            <w:vMerge w:val="continue"/>
-            <w:tcBorders>
-              <w:top w:val="nil"/>
-            </w:tcBorders>
-          </w:tcPr>
-          <w:p>
-            <w:pPr>
-              <w:rPr>
-                <w:rFonts w:ascii="Arial"/>
-                <w:sz w:val="21"/>
-              </w:rPr>
-            </w:pPr>
-          </w:p>
-        </w:tc>
-        <w:tc>
-          <w:tcPr>
-            <w:tcW w:w="4642" w:type="dxa"/>
-            <w:gridSpan w:val="2"/>
-          </w:tcPr>
-          <w:p>
-            <w:pPr>
-              <w:pStyle w:val="5"/>
-              <w:spacing w:before="133" w:line="220" w:lineRule="auto"/>
-              <w:ind w:left="23"/>
-            </w:pPr>
-            <w:r>
-              <w:t>无</w:t>
-            </w:r>
-          </w:p>
-        </w:tc>
-        <w:tc>
-          <w:tcPr>
-            <w:tcW w:w="2516" w:type="dxa"/>
-            <w:vMerge w:val="continue"/>
-          </w:tcPr>
-          <w:p>
-            <w:pPr>
-              <w:rPr>
-                <w:rFonts w:ascii="Arial"/>
-                <w:sz w:val="21"/>
-              </w:rPr>
-            </w:pPr>
-          </w:p>
-        </w:tc>
-      </w:tr>
-    </w:tbl>
-    <w:p>
-      <w:pPr>
-        <w:rPr>
-          <w:rFonts w:ascii="Arial"/>
-          <w:sz w:val="21"/>
-        </w:rPr>
-      </w:pPr>
-    </w:p>
-    <w:p>
-      <w:pPr>
-        <w:rPr>
-          <w:rFonts w:ascii="Arial"/>
-          <w:sz w:val="21"/>
-        </w:rPr>
-      </w:pPr>
-    </w:p>
-    <w:p>
-      <w:pPr>
-        <w:rPr>
-          <w:rFonts w:ascii="Arial"/>
-          <w:sz w:val="21"/>
-        </w:rPr>
-      </w:pPr>
-    </w:p>
-    <w:p>
-      <w:pPr>
-        <w:rPr>
-          <w:rFonts w:ascii="Arial"/>
-          <w:sz w:val="21"/>
-        </w:rPr>
-      </w:pPr>
-    </w:p>
-    <w:p>
-      <w:pPr>
-        <w:rPr>
-          <w:rFonts w:ascii="Arial"/>
-          <w:sz w:val="21"/>
-        </w:rPr>
-      </w:pPr>
-    </w:p>
-    <w:p>
-      <w:pPr>
-        <w:rPr>
-          <w:rFonts w:ascii="Arial"/>
-          <w:sz w:val="21"/>
-        </w:rPr>
-      </w:pPr>
-    </w:p>
-    <w:p>
-      <w:pPr>
-        <w:rPr>
-          <w:rFonts w:ascii="Arial"/>
-          <w:sz w:val="21"/>
-        </w:rPr>
-      </w:pPr>
-    </w:p>
-    <w:p>
-      <w:pPr>
-        <w:rPr>
-          <w:rFonts w:ascii="Arial"/>
-          <w:sz w:val="21"/>
-        </w:rPr>
-      </w:pPr>
-    </w:p>
-    <w:p>
-      <w:pPr>
-        <w:rPr>
-          <w:rFonts w:ascii="Arial"/>
-          <w:sz w:val="21"/>
-        </w:rPr>
-      </w:pPr>
-    </w:p>
-    <w:p>
-      <w:pPr>
-        <w:rPr>
-          <w:rFonts w:ascii="Arial"/>
-          <w:sz w:val="21"/>
-        </w:rPr>
-      </w:pPr>
-    </w:p>
-    <w:p>
-      <w:pPr>
-        <w:rPr>
-          <w:rFonts w:ascii="Arial"/>
-          <w:sz w:val="21"/>
-        </w:rPr>
-      </w:pPr>
-    </w:p>
-    <w:p>
-      <w:pPr>
-        <w:rPr>
-          <w:rFonts w:ascii="Arial"/>
-          <w:sz w:val="21"/>
-        </w:rPr>
-      </w:pPr>
-    </w:p>
-    <w:p>
-      <w:pPr>
-        <w:rPr>
-          <w:rFonts w:ascii="Arial"/>
-          <w:sz w:val="21"/>
-        </w:rPr>
-      </w:pPr>
-    </w:p>
-    <w:p>
-      <w:pPr>
-        <w:rPr>
-          <w:rFonts w:ascii="Arial"/>
-          <w:sz w:val="21"/>
-        </w:rPr>
-      </w:pPr>
-    </w:p>
-    <w:p>
-      <w:pPr>
-        <w:rPr>
-          <w:rFonts w:ascii="Arial"/>
-          <w:sz w:val="21"/>
-        </w:rPr>
-      </w:pPr>
-    </w:p>
-    <w:p>
-      <w:pPr>
-        <w:rPr>
-          <w:rFonts w:ascii="Arial"/>
-          <w:sz w:val="21"/>
-        </w:rPr>
-      </w:pPr>
-    </w:p>
-    <w:p>
-      <w:pPr>
-        <w:rPr>
-          <w:rFonts w:ascii="Arial"/>
-          <w:sz w:val="21"/>
-        </w:rPr>
-      </w:pPr>
-    </w:p>
-    <w:p>
-      <w:pPr>
-        <w:rPr>
-          <w:rFonts w:ascii="Arial"/>
-          <w:sz w:val="21"/>
-        </w:rPr>
-      </w:pPr>
-    </w:p>
-    <w:p>
-      <w:pPr>
-        <w:rPr>
-          <w:rFonts w:ascii="Arial"/>
-          <w:sz w:val="21"/>
-        </w:rPr>
-      </w:pPr>
-    </w:p>
-    <w:p>
-      <w:pPr>
-        <w:rPr>
-          <w:rFonts w:ascii="Arial"/>
-          <w:sz w:val="21"/>
-        </w:rPr>
-      </w:pPr>
-    </w:p>
-    <w:p>
-      <w:pPr>
-        <w:rPr>
-          <w:rFonts w:ascii="Arial"/>
-          <w:sz w:val="21"/>
-        </w:rPr>
-      </w:pPr>
-    </w:p>
-    <w:p>
-      <w:pPr>
-        <w:rPr>
-          <w:rFonts w:ascii="Arial"/>
-          <w:sz w:val="21"/>
-        </w:rPr>
-      </w:pPr>
-    </w:p>
-    <w:p>
-      <w:pPr>
-        <w:rPr>
-          <w:rFonts w:ascii="Arial"/>
-          <w:sz w:val="21"/>
-        </w:rPr>
-      </w:pPr>
-    </w:p>
-    <w:p>
-      <w:pPr>
-        <w:rPr>
-          <w:rFonts w:ascii="Arial"/>
-          <w:sz w:val="21"/>
-        </w:rPr>
-      </w:pPr>
-    </w:p>
-    <w:p>
-      <w:pPr>
-        <w:rPr>
-          <w:rFonts w:ascii="Arial"/>
-          <w:sz w:val="21"/>
-        </w:rPr>
-      </w:pPr>
-    </w:p>
-    <w:p>
-      <w:pPr>
-        <w:rPr>
-          <w:rFonts w:ascii="Arial"/>
-          <w:sz w:val="21"/>
-        </w:rPr>
-      </w:pPr>
-    </w:p>
-    <w:p>
-      <w:pPr>
-        <w:rPr>
-          <w:rFonts w:ascii="Arial"/>
-          <w:sz w:val="21"/>
-        </w:rPr>
-      </w:pPr>
-    </w:p>
-    <w:p>
-      <w:pPr>
-        <w:rPr>
-          <w:rFonts w:ascii="Arial"/>
-          <w:sz w:val="21"/>
-        </w:rPr>
-      </w:pPr>
-    </w:p>
-    <w:tbl>
-      <w:tblPr>
-        <w:tblStyle w:val="4"/>
-        <w:tblW w:w="8517" w:type="dxa"/>
-        <w:tblInd w:w="1782" w:type="dxa"/>
-        <w:tblBorders>
-          <w:top w:val="single" w:color="000000" w:sz="2" w:space="0"/>
-          <w:left w:val="single" w:color="000000" w:sz="2" w:space="0"/>
-          <w:bottom w:val="single" w:color="000000" w:sz="2" w:space="0"/>
-          <w:right w:val="single" w:color="000000" w:sz="2" w:space="0"/>
-          <w:insideH w:val="single" w:color="000000" w:sz="2" w:space="0"/>
-          <w:insideV w:val="single" w:color="000000" w:sz="2" w:space="0"/>
-        </w:tblBorders>
-        <w:tblLayout w:type="fixed"/>
-        <w:tblCellMar>
-          <w:top w:w="0" w:type="dxa"/>
-          <w:left w:w="0" w:type="dxa"/>
-          <w:bottom w:w="0" w:type="dxa"/>
-          <w:right w:w="0" w:type="dxa"/>
-        </w:tblCellMar>
-      </w:tblPr>
-      <w:tblGrid>
-        <w:gridCol w:w="1359"/>
-        <w:gridCol w:w="3449"/>
-        <w:gridCol w:w="1193"/>
-        <w:gridCol w:w="2516"/>
-      </w:tblGrid>
-      <w:tr>
-        <w:tblPrEx>
-          <w:tblBorders>
-            <w:top w:val="single" w:color="000000" w:sz="2" w:space="0"/>
-            <w:left w:val="single" w:color="000000" w:sz="2" w:space="0"/>
-            <w:bottom w:val="single" w:color="000000" w:sz="2" w:space="0"/>
-            <w:right w:val="single" w:color="000000" w:sz="2" w:space="0"/>
-            <w:insideH w:val="single" w:color="000000" w:sz="2" w:space="0"/>
-            <w:insideV w:val="single" w:color="000000" w:sz="2" w:space="0"/>
-          </w:tblBorders>
-          <w:tblCellMar>
-            <w:top w:w="0" w:type="dxa"/>
-            <w:left w:w="0" w:type="dxa"/>
-            <w:bottom w:w="0" w:type="dxa"/>
-            <w:right w:w="0" w:type="dxa"/>
-          </w:tblCellMar>
-        </w:tblPrEx>
-        <w:trPr>
-          <w:trHeight w:val="648" w:hRule="atLeast"/>
-        </w:trPr>
-        <w:tc>
-          <w:tcPr>
-            <w:tcW w:w="8517" w:type="dxa"/>
-            <w:gridSpan w:val="4"/>
-          </w:tcPr>
-          <w:p>
-            <w:pPr>
-              <w:pStyle w:val="5"/>
-              <w:spacing w:before="173" w:line="225" w:lineRule="auto"/>
-              <w:ind w:left="3465"/>
-              <w:rPr>
-                <w:sz w:val="31"/>
-                <w:szCs w:val="31"/>
-              </w:rPr>
-            </w:pPr>
-            <w:r>
-              <w:rPr>
-                <w:b/>
-                <w:bCs/>
-                <w:spacing w:val="4"/>
-                <w:sz w:val="31"/>
-                <w:szCs w:val="31"/>
-              </w:rPr>
-              <w:t>培训反馈表</w:t>
-            </w:r>
-          </w:p>
-        </w:tc>
-      </w:tr>
-      <w:tr>
-        <w:tblPrEx>
-          <w:tblBorders>
-            <w:top w:val="single" w:color="000000" w:sz="2" w:space="0"/>
-            <w:left w:val="single" w:color="000000" w:sz="2" w:space="0"/>
-            <w:bottom w:val="single" w:color="000000" w:sz="2" w:space="0"/>
-            <w:right w:val="single" w:color="000000" w:sz="2" w:space="0"/>
-            <w:insideH w:val="single" w:color="000000" w:sz="2" w:space="0"/>
-            <w:insideV w:val="single" w:color="000000" w:sz="2" w:space="0"/>
-          </w:tblBorders>
-          <w:tblCellMar>
-            <w:top w:w="0" w:type="dxa"/>
-            <w:left w:w="0" w:type="dxa"/>
-            <w:bottom w:w="0" w:type="dxa"/>
-            <w:right w:w="0" w:type="dxa"/>
-          </w:tblCellMar>
-        </w:tblPrEx>
-        <w:trPr>
-          <w:trHeight w:val="488" w:hRule="atLeast"/>
-        </w:trPr>
-        <w:tc>
-          <w:tcPr>
-            <w:tcW w:w="8517" w:type="dxa"/>
-            <w:gridSpan w:val="4"/>
-          </w:tcPr>
-          <w:p>
-            <w:pPr>
-              <w:pStyle w:val="5"/>
-              <w:spacing w:before="130" w:line="219" w:lineRule="auto"/>
-              <w:ind w:left="65"/>
-              <w:rPr>
-                <w:rFonts w:hint="eastAsia" w:eastAsia="宋体"/>
-                <w:lang w:eastAsia="zh-CN"/>
-              </w:rPr>
-            </w:pPr>
-            <w:r>
-              <w:rPr>
-                <w:b/>
-                <w:bCs/>
-                <w:spacing w:val="-12"/>
-              </w:rPr>
-              <w:t>日</w:t>
-            </w:r>
-            <w:r>
-              <w:rPr>
-                <w:spacing w:val="6"/>
-              </w:rPr>
-              <w:t xml:space="preserve">    </w:t>
-            </w:r>
-            <w:r>
-              <w:rPr>
-                <w:b/>
-                <w:bCs/>
-                <w:spacing w:val="-12"/>
-              </w:rPr>
-              <w:t>期：</w:t>
-            </w:r>
-            <w:r>
-              <w:rPr>
-                <w:rFonts w:hint="eastAsia"/>
-                <w:spacing w:val="-12"/>
-                <w:lang w:eastAsia="zh-CN"/>
-              </w:rPr>
-              <w:t>2026 年 3 月 3 日</w:t>
-            </w:r>
-          </w:p>
-        </w:tc>
-      </w:tr>
-      <w:tr>
-        <w:tblPrEx>
-          <w:tblBorders>
-            <w:top w:val="single" w:color="000000" w:sz="2" w:space="0"/>
-            <w:left w:val="single" w:color="000000" w:sz="2" w:space="0"/>
-            <w:bottom w:val="single" w:color="000000" w:sz="2" w:space="0"/>
-            <w:right w:val="single" w:color="000000" w:sz="2" w:space="0"/>
-            <w:insideH w:val="single" w:color="000000" w:sz="2" w:space="0"/>
-            <w:insideV w:val="single" w:color="000000" w:sz="2" w:space="0"/>
-          </w:tblBorders>
-          <w:tblCellMar>
-            <w:top w:w="0" w:type="dxa"/>
-            <w:left w:w="0" w:type="dxa"/>
-            <w:bottom w:w="0" w:type="dxa"/>
-            <w:right w:w="0" w:type="dxa"/>
-          </w:tblCellMar>
-        </w:tblPrEx>
-        <w:trPr>
-          <w:trHeight w:val="487" w:hRule="atLeast"/>
-        </w:trPr>
-        <w:tc>
-          <w:tcPr>
-            <w:tcW w:w="1359" w:type="dxa"/>
-          </w:tcPr>
-          <w:p>
-            <w:pPr>
-              <w:pStyle w:val="5"/>
-              <w:spacing w:before="131" w:line="220" w:lineRule="auto"/>
-              <w:ind w:left="23"/>
-            </w:pPr>
-            <w:r>
-              <w:rPr>
-                <w:b/>
-                <w:bCs/>
-                <w:spacing w:val="-5"/>
-              </w:rPr>
-              <w:t>课程名称</w:t>
-            </w:r>
-          </w:p>
-        </w:tc>
-        <w:tc>
-          <w:tcPr>
-            <w:tcW w:w="3449" w:type="dxa"/>
-          </w:tcPr>
-          <w:p>
-            <w:pPr>
-              <w:pStyle w:val="5"/>
-              <w:spacing w:before="131" w:line="218" w:lineRule="auto"/>
-            </w:pPr>
-            <w:r>
-              <w:rPr>
-                <w:rFonts w:hint="eastAsia"/>
-                <w:lang w:val="en-US" w:eastAsia="zh-CN"/>
-              </w:rPr>
-              <w:t>《06-03 服务报告管理流程》</w:t>
-            </w:r>
-          </w:p>
-        </w:tc>
-        <w:tc>
-          <w:tcPr>
-            <w:tcW w:w="1193" w:type="dxa"/>
-          </w:tcPr>
-          <w:p>
-            <w:pPr>
-              <w:pStyle w:val="5"/>
-              <w:spacing w:before="132" w:line="219" w:lineRule="auto"/>
-              <w:ind w:left="364"/>
-            </w:pPr>
-            <w:r>
-              <w:rPr>
-                <w:b/>
-                <w:bCs/>
-                <w:spacing w:val="-8"/>
-              </w:rPr>
-              <w:t>姓名</w:t>
-            </w:r>
-          </w:p>
-        </w:tc>
-        <w:tc>
-          <w:tcPr>
-            <w:tcW w:w="2516" w:type="dxa"/>
-          </w:tcPr>
-          <w:p>
-            <w:pPr>
-              <w:pStyle w:val="5"/>
-              <w:spacing w:before="131" w:line="223" w:lineRule="auto"/>
-              <w:ind w:left="1025"/>
-              <w:rPr>
-                <w:rFonts w:hint="default" w:eastAsia="宋体"/>
-                <w:lang w:val="en-US" w:eastAsia="zh-CN"/>
-              </w:rPr>
-            </w:pPr>
-            <w:r>
-              <w:rPr>
-                <w:rFonts w:hint="eastAsia"/>
-                <w:b/>
-                <w:bCs/>
-                <w:spacing w:val="-9"/>
-                <w:lang w:val="en-US" w:eastAsia="zh-CN"/>
-              </w:rPr>
-              <w:t>安泽佳</w:t>
-            </w:r>
-          </w:p>
-        </w:tc>
-      </w:tr>
-      <w:tr>
-        <w:tblPrEx>
-          <w:tblBorders>
-            <w:top w:val="single" w:color="000000" w:sz="2" w:space="0"/>
-            <w:left w:val="single" w:color="000000" w:sz="2" w:space="0"/>
-            <w:bottom w:val="single" w:color="000000" w:sz="2" w:space="0"/>
-            <w:right w:val="single" w:color="000000" w:sz="2" w:space="0"/>
-            <w:insideH w:val="single" w:color="000000" w:sz="2" w:space="0"/>
-            <w:insideV w:val="single" w:color="000000" w:sz="2" w:space="0"/>
-          </w:tblBorders>
-          <w:tblCellMar>
-            <w:top w:w="0" w:type="dxa"/>
-            <w:left w:w="0" w:type="dxa"/>
-            <w:bottom w:w="0" w:type="dxa"/>
-            <w:right w:w="0" w:type="dxa"/>
-          </w:tblCellMar>
-        </w:tblPrEx>
-        <w:trPr>
-          <w:trHeight w:val="487" w:hRule="atLeast"/>
-        </w:trPr>
-        <w:tc>
-          <w:tcPr>
-            <w:tcW w:w="8517" w:type="dxa"/>
-            <w:gridSpan w:val="4"/>
-          </w:tcPr>
-          <w:p>
-            <w:pPr>
-              <w:pStyle w:val="5"/>
-              <w:spacing w:before="132" w:line="219" w:lineRule="auto"/>
-              <w:ind w:left="23"/>
-            </w:pPr>
-            <w:r>
-              <w:rPr>
-                <w:b/>
-                <w:bCs/>
-                <w:spacing w:val="-2"/>
-              </w:rPr>
-              <w:t>评分标准：非常好-10</w:t>
-            </w:r>
-            <w:r>
-              <w:rPr>
-                <w:spacing w:val="-48"/>
-              </w:rPr>
-              <w:t xml:space="preserve"> </w:t>
-            </w:r>
-            <w:r>
-              <w:rPr>
-                <w:b/>
-                <w:bCs/>
-                <w:spacing w:val="-2"/>
-              </w:rPr>
-              <w:t>分</w:t>
-            </w:r>
-            <w:r>
-              <w:rPr>
-                <w:spacing w:val="-2"/>
-              </w:rPr>
-              <w:t xml:space="preserve">   </w:t>
-            </w:r>
-            <w:r>
-              <w:rPr>
-                <w:b/>
-                <w:bCs/>
-                <w:spacing w:val="-2"/>
-              </w:rPr>
-              <w:t>很好-8</w:t>
-            </w:r>
-            <w:r>
-              <w:rPr>
-                <w:spacing w:val="-48"/>
-              </w:rPr>
-              <w:t xml:space="preserve"> </w:t>
-            </w:r>
-            <w:r>
-              <w:rPr>
-                <w:b/>
-                <w:bCs/>
-                <w:spacing w:val="-2"/>
-              </w:rPr>
-              <w:t>分</w:t>
-            </w:r>
-            <w:r>
-              <w:rPr>
-                <w:spacing w:val="-2"/>
-              </w:rPr>
-              <w:t xml:space="preserve">   </w:t>
-            </w:r>
-            <w:r>
-              <w:rPr>
-                <w:b/>
-                <w:bCs/>
-                <w:spacing w:val="-2"/>
-              </w:rPr>
-              <w:t>好-6</w:t>
-            </w:r>
-            <w:r>
-              <w:rPr>
-                <w:spacing w:val="-48"/>
-              </w:rPr>
-              <w:t xml:space="preserve"> </w:t>
-            </w:r>
-            <w:r>
-              <w:rPr>
-                <w:b/>
-                <w:bCs/>
-                <w:spacing w:val="-3"/>
-              </w:rPr>
-              <w:t>分</w:t>
-            </w:r>
-            <w:r>
-              <w:rPr>
-                <w:spacing w:val="-3"/>
-              </w:rPr>
-              <w:t xml:space="preserve">   </w:t>
-            </w:r>
-            <w:r>
-              <w:rPr>
-                <w:b/>
-                <w:bCs/>
-                <w:spacing w:val="-3"/>
-              </w:rPr>
-              <w:t>较差-4</w:t>
-            </w:r>
-            <w:r>
-              <w:rPr>
-                <w:spacing w:val="-47"/>
-              </w:rPr>
-              <w:t xml:space="preserve"> </w:t>
-            </w:r>
-            <w:r>
-              <w:rPr>
-                <w:b/>
-                <w:bCs/>
-                <w:spacing w:val="-3"/>
-              </w:rPr>
-              <w:t>分</w:t>
-            </w:r>
-            <w:r>
-              <w:rPr>
-                <w:spacing w:val="-3"/>
-              </w:rPr>
-              <w:t xml:space="preserve">   </w:t>
-            </w:r>
-            <w:r>
-              <w:rPr>
-                <w:b/>
-                <w:bCs/>
-                <w:spacing w:val="-3"/>
-              </w:rPr>
-              <w:t>很差-2</w:t>
-            </w:r>
-            <w:r>
-              <w:rPr>
-                <w:spacing w:val="-48"/>
-              </w:rPr>
-              <w:t xml:space="preserve"> </w:t>
-            </w:r>
-            <w:r>
-              <w:rPr>
-                <w:b/>
-                <w:bCs/>
-                <w:spacing w:val="-3"/>
-              </w:rPr>
-              <w:t>分</w:t>
-            </w:r>
-          </w:p>
-        </w:tc>
-      </w:tr>
-      <w:tr>
-        <w:tblPrEx>
-          <w:tblBorders>
-            <w:top w:val="single" w:color="000000" w:sz="2" w:space="0"/>
-            <w:left w:val="single" w:color="000000" w:sz="2" w:space="0"/>
-            <w:bottom w:val="single" w:color="000000" w:sz="2" w:space="0"/>
-            <w:right w:val="single" w:color="000000" w:sz="2" w:space="0"/>
-            <w:insideH w:val="single" w:color="000000" w:sz="2" w:space="0"/>
-            <w:insideV w:val="single" w:color="000000" w:sz="2" w:space="0"/>
-          </w:tblBorders>
-          <w:tblCellMar>
-            <w:top w:w="0" w:type="dxa"/>
-            <w:left w:w="0" w:type="dxa"/>
-            <w:bottom w:w="0" w:type="dxa"/>
-            <w:right w:w="0" w:type="dxa"/>
-          </w:tblCellMar>
-        </w:tblPrEx>
-        <w:trPr>
-          <w:trHeight w:val="488" w:hRule="atLeast"/>
-        </w:trPr>
-        <w:tc>
-          <w:tcPr>
-            <w:tcW w:w="6001" w:type="dxa"/>
-            <w:gridSpan w:val="3"/>
-          </w:tcPr>
-          <w:p>
-            <w:pPr>
-              <w:pStyle w:val="5"/>
-              <w:spacing w:before="132" w:line="221" w:lineRule="auto"/>
-              <w:ind w:left="2794"/>
-            </w:pPr>
-            <w:r>
-              <w:rPr>
-                <w:b/>
-                <w:bCs/>
-                <w:spacing w:val="-21"/>
-              </w:rPr>
-              <w:t>问题</w:t>
-            </w:r>
-          </w:p>
-        </w:tc>
-        <w:tc>
-          <w:tcPr>
-            <w:tcW w:w="2516" w:type="dxa"/>
-          </w:tcPr>
-          <w:p>
-            <w:pPr>
-              <w:pStyle w:val="5"/>
-              <w:spacing w:before="131" w:line="220" w:lineRule="auto"/>
-              <w:ind w:left="271"/>
-            </w:pPr>
-            <w:r>
-              <w:rPr>
-                <w:b/>
-                <w:bCs/>
-                <w:spacing w:val="-7"/>
-              </w:rPr>
-              <w:t>评分</w:t>
-            </w:r>
-          </w:p>
-        </w:tc>
-      </w:tr>
-      <w:tr>
-        <w:tblPrEx>
-          <w:tblBorders>
-            <w:top w:val="single" w:color="000000" w:sz="2" w:space="0"/>
-            <w:left w:val="single" w:color="000000" w:sz="2" w:space="0"/>
-            <w:bottom w:val="single" w:color="000000" w:sz="2" w:space="0"/>
-            <w:right w:val="single" w:color="000000" w:sz="2" w:space="0"/>
-            <w:insideH w:val="single" w:color="000000" w:sz="2" w:space="0"/>
-            <w:insideV w:val="single" w:color="000000" w:sz="2" w:space="0"/>
-          </w:tblBorders>
-          <w:tblCellMar>
-            <w:top w:w="0" w:type="dxa"/>
-            <w:left w:w="0" w:type="dxa"/>
-            <w:bottom w:w="0" w:type="dxa"/>
-            <w:right w:w="0" w:type="dxa"/>
-          </w:tblCellMar>
-        </w:tblPrEx>
-        <w:trPr>
-          <w:trHeight w:val="488" w:hRule="atLeast"/>
-        </w:trPr>
-        <w:tc>
-          <w:tcPr>
-            <w:tcW w:w="1359" w:type="dxa"/>
-            <w:vMerge w:val="restart"/>
-            <w:tcBorders>
-              <w:bottom w:val="nil"/>
-            </w:tcBorders>
-          </w:tcPr>
-          <w:p>
-            <w:pPr>
-              <w:spacing w:line="258" w:lineRule="auto"/>
-              <w:rPr>
-                <w:rFonts w:ascii="Arial"/>
-                <w:sz w:val="21"/>
-              </w:rPr>
-            </w:pPr>
-          </w:p>
-          <w:p>
-            <w:pPr>
-              <w:spacing w:line="259" w:lineRule="auto"/>
-              <w:rPr>
-                <w:rFonts w:ascii="Arial"/>
-                <w:sz w:val="21"/>
-              </w:rPr>
-            </w:pPr>
-          </w:p>
-          <w:p>
-            <w:pPr>
-              <w:spacing w:line="259" w:lineRule="auto"/>
-              <w:rPr>
-                <w:rFonts w:ascii="Arial"/>
-                <w:sz w:val="21"/>
-              </w:rPr>
-            </w:pPr>
-          </w:p>
-          <w:p>
-            <w:pPr>
-              <w:spacing w:line="259" w:lineRule="auto"/>
-              <w:rPr>
-                <w:rFonts w:ascii="Arial"/>
-                <w:sz w:val="21"/>
-              </w:rPr>
-            </w:pPr>
-          </w:p>
-          <w:p>
-            <w:pPr>
-              <w:pStyle w:val="5"/>
-              <w:spacing w:before="78" w:line="219" w:lineRule="auto"/>
-              <w:ind w:left="205"/>
-            </w:pPr>
-            <w:r>
-              <w:rPr>
-                <w:b/>
-                <w:bCs/>
-                <w:spacing w:val="-5"/>
-              </w:rPr>
-              <w:t>培训内容</w:t>
-            </w:r>
-          </w:p>
-        </w:tc>
-        <w:tc>
-          <w:tcPr>
-            <w:tcW w:w="4642" w:type="dxa"/>
-            <w:gridSpan w:val="2"/>
-          </w:tcPr>
-          <w:p>
-            <w:pPr>
-              <w:pStyle w:val="5"/>
-              <w:spacing w:before="133" w:line="219" w:lineRule="auto"/>
-              <w:ind w:left="20"/>
-            </w:pPr>
-            <w:r>
-              <w:rPr>
-                <w:spacing w:val="-2"/>
-              </w:rPr>
-              <w:t>授课目标是否明确</w:t>
-            </w:r>
-          </w:p>
-        </w:tc>
-        <w:tc>
-          <w:tcPr>
-            <w:tcW w:w="2516" w:type="dxa"/>
-          </w:tcPr>
-          <w:p>
-            <w:pPr>
-              <w:pStyle w:val="5"/>
-              <w:spacing w:before="132"/>
-              <w:ind w:left="704"/>
-              <w:rPr>
-                <w:rFonts w:hint="default" w:eastAsia="宋体"/>
-                <w:lang w:val="en-US" w:eastAsia="zh-CN"/>
-              </w:rPr>
-            </w:pPr>
-            <w:r>
-              <w:rPr>
-                <w:rFonts w:hint="eastAsia"/>
-                <w:lang w:val="en-US" w:eastAsia="zh-CN"/>
-              </w:rPr>
-              <w:t>8</w:t>
-            </w:r>
-          </w:p>
-        </w:tc>
-      </w:tr>
-      <w:tr>
-        <w:tblPrEx>
-          <w:tblBorders>
-            <w:top w:val="single" w:color="000000" w:sz="2" w:space="0"/>
-            <w:left w:val="single" w:color="000000" w:sz="2" w:space="0"/>
-            <w:bottom w:val="single" w:color="000000" w:sz="2" w:space="0"/>
-            <w:right w:val="single" w:color="000000" w:sz="2" w:space="0"/>
-            <w:insideH w:val="single" w:color="000000" w:sz="2" w:space="0"/>
-            <w:insideV w:val="single" w:color="000000" w:sz="2" w:space="0"/>
-          </w:tblBorders>
-          <w:tblCellMar>
-            <w:top w:w="0" w:type="dxa"/>
-            <w:left w:w="0" w:type="dxa"/>
-            <w:bottom w:w="0" w:type="dxa"/>
-            <w:right w:w="0" w:type="dxa"/>
-          </w:tblCellMar>
-        </w:tblPrEx>
-        <w:trPr>
-          <w:trHeight w:val="488" w:hRule="atLeast"/>
-        </w:trPr>
-        <w:tc>
-          <w:tcPr>
-            <w:tcW w:w="1359" w:type="dxa"/>
-            <w:vMerge w:val="continue"/>
-            <w:tcBorders>
-              <w:top w:val="nil"/>
-              <w:bottom w:val="nil"/>
-            </w:tcBorders>
-          </w:tcPr>
-          <w:p>
-            <w:pPr>
-              <w:rPr>
-                <w:rFonts w:ascii="Arial"/>
-                <w:sz w:val="21"/>
-              </w:rPr>
-            </w:pPr>
-          </w:p>
-        </w:tc>
-        <w:tc>
-          <w:tcPr>
-            <w:tcW w:w="4642" w:type="dxa"/>
-            <w:gridSpan w:val="2"/>
-          </w:tcPr>
-          <w:p>
-            <w:pPr>
-              <w:pStyle w:val="5"/>
-              <w:spacing w:before="132" w:line="220" w:lineRule="auto"/>
-              <w:ind w:left="20"/>
-            </w:pPr>
-            <w:r>
-              <w:rPr>
-                <w:spacing w:val="-1"/>
-              </w:rPr>
-              <w:t>课程时间安排是否合理？</w:t>
-            </w:r>
-          </w:p>
-        </w:tc>
-        <w:tc>
-          <w:tcPr>
-            <w:tcW w:w="2516" w:type="dxa"/>
-          </w:tcPr>
-          <w:p>
-            <w:pPr>
-              <w:pStyle w:val="5"/>
-              <w:spacing w:before="131"/>
-              <w:ind w:left="699"/>
-              <w:rPr>
-                <w:rFonts w:hint="default" w:eastAsia="宋体"/>
-                <w:lang w:val="en-US" w:eastAsia="zh-CN"/>
-              </w:rPr>
-            </w:pPr>
-            <w:r>
-              <w:rPr>
-                <w:rFonts w:hint="eastAsia"/>
-                <w:lang w:val="en-US" w:eastAsia="zh-CN"/>
-              </w:rPr>
-              <w:t>8</w:t>
-            </w:r>
-          </w:p>
-        </w:tc>
-      </w:tr>
-      <w:tr>
-        <w:tblPrEx>
-          <w:tblBorders>
-            <w:top w:val="single" w:color="000000" w:sz="2" w:space="0"/>
-            <w:left w:val="single" w:color="000000" w:sz="2" w:space="0"/>
-            <w:bottom w:val="single" w:color="000000" w:sz="2" w:space="0"/>
-            <w:right w:val="single" w:color="000000" w:sz="2" w:space="0"/>
-            <w:insideH w:val="single" w:color="000000" w:sz="2" w:space="0"/>
-            <w:insideV w:val="single" w:color="000000" w:sz="2" w:space="0"/>
-          </w:tblBorders>
-          <w:tblCellMar>
-            <w:top w:w="0" w:type="dxa"/>
-            <w:left w:w="0" w:type="dxa"/>
-            <w:bottom w:w="0" w:type="dxa"/>
-            <w:right w:w="0" w:type="dxa"/>
-          </w:tblCellMar>
-        </w:tblPrEx>
-        <w:trPr>
-          <w:trHeight w:val="487" w:hRule="atLeast"/>
-        </w:trPr>
-        <w:tc>
-          <w:tcPr>
-            <w:tcW w:w="1359" w:type="dxa"/>
-            <w:vMerge w:val="continue"/>
-            <w:tcBorders>
-              <w:top w:val="nil"/>
-              <w:bottom w:val="nil"/>
-            </w:tcBorders>
-          </w:tcPr>
-          <w:p>
-            <w:pPr>
-              <w:rPr>
-                <w:rFonts w:ascii="Arial"/>
-                <w:sz w:val="21"/>
-              </w:rPr>
-            </w:pPr>
-          </w:p>
-        </w:tc>
-        <w:tc>
-          <w:tcPr>
-            <w:tcW w:w="4642" w:type="dxa"/>
-            <w:gridSpan w:val="2"/>
-          </w:tcPr>
-          <w:p>
-            <w:pPr>
-              <w:pStyle w:val="5"/>
-              <w:spacing w:before="134" w:line="219" w:lineRule="auto"/>
-              <w:ind w:left="20"/>
-            </w:pPr>
-            <w:r>
-              <w:rPr>
-                <w:spacing w:val="-1"/>
-              </w:rPr>
-              <w:t>课程内容是否具有深度？</w:t>
-            </w:r>
-          </w:p>
-        </w:tc>
-        <w:tc>
-          <w:tcPr>
-            <w:tcW w:w="2516" w:type="dxa"/>
-          </w:tcPr>
-          <w:p>
-            <w:pPr>
-              <w:pStyle w:val="5"/>
-              <w:spacing w:before="133"/>
-              <w:ind w:left="704"/>
-            </w:pPr>
-            <w:r>
-              <w:rPr>
-                <w:rFonts w:hint="eastAsia"/>
-                <w:lang w:val="en-US" w:eastAsia="zh-CN"/>
-              </w:rPr>
-              <w:t>10</w:t>
-            </w:r>
-          </w:p>
-        </w:tc>
-      </w:tr>
-      <w:tr>
-        <w:tblPrEx>
-          <w:tblBorders>
-            <w:top w:val="single" w:color="000000" w:sz="2" w:space="0"/>
-            <w:left w:val="single" w:color="000000" w:sz="2" w:space="0"/>
-            <w:bottom w:val="single" w:color="000000" w:sz="2" w:space="0"/>
-            <w:right w:val="single" w:color="000000" w:sz="2" w:space="0"/>
-            <w:insideH w:val="single" w:color="000000" w:sz="2" w:space="0"/>
-            <w:insideV w:val="single" w:color="000000" w:sz="2" w:space="0"/>
-          </w:tblBorders>
-          <w:tblCellMar>
-            <w:top w:w="0" w:type="dxa"/>
-            <w:left w:w="0" w:type="dxa"/>
-            <w:bottom w:w="0" w:type="dxa"/>
-            <w:right w:w="0" w:type="dxa"/>
-          </w:tblCellMar>
-        </w:tblPrEx>
-        <w:trPr>
-          <w:trHeight w:val="488" w:hRule="atLeast"/>
-        </w:trPr>
-        <w:tc>
-          <w:tcPr>
-            <w:tcW w:w="1359" w:type="dxa"/>
-            <w:vMerge w:val="continue"/>
-            <w:tcBorders>
-              <w:top w:val="nil"/>
-              <w:bottom w:val="nil"/>
-            </w:tcBorders>
-          </w:tcPr>
-          <w:p>
-            <w:pPr>
-              <w:rPr>
-                <w:rFonts w:ascii="Arial"/>
-                <w:sz w:val="21"/>
-              </w:rPr>
-            </w:pPr>
-          </w:p>
-        </w:tc>
-        <w:tc>
-          <w:tcPr>
-            <w:tcW w:w="4642" w:type="dxa"/>
-            <w:gridSpan w:val="2"/>
-          </w:tcPr>
-          <w:p>
-            <w:pPr>
-              <w:pStyle w:val="5"/>
-              <w:spacing w:before="134" w:line="219" w:lineRule="auto"/>
-              <w:ind w:left="22"/>
-            </w:pPr>
-            <w:r>
-              <w:rPr>
-                <w:spacing w:val="-1"/>
-              </w:rPr>
-              <w:t>培训内容逻辑是否明确？</w:t>
-            </w:r>
-          </w:p>
-        </w:tc>
-        <w:tc>
-          <w:tcPr>
-            <w:tcW w:w="2516" w:type="dxa"/>
-          </w:tcPr>
-          <w:p>
-            <w:pPr>
-              <w:pStyle w:val="5"/>
-              <w:spacing w:before="133"/>
-              <w:ind w:left="744"/>
-            </w:pPr>
-            <w:r>
-              <w:t>8</w:t>
-            </w:r>
-          </w:p>
-        </w:tc>
-      </w:tr>
-      <w:tr>
-        <w:tblPrEx>
-          <w:tblBorders>
-            <w:top w:val="single" w:color="000000" w:sz="2" w:space="0"/>
-            <w:left w:val="single" w:color="000000" w:sz="2" w:space="0"/>
-            <w:bottom w:val="single" w:color="000000" w:sz="2" w:space="0"/>
-            <w:right w:val="single" w:color="000000" w:sz="2" w:space="0"/>
-            <w:insideH w:val="single" w:color="000000" w:sz="2" w:space="0"/>
-            <w:insideV w:val="single" w:color="000000" w:sz="2" w:space="0"/>
-          </w:tblBorders>
-          <w:tblCellMar>
-            <w:top w:w="0" w:type="dxa"/>
-            <w:left w:w="0" w:type="dxa"/>
-            <w:bottom w:w="0" w:type="dxa"/>
-            <w:right w:w="0" w:type="dxa"/>
-          </w:tblCellMar>
-        </w:tblPrEx>
-        <w:trPr>
-          <w:trHeight w:val="488" w:hRule="atLeast"/>
-        </w:trPr>
-        <w:tc>
-          <w:tcPr>
-            <w:tcW w:w="1359" w:type="dxa"/>
-            <w:vMerge w:val="continue"/>
-            <w:tcBorders>
-              <w:top w:val="nil"/>
-            </w:tcBorders>
-          </w:tcPr>
-          <w:p>
-            <w:pPr>
-              <w:rPr>
-                <w:rFonts w:ascii="Arial"/>
-                <w:sz w:val="21"/>
-              </w:rPr>
-            </w:pPr>
-          </w:p>
-        </w:tc>
-        <w:tc>
-          <w:tcPr>
-            <w:tcW w:w="4642" w:type="dxa"/>
-            <w:gridSpan w:val="2"/>
-          </w:tcPr>
-          <w:p>
-            <w:pPr>
-              <w:pStyle w:val="5"/>
-              <w:spacing w:before="133" w:line="219" w:lineRule="auto"/>
-              <w:ind w:left="20"/>
-            </w:pPr>
-            <w:r>
-              <w:rPr>
-                <w:spacing w:val="-1"/>
-              </w:rPr>
-              <w:t>课程内容对个人的帮助度？</w:t>
-            </w:r>
-          </w:p>
-        </w:tc>
-        <w:tc>
-          <w:tcPr>
-            <w:tcW w:w="2516" w:type="dxa"/>
-          </w:tcPr>
-          <w:p>
-            <w:pPr>
-              <w:pStyle w:val="5"/>
-              <w:spacing w:before="132"/>
-              <w:ind w:left="704"/>
-            </w:pPr>
-            <w:r>
-              <w:rPr>
-                <w:rFonts w:hint="eastAsia"/>
-                <w:lang w:val="en-US" w:eastAsia="zh-CN"/>
-              </w:rPr>
-              <w:t>10</w:t>
-            </w:r>
-          </w:p>
-        </w:tc>
-      </w:tr>
-      <w:tr>
-        <w:tblPrEx>
-          <w:tblBorders>
-            <w:top w:val="single" w:color="000000" w:sz="2" w:space="0"/>
-            <w:left w:val="single" w:color="000000" w:sz="2" w:space="0"/>
-            <w:bottom w:val="single" w:color="000000" w:sz="2" w:space="0"/>
-            <w:right w:val="single" w:color="000000" w:sz="2" w:space="0"/>
-            <w:insideH w:val="single" w:color="000000" w:sz="2" w:space="0"/>
-            <w:insideV w:val="single" w:color="000000" w:sz="2" w:space="0"/>
-          </w:tblBorders>
-          <w:tblCellMar>
-            <w:top w:w="0" w:type="dxa"/>
-            <w:left w:w="0" w:type="dxa"/>
-            <w:bottom w:w="0" w:type="dxa"/>
-            <w:right w:w="0" w:type="dxa"/>
-          </w:tblCellMar>
-        </w:tblPrEx>
-        <w:trPr>
-          <w:trHeight w:val="487" w:hRule="atLeast"/>
-        </w:trPr>
-        <w:tc>
-          <w:tcPr>
-            <w:tcW w:w="1359" w:type="dxa"/>
-            <w:vMerge w:val="restart"/>
-            <w:tcBorders>
-              <w:bottom w:val="nil"/>
-            </w:tcBorders>
-          </w:tcPr>
-          <w:p>
-            <w:pPr>
-              <w:spacing w:line="259" w:lineRule="auto"/>
-              <w:rPr>
-                <w:rFonts w:ascii="Arial"/>
-                <w:sz w:val="21"/>
-              </w:rPr>
-            </w:pPr>
-          </w:p>
-          <w:p>
-            <w:pPr>
-              <w:spacing w:line="259" w:lineRule="auto"/>
-              <w:rPr>
-                <w:rFonts w:ascii="Arial"/>
-                <w:sz w:val="21"/>
-              </w:rPr>
-            </w:pPr>
-          </w:p>
-          <w:p>
-            <w:pPr>
-              <w:spacing w:line="259" w:lineRule="auto"/>
-              <w:rPr>
-                <w:rFonts w:ascii="Arial"/>
-                <w:sz w:val="21"/>
-              </w:rPr>
-            </w:pPr>
-          </w:p>
-          <w:p>
-            <w:pPr>
-              <w:spacing w:line="259" w:lineRule="auto"/>
-              <w:rPr>
-                <w:rFonts w:ascii="Arial"/>
-                <w:sz w:val="21"/>
-              </w:rPr>
-            </w:pPr>
-          </w:p>
-          <w:p>
-            <w:pPr>
-              <w:pStyle w:val="5"/>
-              <w:spacing w:before="78" w:line="219" w:lineRule="auto"/>
-              <w:ind w:left="444"/>
-            </w:pPr>
-            <w:r>
-              <w:rPr>
-                <w:b/>
-                <w:bCs/>
-                <w:spacing w:val="-8"/>
-              </w:rPr>
-              <w:t>讲师</w:t>
-            </w:r>
-          </w:p>
-        </w:tc>
-        <w:tc>
-          <w:tcPr>
-            <w:tcW w:w="4642" w:type="dxa"/>
-            <w:gridSpan w:val="2"/>
-          </w:tcPr>
-          <w:p>
-            <w:pPr>
-              <w:pStyle w:val="5"/>
-              <w:spacing w:before="134" w:line="219" w:lineRule="auto"/>
-              <w:ind w:left="20"/>
-            </w:pPr>
-            <w:r>
-              <w:rPr>
-                <w:spacing w:val="-1"/>
-              </w:rPr>
-              <w:t>授课思路是否清晰？</w:t>
-            </w:r>
-          </w:p>
-        </w:tc>
-        <w:tc>
-          <w:tcPr>
-            <w:tcW w:w="2516" w:type="dxa"/>
-          </w:tcPr>
-          <w:p>
-            <w:pPr>
-              <w:pStyle w:val="5"/>
-              <w:spacing w:before="133"/>
-              <w:ind w:left="704"/>
-            </w:pPr>
-            <w:r>
-              <w:rPr>
-                <w:rFonts w:hint="eastAsia"/>
-                <w:lang w:val="en-US" w:eastAsia="zh-CN"/>
-              </w:rPr>
-              <w:t>8</w:t>
-            </w:r>
-          </w:p>
-        </w:tc>
-      </w:tr>
-      <w:tr>
-        <w:tblPrEx>
-          <w:tblBorders>
-            <w:top w:val="single" w:color="000000" w:sz="2" w:space="0"/>
-            <w:left w:val="single" w:color="000000" w:sz="2" w:space="0"/>
-            <w:bottom w:val="single" w:color="000000" w:sz="2" w:space="0"/>
-            <w:right w:val="single" w:color="000000" w:sz="2" w:space="0"/>
-            <w:insideH w:val="single" w:color="000000" w:sz="2" w:space="0"/>
-            <w:insideV w:val="single" w:color="000000" w:sz="2" w:space="0"/>
-          </w:tblBorders>
-          <w:tblCellMar>
-            <w:top w:w="0" w:type="dxa"/>
-            <w:left w:w="0" w:type="dxa"/>
-            <w:bottom w:w="0" w:type="dxa"/>
-            <w:right w:w="0" w:type="dxa"/>
-          </w:tblCellMar>
-        </w:tblPrEx>
-        <w:trPr>
-          <w:trHeight w:val="488" w:hRule="atLeast"/>
-        </w:trPr>
-        <w:tc>
-          <w:tcPr>
-            <w:tcW w:w="1359" w:type="dxa"/>
-            <w:vMerge w:val="continue"/>
-            <w:tcBorders>
-              <w:top w:val="nil"/>
-              <w:bottom w:val="nil"/>
-            </w:tcBorders>
-          </w:tcPr>
-          <w:p>
-            <w:pPr>
-              <w:rPr>
-                <w:rFonts w:ascii="Arial"/>
-                <w:sz w:val="21"/>
-              </w:rPr>
-            </w:pPr>
-          </w:p>
-        </w:tc>
-        <w:tc>
-          <w:tcPr>
-            <w:tcW w:w="4642" w:type="dxa"/>
-            <w:gridSpan w:val="2"/>
-          </w:tcPr>
-          <w:p>
-            <w:pPr>
-              <w:pStyle w:val="5"/>
-              <w:spacing w:before="134" w:line="219" w:lineRule="auto"/>
-              <w:ind w:left="25"/>
-            </w:pPr>
-            <w:r>
-              <w:rPr>
-                <w:spacing w:val="-2"/>
-              </w:rPr>
-              <w:t>是否认可和赞同讲师的观点？</w:t>
-            </w:r>
-          </w:p>
-        </w:tc>
-        <w:tc>
-          <w:tcPr>
-            <w:tcW w:w="2516" w:type="dxa"/>
-          </w:tcPr>
-          <w:p>
-            <w:pPr>
-              <w:pStyle w:val="5"/>
-              <w:spacing w:before="133"/>
-              <w:ind w:left="704"/>
-            </w:pPr>
-            <w:r>
-              <w:rPr>
-                <w:rFonts w:hint="eastAsia"/>
-                <w:lang w:val="en-US" w:eastAsia="zh-CN"/>
-              </w:rPr>
-              <w:t>10</w:t>
-            </w:r>
-          </w:p>
-        </w:tc>
-      </w:tr>
-      <w:tr>
-        <w:tblPrEx>
-          <w:tblBorders>
-            <w:top w:val="single" w:color="000000" w:sz="2" w:space="0"/>
-            <w:left w:val="single" w:color="000000" w:sz="2" w:space="0"/>
-            <w:bottom w:val="single" w:color="000000" w:sz="2" w:space="0"/>
-            <w:right w:val="single" w:color="000000" w:sz="2" w:space="0"/>
-            <w:insideH w:val="single" w:color="000000" w:sz="2" w:space="0"/>
-            <w:insideV w:val="single" w:color="000000" w:sz="2" w:space="0"/>
-          </w:tblBorders>
-          <w:tblCellMar>
-            <w:top w:w="0" w:type="dxa"/>
-            <w:left w:w="0" w:type="dxa"/>
-            <w:bottom w:w="0" w:type="dxa"/>
-            <w:right w:w="0" w:type="dxa"/>
-          </w:tblCellMar>
-        </w:tblPrEx>
-        <w:trPr>
-          <w:trHeight w:val="488" w:hRule="atLeast"/>
-        </w:trPr>
-        <w:tc>
-          <w:tcPr>
-            <w:tcW w:w="1359" w:type="dxa"/>
-            <w:vMerge w:val="continue"/>
-            <w:tcBorders>
-              <w:top w:val="nil"/>
-              <w:bottom w:val="nil"/>
-            </w:tcBorders>
-          </w:tcPr>
-          <w:p>
-            <w:pPr>
-              <w:rPr>
-                <w:rFonts w:ascii="Arial"/>
-                <w:sz w:val="21"/>
-              </w:rPr>
-            </w:pPr>
-          </w:p>
-        </w:tc>
-        <w:tc>
-          <w:tcPr>
-            <w:tcW w:w="4642" w:type="dxa"/>
-            <w:gridSpan w:val="2"/>
-          </w:tcPr>
-          <w:p>
-            <w:pPr>
-              <w:pStyle w:val="5"/>
-              <w:spacing w:before="135" w:line="220" w:lineRule="auto"/>
-              <w:ind w:left="20"/>
-            </w:pPr>
-            <w:r>
-              <w:rPr>
-                <w:spacing w:val="-1"/>
-              </w:rPr>
-              <w:t>课堂气氛是否活跃？</w:t>
-            </w:r>
-          </w:p>
-        </w:tc>
-        <w:tc>
-          <w:tcPr>
-            <w:tcW w:w="2516" w:type="dxa"/>
-          </w:tcPr>
-          <w:p>
-            <w:pPr>
-              <w:pStyle w:val="5"/>
-              <w:spacing w:before="134"/>
-              <w:ind w:left="624"/>
-            </w:pPr>
-            <w:r>
-              <w:rPr>
-                <w:rFonts w:hint="eastAsia"/>
-                <w:lang w:val="en-US" w:eastAsia="zh-CN"/>
-              </w:rPr>
-              <w:t>10</w:t>
-            </w:r>
-          </w:p>
-        </w:tc>
-      </w:tr>
-      <w:tr>
-        <w:tblPrEx>
-          <w:tblBorders>
-            <w:top w:val="single" w:color="000000" w:sz="2" w:space="0"/>
-            <w:left w:val="single" w:color="000000" w:sz="2" w:space="0"/>
-            <w:bottom w:val="single" w:color="000000" w:sz="2" w:space="0"/>
-            <w:right w:val="single" w:color="000000" w:sz="2" w:space="0"/>
-            <w:insideH w:val="single" w:color="000000" w:sz="2" w:space="0"/>
-            <w:insideV w:val="single" w:color="000000" w:sz="2" w:space="0"/>
-          </w:tblBorders>
-          <w:tblCellMar>
-            <w:top w:w="0" w:type="dxa"/>
-            <w:left w:w="0" w:type="dxa"/>
-            <w:bottom w:w="0" w:type="dxa"/>
-            <w:right w:w="0" w:type="dxa"/>
-          </w:tblCellMar>
-        </w:tblPrEx>
-        <w:trPr>
-          <w:trHeight w:val="488" w:hRule="atLeast"/>
-        </w:trPr>
-        <w:tc>
-          <w:tcPr>
-            <w:tcW w:w="1359" w:type="dxa"/>
-            <w:vMerge w:val="continue"/>
-            <w:tcBorders>
-              <w:top w:val="nil"/>
-              <w:bottom w:val="nil"/>
-            </w:tcBorders>
-          </w:tcPr>
-          <w:p>
-            <w:pPr>
-              <w:rPr>
-                <w:rFonts w:ascii="Arial"/>
-                <w:sz w:val="21"/>
-              </w:rPr>
-            </w:pPr>
-          </w:p>
-        </w:tc>
-        <w:tc>
-          <w:tcPr>
-            <w:tcW w:w="4642" w:type="dxa"/>
-            <w:gridSpan w:val="2"/>
-          </w:tcPr>
-          <w:p>
-            <w:pPr>
-              <w:pStyle w:val="5"/>
-              <w:spacing w:before="134" w:line="220" w:lineRule="auto"/>
-              <w:ind w:left="20"/>
-            </w:pPr>
-            <w:r>
-              <w:rPr>
-                <w:spacing w:val="-1"/>
-              </w:rPr>
-              <w:t>对授课时间是否把控？</w:t>
-            </w:r>
-          </w:p>
-        </w:tc>
-        <w:tc>
-          <w:tcPr>
-            <w:tcW w:w="2516" w:type="dxa"/>
-          </w:tcPr>
-          <w:p>
-            <w:pPr>
-              <w:pStyle w:val="5"/>
-              <w:spacing w:before="133"/>
-              <w:ind w:left="629"/>
-            </w:pPr>
-            <w:r>
-              <w:rPr>
-                <w:rFonts w:hint="eastAsia"/>
-                <w:lang w:val="en-US" w:eastAsia="zh-CN"/>
-              </w:rPr>
-              <w:t>10</w:t>
-            </w:r>
-          </w:p>
-        </w:tc>
-      </w:tr>
-      <w:tr>
-        <w:tblPrEx>
-          <w:tblBorders>
-            <w:top w:val="single" w:color="000000" w:sz="2" w:space="0"/>
-            <w:left w:val="single" w:color="000000" w:sz="2" w:space="0"/>
-            <w:bottom w:val="single" w:color="000000" w:sz="2" w:space="0"/>
-            <w:right w:val="single" w:color="000000" w:sz="2" w:space="0"/>
-            <w:insideH w:val="single" w:color="000000" w:sz="2" w:space="0"/>
-            <w:insideV w:val="single" w:color="000000" w:sz="2" w:space="0"/>
-          </w:tblBorders>
-          <w:tblCellMar>
-            <w:top w:w="0" w:type="dxa"/>
-            <w:left w:w="0" w:type="dxa"/>
-            <w:bottom w:w="0" w:type="dxa"/>
-            <w:right w:w="0" w:type="dxa"/>
-          </w:tblCellMar>
-        </w:tblPrEx>
-        <w:trPr>
-          <w:trHeight w:val="488" w:hRule="atLeast"/>
-        </w:trPr>
-        <w:tc>
-          <w:tcPr>
-            <w:tcW w:w="1359" w:type="dxa"/>
-            <w:vMerge w:val="continue"/>
-            <w:tcBorders>
-              <w:top w:val="nil"/>
-            </w:tcBorders>
-          </w:tcPr>
-          <w:p>
-            <w:pPr>
-              <w:rPr>
-                <w:rFonts w:ascii="Arial"/>
-                <w:sz w:val="21"/>
-              </w:rPr>
-            </w:pPr>
-          </w:p>
-        </w:tc>
-        <w:tc>
-          <w:tcPr>
-            <w:tcW w:w="4642" w:type="dxa"/>
-            <w:gridSpan w:val="2"/>
-          </w:tcPr>
-          <w:p>
-            <w:pPr>
-              <w:pStyle w:val="5"/>
-              <w:spacing w:before="136" w:line="219" w:lineRule="auto"/>
-              <w:ind w:left="20"/>
-            </w:pPr>
-            <w:r>
-              <w:rPr>
-                <w:spacing w:val="-1"/>
-              </w:rPr>
-              <w:t>对学员关心的问题是否给予了满意的答复？</w:t>
-            </w:r>
-          </w:p>
-        </w:tc>
-        <w:tc>
-          <w:tcPr>
-            <w:tcW w:w="2516" w:type="dxa"/>
-          </w:tcPr>
-          <w:p>
-            <w:pPr>
-              <w:pStyle w:val="5"/>
-              <w:spacing w:before="135"/>
-              <w:ind w:left="704"/>
-            </w:pPr>
-            <w:r>
-              <w:t>8</w:t>
-            </w:r>
-          </w:p>
-        </w:tc>
-      </w:tr>
-      <w:tr>
-        <w:tblPrEx>
-          <w:tblBorders>
-            <w:top w:val="single" w:color="000000" w:sz="2" w:space="0"/>
-            <w:left w:val="single" w:color="000000" w:sz="2" w:space="0"/>
-            <w:bottom w:val="single" w:color="000000" w:sz="2" w:space="0"/>
-            <w:right w:val="single" w:color="000000" w:sz="2" w:space="0"/>
-            <w:insideH w:val="single" w:color="000000" w:sz="2" w:space="0"/>
-            <w:insideV w:val="single" w:color="000000" w:sz="2" w:space="0"/>
-          </w:tblBorders>
-          <w:tblCellMar>
-            <w:top w:w="0" w:type="dxa"/>
-            <w:left w:w="0" w:type="dxa"/>
-            <w:bottom w:w="0" w:type="dxa"/>
-            <w:right w:w="0" w:type="dxa"/>
-          </w:tblCellMar>
-        </w:tblPrEx>
-        <w:trPr>
-          <w:trHeight w:val="488" w:hRule="atLeast"/>
-        </w:trPr>
-        <w:tc>
-          <w:tcPr>
-            <w:tcW w:w="1359" w:type="dxa"/>
-            <w:vMerge w:val="restart"/>
-            <w:tcBorders>
-              <w:bottom w:val="nil"/>
-            </w:tcBorders>
-          </w:tcPr>
-          <w:p>
-            <w:pPr>
-              <w:spacing w:line="299" w:lineRule="auto"/>
-              <w:rPr>
-                <w:rFonts w:ascii="Arial"/>
-                <w:sz w:val="21"/>
-              </w:rPr>
-            </w:pPr>
-          </w:p>
-          <w:p>
-            <w:pPr>
-              <w:pStyle w:val="5"/>
-              <w:spacing w:before="78" w:line="220" w:lineRule="auto"/>
-              <w:ind w:left="207"/>
-            </w:pPr>
-            <w:r>
-              <w:rPr>
-                <w:b/>
-                <w:bCs/>
-                <w:spacing w:val="-5"/>
-              </w:rPr>
-              <w:t>训后感受</w:t>
-            </w:r>
-          </w:p>
-        </w:tc>
-        <w:tc>
-          <w:tcPr>
-            <w:tcW w:w="4642" w:type="dxa"/>
-            <w:gridSpan w:val="2"/>
-          </w:tcPr>
-          <w:p>
-            <w:pPr>
-              <w:pStyle w:val="5"/>
-              <w:spacing w:before="134" w:line="219" w:lineRule="auto"/>
-              <w:ind w:left="21"/>
-            </w:pPr>
-            <w:r>
-              <w:rPr>
-                <w:spacing w:val="-1"/>
-              </w:rPr>
-              <w:t>针对本次培训，有哪些建议？</w:t>
-            </w:r>
-          </w:p>
-        </w:tc>
-        <w:tc>
-          <w:tcPr>
-            <w:tcW w:w="2516" w:type="dxa"/>
-            <w:vMerge w:val="restart"/>
-          </w:tcPr>
-          <w:p>
-            <w:pPr>
-              <w:pStyle w:val="5"/>
-              <w:spacing w:before="134"/>
-              <w:ind w:right="13" w:firstLine="684" w:firstLineChars="300"/>
-              <w:jc w:val="both"/>
-              <w:rPr>
-                <w:rFonts w:hint="eastAsia" w:eastAsia="宋体"/>
-                <w:lang w:eastAsia="zh-CN"/>
-              </w:rPr>
-            </w:pPr>
-            <w:r>
-              <w:rPr>
-                <w:spacing w:val="-6"/>
-              </w:rPr>
-              <w:t>9</w:t>
-            </w:r>
-            <w:r>
-              <w:rPr>
-                <w:rFonts w:hint="eastAsia"/>
-                <w:spacing w:val="-6"/>
-                <w:lang w:val="en-US" w:eastAsia="zh-CN"/>
-              </w:rPr>
-              <w:t>0</w:t>
-            </w:r>
-          </w:p>
-        </w:tc>
-      </w:tr>
-      <w:tr>
-        <w:tblPrEx>
-          <w:tblBorders>
-            <w:top w:val="single" w:color="000000" w:sz="2" w:space="0"/>
-            <w:left w:val="single" w:color="000000" w:sz="2" w:space="0"/>
-            <w:bottom w:val="single" w:color="000000" w:sz="2" w:space="0"/>
-            <w:right w:val="single" w:color="000000" w:sz="2" w:space="0"/>
-            <w:insideH w:val="single" w:color="000000" w:sz="2" w:space="0"/>
-            <w:insideV w:val="single" w:color="000000" w:sz="2" w:space="0"/>
-          </w:tblBorders>
-          <w:tblCellMar>
-            <w:top w:w="0" w:type="dxa"/>
-            <w:left w:w="0" w:type="dxa"/>
-            <w:bottom w:w="0" w:type="dxa"/>
-            <w:right w:w="0" w:type="dxa"/>
-          </w:tblCellMar>
-        </w:tblPrEx>
-        <w:trPr>
-          <w:trHeight w:val="492" w:hRule="atLeast"/>
-        </w:trPr>
-        <w:tc>
-          <w:tcPr>
-            <w:tcW w:w="1359" w:type="dxa"/>
-            <w:vMerge w:val="continue"/>
-            <w:tcBorders>
-              <w:top w:val="nil"/>
-            </w:tcBorders>
-          </w:tcPr>
-          <w:p>
-            <w:pPr>
-              <w:rPr>
-                <w:rFonts w:ascii="Arial"/>
-                <w:sz w:val="21"/>
-              </w:rPr>
-            </w:pPr>
-          </w:p>
-        </w:tc>
-        <w:tc>
-          <w:tcPr>
-            <w:tcW w:w="4642" w:type="dxa"/>
-            <w:gridSpan w:val="2"/>
-          </w:tcPr>
-          <w:p>
-            <w:pPr>
-              <w:pStyle w:val="5"/>
-              <w:spacing w:before="133" w:line="220" w:lineRule="auto"/>
-              <w:ind w:left="23"/>
-            </w:pPr>
-            <w:r>
-              <w:t>无</w:t>
-            </w:r>
-          </w:p>
-        </w:tc>
-        <w:tc>
-          <w:tcPr>
-            <w:tcW w:w="2516" w:type="dxa"/>
-            <w:vMerge w:val="continue"/>
-          </w:tcPr>
-          <w:p>
-            <w:pPr>
-              <w:rPr>
-                <w:rFonts w:ascii="Arial"/>
-                <w:sz w:val="21"/>
-              </w:rPr>
-            </w:pPr>
-          </w:p>
-        </w:tc>
-      </w:tr>
-    </w:tbl>
-    <w:p>
-      <w:pPr>
-        <w:rPr>
-          <w:rFonts w:ascii="Arial"/>
-          <w:sz w:val="21"/>
-        </w:rPr>
-      </w:pPr>
+      <w:bookmarkStart w:id="0" w:name="_GoBack"/>
+      <w:bookmarkEnd w:id="0"/>
     </w:p>
     <w:sectPr>
       <w:headerReference r:id="rId5" w:type="default"/>
